--- a/Informe explicativo del analisis.docx
+++ b/Informe explicativo del analisis.docx
@@ -4,1903 +4,1204 @@
   <w:body>
     <w:p>
       <w:pPr>
-        <w:spacing w:before="100" w:beforeAutospacing="1" w:after="100" w:afterAutospacing="1" w:line="240" w:lineRule="auto"/>
-        <w:outlineLvl w:val="1"/>
-        <w:rPr>
-          <w:rFonts w:ascii="Times New Roman" w:eastAsia="Times New Roman" w:hAnsi="Times New Roman" w:cs="Times New Roman"/>
-          <w:b/>
-          <w:bCs/>
-          <w:sz w:val="36"/>
-          <w:szCs w:val="36"/>
-          <w:lang w:eastAsia="es-ES"/>
-        </w:rPr>
-      </w:pPr>
-      <w:r>
-        <w:rPr>
-          <w:rFonts w:ascii="Times New Roman" w:eastAsia="Times New Roman" w:hAnsi="Times New Roman" w:cs="Times New Roman"/>
-          <w:b/>
-          <w:bCs/>
-          <w:sz w:val="36"/>
-          <w:szCs w:val="36"/>
-          <w:lang w:eastAsia="es-ES"/>
-        </w:rPr>
-        <w:t>Análisis de rendimiento ofensivo de jugadores en las principales ligas europeas</w:t>
-      </w:r>
-    </w:p>
-    <w:p>
-      <w:pPr>
-        <w:spacing w:before="100" w:beforeAutospacing="1" w:after="100" w:afterAutospacing="1" w:line="240" w:lineRule="auto"/>
-        <w:outlineLvl w:val="2"/>
-        <w:rPr>
-          <w:rFonts w:ascii="Times New Roman" w:eastAsia="Times New Roman" w:hAnsi="Times New Roman" w:cs="Times New Roman"/>
-          <w:b/>
-          <w:bCs/>
-          <w:sz w:val="27"/>
-          <w:szCs w:val="27"/>
-          <w:lang w:eastAsia="es-ES"/>
-        </w:rPr>
-      </w:pPr>
-      <w:r>
-        <w:rPr>
-          <w:rFonts w:ascii="Times New Roman" w:eastAsia="Times New Roman" w:hAnsi="Times New Roman" w:cs="Times New Roman"/>
-          <w:b/>
-          <w:bCs/>
-          <w:sz w:val="27"/>
-          <w:szCs w:val="27"/>
-          <w:lang w:eastAsia="es-ES"/>
-        </w:rPr>
+        <w:pStyle w:val="Ttulo2"/>
+      </w:pPr>
+      <w:r>
+        <w:t>Análisis del rendimiento ofensivo de jugadores en ligas europeas</w:t>
+      </w:r>
+    </w:p>
+    <w:p>
+      <w:pPr>
+        <w:pStyle w:val="Ttulo3"/>
+      </w:pPr>
+      <w:r>
         <w:t>Introducción</w:t>
       </w:r>
     </w:p>
     <w:p>
       <w:pPr>
-        <w:spacing w:before="100" w:beforeAutospacing="1" w:after="100" w:afterAutospacing="1" w:line="240" w:lineRule="auto"/>
-        <w:outlineLvl w:val="2"/>
-        <w:rPr>
-          <w:rFonts w:ascii="Times New Roman" w:eastAsia="Times New Roman" w:hAnsi="Times New Roman" w:cs="Times New Roman"/>
-          <w:b/>
-          <w:bCs/>
-          <w:sz w:val="27"/>
-          <w:szCs w:val="27"/>
-          <w:lang w:eastAsia="es-ES"/>
-        </w:rPr>
-      </w:pPr>
-      <w:r>
-        <w:rPr>
-          <w:rFonts w:ascii="Times New Roman" w:eastAsia="Times New Roman" w:hAnsi="Times New Roman" w:cs="Times New Roman"/>
-          <w:sz w:val="24"/>
-          <w:szCs w:val="24"/>
-          <w:lang w:eastAsia="es-ES"/>
-        </w:rPr>
-        <w:t xml:space="preserve">El objetivo de este proyecto es analizar el rendimiento ofensivo de jugadores de fútbol en las principales ligas europeas mediante técnicas de análisis de datos y visualización con </w:t>
+        <w:pStyle w:val="NormalWeb"/>
+      </w:pPr>
+      <w:r>
+        <w:t xml:space="preserve">El objetivo de este proyecto es analizar el rendimiento ofensivo de jugadores de fútbol en las principales ligas europeas mediante técnicas de análisis de datos y visualización en </w:t>
       </w:r>
       <w:proofErr w:type="spellStart"/>
       <w:r>
-        <w:rPr>
-          <w:rFonts w:ascii="Times New Roman" w:eastAsia="Times New Roman" w:hAnsi="Times New Roman" w:cs="Times New Roman"/>
-          <w:sz w:val="24"/>
-          <w:szCs w:val="24"/>
-          <w:lang w:eastAsia="es-ES"/>
-        </w:rPr>
         <w:t>Power</w:t>
       </w:r>
       <w:proofErr w:type="spellEnd"/>
       <w:r>
-        <w:rPr>
-          <w:rFonts w:ascii="Times New Roman" w:eastAsia="Times New Roman" w:hAnsi="Times New Roman" w:cs="Times New Roman"/>
-          <w:sz w:val="24"/>
-          <w:szCs w:val="24"/>
-          <w:lang w:eastAsia="es-ES"/>
-        </w:rPr>
         <w:t xml:space="preserve"> BI.</w:t>
       </w:r>
-      <w:r>
-        <w:rPr>
-          <w:rFonts w:ascii="Times New Roman" w:eastAsia="Times New Roman" w:hAnsi="Times New Roman" w:cs="Times New Roman"/>
-          <w:b/>
-          <w:bCs/>
-          <w:sz w:val="27"/>
-          <w:szCs w:val="27"/>
-          <w:lang w:eastAsia="es-ES"/>
-        </w:rPr>
-        <w:t xml:space="preserve"> </w:t>
-      </w:r>
-      <w:r>
-        <w:rPr>
-          <w:rFonts w:ascii="Times New Roman" w:eastAsia="Times New Roman" w:hAnsi="Times New Roman" w:cs="Times New Roman"/>
-          <w:sz w:val="24"/>
-          <w:szCs w:val="24"/>
-          <w:lang w:eastAsia="es-ES"/>
-        </w:rPr>
-        <w:t>El análisis se centra en evaluar la capacidad goleadora y creativa de los jugadores a partir de dos métricas principales:</w:t>
+    </w:p>
+    <w:p>
+      <w:pPr>
+        <w:pStyle w:val="NormalWeb"/>
+      </w:pPr>
+      <w:r>
+        <w:t>El análisis se centra en evaluar la producción ofensiva de los jugadores a partir de métricas clave como:</w:t>
       </w:r>
     </w:p>
     <w:p>
       <w:pPr>
         <w:numPr>
           <w:ilvl w:val="0"/>
-          <w:numId w:val="1"/>
+          <w:numId w:val="8"/>
         </w:numPr>
         <w:spacing w:before="100" w:beforeAutospacing="1" w:after="100" w:afterAutospacing="1" w:line="240" w:lineRule="auto"/>
-        <w:rPr>
-          <w:rFonts w:ascii="Times New Roman" w:eastAsia="Times New Roman" w:hAnsi="Times New Roman" w:cs="Times New Roman"/>
-          <w:sz w:val="24"/>
-          <w:szCs w:val="24"/>
-          <w:lang w:eastAsia="es-ES"/>
-        </w:rPr>
-      </w:pPr>
-      <w:r>
-        <w:rPr>
-          <w:rFonts w:ascii="Times New Roman" w:eastAsia="Times New Roman" w:hAnsi="Times New Roman" w:cs="Times New Roman"/>
-          <w:b/>
-          <w:bCs/>
-          <w:sz w:val="24"/>
-          <w:szCs w:val="24"/>
-          <w:lang w:eastAsia="es-ES"/>
-        </w:rPr>
-        <w:t>Goles</w:t>
+      </w:pPr>
+      <w:r>
+        <w:t xml:space="preserve">Goles </w:t>
       </w:r>
     </w:p>
     <w:p>
       <w:pPr>
         <w:numPr>
           <w:ilvl w:val="0"/>
-          <w:numId w:val="1"/>
+          <w:numId w:val="8"/>
         </w:numPr>
         <w:spacing w:before="100" w:beforeAutospacing="1" w:after="100" w:afterAutospacing="1" w:line="240" w:lineRule="auto"/>
-        <w:rPr>
-          <w:rFonts w:ascii="Times New Roman" w:eastAsia="Times New Roman" w:hAnsi="Times New Roman" w:cs="Times New Roman"/>
-          <w:sz w:val="24"/>
-          <w:szCs w:val="24"/>
-          <w:lang w:eastAsia="es-ES"/>
-        </w:rPr>
-      </w:pPr>
-      <w:r>
-        <w:rPr>
-          <w:rFonts w:ascii="Times New Roman" w:eastAsia="Times New Roman" w:hAnsi="Times New Roman" w:cs="Times New Roman"/>
-          <w:b/>
-          <w:bCs/>
-          <w:sz w:val="24"/>
-          <w:szCs w:val="24"/>
-          <w:lang w:eastAsia="es-ES"/>
-        </w:rPr>
-        <w:t>Asistencias</w:t>
-      </w:r>
-    </w:p>
-    <w:p>
-      <w:pPr>
-        <w:spacing w:before="100" w:beforeAutospacing="1" w:after="100" w:afterAutospacing="1" w:line="240" w:lineRule="auto"/>
-        <w:rPr>
-          <w:rFonts w:ascii="Times New Roman" w:eastAsia="Times New Roman" w:hAnsi="Times New Roman" w:cs="Times New Roman"/>
-          <w:sz w:val="24"/>
-          <w:szCs w:val="24"/>
-          <w:lang w:eastAsia="es-ES"/>
-        </w:rPr>
-      </w:pPr>
-      <w:r>
-        <w:rPr>
-          <w:rFonts w:ascii="Times New Roman" w:eastAsia="Times New Roman" w:hAnsi="Times New Roman" w:cs="Times New Roman"/>
-          <w:sz w:val="24"/>
-          <w:szCs w:val="24"/>
-          <w:lang w:eastAsia="es-ES"/>
-        </w:rPr>
-        <w:t xml:space="preserve">Además, se utiliza la métrica </w:t>
-      </w:r>
-      <w:r>
-        <w:rPr>
-          <w:rFonts w:ascii="Times New Roman" w:eastAsia="Times New Roman" w:hAnsi="Times New Roman" w:cs="Times New Roman"/>
-          <w:b/>
-          <w:bCs/>
-          <w:sz w:val="24"/>
-          <w:szCs w:val="24"/>
-          <w:lang w:eastAsia="es-ES"/>
-        </w:rPr>
-        <w:t>Goles + Asistencias (G+A)</w:t>
-      </w:r>
-      <w:r>
-        <w:rPr>
-          <w:rFonts w:ascii="Times New Roman" w:eastAsia="Times New Roman" w:hAnsi="Times New Roman" w:cs="Times New Roman"/>
-          <w:sz w:val="24"/>
-          <w:szCs w:val="24"/>
-          <w:lang w:eastAsia="es-ES"/>
-        </w:rPr>
-        <w:t xml:space="preserve"> para medir la contribución ofensiva total de cada jugador.</w:t>
-      </w:r>
-    </w:p>
-    <w:p>
-      <w:pPr>
-        <w:spacing w:before="100" w:beforeAutospacing="1" w:after="100" w:afterAutospacing="1" w:line="240" w:lineRule="auto"/>
-        <w:rPr>
-          <w:rFonts w:ascii="Times New Roman" w:eastAsia="Times New Roman" w:hAnsi="Times New Roman" w:cs="Times New Roman"/>
-          <w:sz w:val="24"/>
-          <w:szCs w:val="24"/>
-          <w:lang w:eastAsia="es-ES"/>
-        </w:rPr>
-      </w:pPr>
-      <w:r>
-        <w:rPr>
-          <w:rFonts w:ascii="Times New Roman" w:eastAsia="Times New Roman" w:hAnsi="Times New Roman" w:cs="Times New Roman"/>
-          <w:sz w:val="24"/>
-          <w:szCs w:val="24"/>
-          <w:lang w:eastAsia="es-ES"/>
-        </w:rPr>
-        <w:t xml:space="preserve">Los datos utilizados corresponden a eventos de partidos en las principales ligas europeas entre las temporadas </w:t>
-      </w:r>
-      <w:r>
-        <w:rPr>
-          <w:rFonts w:ascii="Times New Roman" w:eastAsia="Times New Roman" w:hAnsi="Times New Roman" w:cs="Times New Roman"/>
-          <w:b/>
-          <w:bCs/>
-          <w:sz w:val="24"/>
-          <w:szCs w:val="24"/>
-          <w:lang w:eastAsia="es-ES"/>
-        </w:rPr>
-        <w:t>2011-2012 y 2015-2016</w:t>
-      </w:r>
-      <w:r>
-        <w:rPr>
-          <w:rFonts w:ascii="Times New Roman" w:eastAsia="Times New Roman" w:hAnsi="Times New Roman" w:cs="Times New Roman"/>
-          <w:sz w:val="24"/>
-          <w:szCs w:val="24"/>
-          <w:lang w:eastAsia="es-ES"/>
-        </w:rPr>
-        <w:t>.</w:t>
-      </w:r>
-    </w:p>
-    <w:p>
-      <w:pPr>
-        <w:spacing w:before="100" w:beforeAutospacing="1" w:after="100" w:afterAutospacing="1" w:line="240" w:lineRule="auto"/>
-        <w:rPr>
-          <w:rFonts w:ascii="Times New Roman" w:eastAsia="Times New Roman" w:hAnsi="Times New Roman" w:cs="Times New Roman"/>
-          <w:b/>
-          <w:bCs/>
-          <w:sz w:val="36"/>
-          <w:szCs w:val="36"/>
-          <w:lang w:eastAsia="es-ES"/>
-        </w:rPr>
-      </w:pPr>
-      <w:r>
-        <w:rPr>
-          <w:rFonts w:ascii="Times New Roman" w:eastAsia="Times New Roman" w:hAnsi="Times New Roman" w:cs="Times New Roman"/>
-          <w:b/>
-          <w:bCs/>
-          <w:sz w:val="36"/>
-          <w:szCs w:val="36"/>
-          <w:lang w:eastAsia="es-ES"/>
-        </w:rPr>
-        <w:t>Objetivos del análisis</w:t>
-      </w:r>
-    </w:p>
-    <w:p>
-      <w:pPr>
-        <w:spacing w:before="100" w:beforeAutospacing="1" w:after="100" w:afterAutospacing="1" w:line="240" w:lineRule="auto"/>
-        <w:rPr>
-          <w:rFonts w:ascii="Times New Roman" w:eastAsia="Times New Roman" w:hAnsi="Times New Roman" w:cs="Times New Roman"/>
-          <w:sz w:val="24"/>
-          <w:szCs w:val="24"/>
-          <w:lang w:eastAsia="es-ES"/>
-        </w:rPr>
-      </w:pPr>
-      <w:r>
-        <w:rPr>
-          <w:rFonts w:ascii="Times New Roman" w:eastAsia="Times New Roman" w:hAnsi="Times New Roman" w:cs="Times New Roman"/>
-          <w:sz w:val="24"/>
-          <w:szCs w:val="24"/>
-          <w:lang w:eastAsia="es-ES"/>
-        </w:rPr>
-        <w:t>Los principales objetivos del análisis son:</w:t>
+      </w:pPr>
+      <w:r>
+        <w:t xml:space="preserve">Asistencias </w:t>
       </w:r>
     </w:p>
     <w:p>
       <w:pPr>
         <w:numPr>
           <w:ilvl w:val="0"/>
-          <w:numId w:val="2"/>
+          <w:numId w:val="8"/>
         </w:numPr>
         <w:spacing w:before="100" w:beforeAutospacing="1" w:after="100" w:afterAutospacing="1" w:line="240" w:lineRule="auto"/>
-        <w:rPr>
-          <w:rFonts w:ascii="Times New Roman" w:eastAsia="Times New Roman" w:hAnsi="Times New Roman" w:cs="Times New Roman"/>
-          <w:sz w:val="24"/>
-          <w:szCs w:val="24"/>
-          <w:lang w:eastAsia="es-ES"/>
-        </w:rPr>
-      </w:pPr>
-      <w:r>
-        <w:rPr>
-          <w:rFonts w:ascii="Times New Roman" w:eastAsia="Times New Roman" w:hAnsi="Times New Roman" w:cs="Times New Roman"/>
-          <w:sz w:val="24"/>
-          <w:szCs w:val="24"/>
-          <w:lang w:eastAsia="es-ES"/>
-        </w:rPr>
-        <w:t xml:space="preserve">Identificar </w:t>
-      </w:r>
-      <w:r>
-        <w:rPr>
-          <w:rFonts w:ascii="Times New Roman" w:eastAsia="Times New Roman" w:hAnsi="Times New Roman" w:cs="Times New Roman"/>
-          <w:b/>
-          <w:bCs/>
-          <w:sz w:val="24"/>
-          <w:szCs w:val="24"/>
-          <w:lang w:eastAsia="es-ES"/>
-        </w:rPr>
-        <w:t>los máximos goleadores</w:t>
-      </w:r>
-      <w:r>
-        <w:rPr>
-          <w:rFonts w:ascii="Times New Roman" w:eastAsia="Times New Roman" w:hAnsi="Times New Roman" w:cs="Times New Roman"/>
-          <w:sz w:val="24"/>
-          <w:szCs w:val="24"/>
-          <w:lang w:eastAsia="es-ES"/>
-        </w:rPr>
-        <w:t xml:space="preserve"> del </w:t>
-      </w:r>
-      <w:proofErr w:type="spellStart"/>
-      <w:r>
-        <w:rPr>
-          <w:rFonts w:ascii="Times New Roman" w:eastAsia="Times New Roman" w:hAnsi="Times New Roman" w:cs="Times New Roman"/>
-          <w:sz w:val="24"/>
-          <w:szCs w:val="24"/>
-          <w:lang w:eastAsia="es-ES"/>
-        </w:rPr>
-        <w:t>dataset</w:t>
-      </w:r>
-      <w:proofErr w:type="spellEnd"/>
-      <w:r>
-        <w:rPr>
-          <w:rFonts w:ascii="Times New Roman" w:eastAsia="Times New Roman" w:hAnsi="Times New Roman" w:cs="Times New Roman"/>
-          <w:sz w:val="24"/>
-          <w:szCs w:val="24"/>
-          <w:lang w:eastAsia="es-ES"/>
-        </w:rPr>
-        <w:t>.</w:t>
+      </w:pPr>
+      <w:r>
+        <w:t xml:space="preserve">Goles + Asistencias (G+A) </w:t>
+      </w:r>
+    </w:p>
+    <w:p>
+      <w:pPr>
+        <w:pStyle w:val="NormalWeb"/>
+      </w:pPr>
+      <w:r>
+        <w:t>Adicionalmente, se incorporan métricas normalizadas como G+A por 90 minutos para permitir comparaciones más justas entre jugadores con distinto volumen de minutos.</w:t>
+      </w:r>
+    </w:p>
+    <w:p>
+      <w:pPr>
+        <w:pStyle w:val="NormalWeb"/>
+      </w:pPr>
+      <w:r>
+        <w:t>Los datos utilizados corresponden a eventos de partidos entre las temporadas 2011-2012 y 2015-2016.</w:t>
+      </w:r>
+    </w:p>
+    <w:p>
+      <w:r>
+        <w:pict>
+          <v:rect id="_x0000_i1025" style="width:0;height:1.5pt" o:hralign="center" o:hrstd="t" o:hr="t" fillcolor="#a0a0a0" stroked="f"/>
+        </w:pict>
+      </w:r>
+    </w:p>
+    <w:p>
+      <w:pPr>
+        <w:pStyle w:val="Ttulo3"/>
+      </w:pPr>
+      <w:r>
+        <w:t>Metodología y preparación de datos</w:t>
+      </w:r>
+    </w:p>
+    <w:p>
+      <w:pPr>
+        <w:pStyle w:val="NormalWeb"/>
+      </w:pPr>
+      <w:r>
+        <w:t>El proceso de análisis se ha dividido en tres fases principales:</w:t>
+      </w:r>
+    </w:p>
+    <w:p>
+      <w:pPr>
+        <w:pStyle w:val="Ttulo4"/>
+      </w:pPr>
+      <w:r>
+        <w:t>1. Procesamiento en Python (Pandas)</w:t>
+      </w:r>
+    </w:p>
+    <w:p>
+      <w:pPr>
+        <w:pStyle w:val="NormalWeb"/>
+      </w:pPr>
+      <w:r>
+        <w:t>Se realizó una fase previa de limpieza y transformación de los datos utilizando Python y Pandas, donde se llevaron a cabo:</w:t>
       </w:r>
     </w:p>
     <w:p>
       <w:pPr>
         <w:numPr>
           <w:ilvl w:val="0"/>
-          <w:numId w:val="2"/>
+          <w:numId w:val="9"/>
         </w:numPr>
         <w:spacing w:before="100" w:beforeAutospacing="1" w:after="100" w:afterAutospacing="1" w:line="240" w:lineRule="auto"/>
-        <w:rPr>
-          <w:rFonts w:ascii="Times New Roman" w:eastAsia="Times New Roman" w:hAnsi="Times New Roman" w:cs="Times New Roman"/>
-          <w:sz w:val="24"/>
-          <w:szCs w:val="24"/>
-          <w:lang w:eastAsia="es-ES"/>
-        </w:rPr>
-      </w:pPr>
-      <w:r>
-        <w:rPr>
-          <w:rFonts w:ascii="Times New Roman" w:eastAsia="Times New Roman" w:hAnsi="Times New Roman" w:cs="Times New Roman"/>
-          <w:sz w:val="24"/>
-          <w:szCs w:val="24"/>
-          <w:lang w:eastAsia="es-ES"/>
-        </w:rPr>
-        <w:t xml:space="preserve">Determinar </w:t>
-      </w:r>
-      <w:r>
-        <w:rPr>
-          <w:rFonts w:ascii="Times New Roman" w:eastAsia="Times New Roman" w:hAnsi="Times New Roman" w:cs="Times New Roman"/>
-          <w:b/>
-          <w:bCs/>
-          <w:sz w:val="24"/>
-          <w:szCs w:val="24"/>
-          <w:lang w:eastAsia="es-ES"/>
-        </w:rPr>
-        <w:t>los jugadores con mayor capacidad de generación de goles</w:t>
-      </w:r>
-      <w:r>
-        <w:rPr>
-          <w:rFonts w:ascii="Times New Roman" w:eastAsia="Times New Roman" w:hAnsi="Times New Roman" w:cs="Times New Roman"/>
-          <w:sz w:val="24"/>
-          <w:szCs w:val="24"/>
-          <w:lang w:eastAsia="es-ES"/>
-        </w:rPr>
-        <w:t xml:space="preserve"> (G+A).</w:t>
+      </w:pPr>
+      <w:r>
+        <w:t xml:space="preserve">Conversión de tipos de datos </w:t>
       </w:r>
     </w:p>
     <w:p>
       <w:pPr>
         <w:numPr>
           <w:ilvl w:val="0"/>
-          <w:numId w:val="2"/>
+          <w:numId w:val="9"/>
         </w:numPr>
         <w:spacing w:before="100" w:beforeAutospacing="1" w:after="100" w:afterAutospacing="1" w:line="240" w:lineRule="auto"/>
-        <w:rPr>
-          <w:rFonts w:ascii="Times New Roman" w:eastAsia="Times New Roman" w:hAnsi="Times New Roman" w:cs="Times New Roman"/>
-          <w:sz w:val="24"/>
-          <w:szCs w:val="24"/>
-          <w:lang w:eastAsia="es-ES"/>
-        </w:rPr>
-      </w:pPr>
-      <w:r>
-        <w:rPr>
-          <w:rFonts w:ascii="Times New Roman" w:eastAsia="Times New Roman" w:hAnsi="Times New Roman" w:cs="Times New Roman"/>
-          <w:sz w:val="24"/>
-          <w:szCs w:val="24"/>
-          <w:lang w:eastAsia="es-ES"/>
-        </w:rPr>
-        <w:t xml:space="preserve">Analizar </w:t>
-      </w:r>
-      <w:r>
-        <w:rPr>
-          <w:rFonts w:ascii="Times New Roman" w:eastAsia="Times New Roman" w:hAnsi="Times New Roman" w:cs="Times New Roman"/>
-          <w:b/>
-          <w:bCs/>
-          <w:sz w:val="24"/>
-          <w:szCs w:val="24"/>
-          <w:lang w:eastAsia="es-ES"/>
-        </w:rPr>
-        <w:t>los principales asistentes</w:t>
-      </w:r>
-      <w:r>
-        <w:rPr>
-          <w:rFonts w:ascii="Times New Roman" w:eastAsia="Times New Roman" w:hAnsi="Times New Roman" w:cs="Times New Roman"/>
-          <w:sz w:val="24"/>
-          <w:szCs w:val="24"/>
-          <w:lang w:eastAsia="es-ES"/>
-        </w:rPr>
-        <w:t>.</w:t>
+      </w:pPr>
+      <w:r>
+        <w:t xml:space="preserve">Eliminación de registros inconsistentes </w:t>
       </w:r>
     </w:p>
     <w:p>
       <w:pPr>
         <w:numPr>
           <w:ilvl w:val="0"/>
-          <w:numId w:val="2"/>
+          <w:numId w:val="9"/>
         </w:numPr>
         <w:spacing w:before="100" w:beforeAutospacing="1" w:after="100" w:afterAutospacing="1" w:line="240" w:lineRule="auto"/>
+      </w:pPr>
+      <w:r>
+        <w:t xml:space="preserve">Tratamiento de valores nulos, especialmente en </w:t>
+      </w:r>
+      <w:proofErr w:type="spellStart"/>
+      <w:r>
         <w:rPr>
-          <w:rFonts w:ascii="Times New Roman" w:eastAsia="Times New Roman" w:hAnsi="Times New Roman" w:cs="Times New Roman"/>
-          <w:sz w:val="24"/>
-          <w:szCs w:val="24"/>
-          <w:lang w:eastAsia="es-ES"/>
+          <w:rStyle w:val="CdigoHTML"/>
+          <w:rFonts w:eastAsiaTheme="majorEastAsia"/>
         </w:rPr>
-      </w:pPr>
-      <w:r>
-        <w:rPr>
-          <w:rFonts w:ascii="Times New Roman" w:eastAsia="Times New Roman" w:hAnsi="Times New Roman" w:cs="Times New Roman"/>
-          <w:sz w:val="24"/>
-          <w:szCs w:val="24"/>
-          <w:lang w:eastAsia="es-ES"/>
-        </w:rPr>
-        <w:t xml:space="preserve">Estudiar la </w:t>
-      </w:r>
-      <w:r>
-        <w:rPr>
-          <w:rFonts w:ascii="Times New Roman" w:eastAsia="Times New Roman" w:hAnsi="Times New Roman" w:cs="Times New Roman"/>
-          <w:b/>
-          <w:bCs/>
-          <w:sz w:val="24"/>
-          <w:szCs w:val="24"/>
-          <w:lang w:eastAsia="es-ES"/>
-        </w:rPr>
-        <w:t>relación entre goles y asistencias</w:t>
-      </w:r>
-      <w:r>
-        <w:rPr>
-          <w:rFonts w:ascii="Times New Roman" w:eastAsia="Times New Roman" w:hAnsi="Times New Roman" w:cs="Times New Roman"/>
-          <w:sz w:val="24"/>
-          <w:szCs w:val="24"/>
-          <w:lang w:eastAsia="es-ES"/>
-        </w:rPr>
-        <w:t xml:space="preserve"> mediante un gráfico de dispersión.</w:t>
+        <w:t>player_id</w:t>
+      </w:r>
+      <w:proofErr w:type="spellEnd"/>
+      <w:r>
+        <w:t xml:space="preserve"> </w:t>
       </w:r>
     </w:p>
     <w:p>
       <w:pPr>
         <w:numPr>
           <w:ilvl w:val="0"/>
-          <w:numId w:val="2"/>
+          <w:numId w:val="9"/>
         </w:numPr>
         <w:spacing w:before="100" w:beforeAutospacing="1" w:after="100" w:afterAutospacing="1" w:line="240" w:lineRule="auto"/>
+      </w:pPr>
+      <w:r>
+        <w:t xml:space="preserve">Agregación de estadísticas a nivel de jugador </w:t>
+      </w:r>
+    </w:p>
+    <w:p>
+      <w:pPr>
+        <w:pStyle w:val="NormalWeb"/>
+      </w:pPr>
+      <w:r>
+        <w:t xml:space="preserve">Los registros sin </w:t>
+      </w:r>
+      <w:proofErr w:type="spellStart"/>
+      <w:r>
         <w:rPr>
-          <w:rFonts w:ascii="Times New Roman" w:eastAsia="Times New Roman" w:hAnsi="Times New Roman" w:cs="Times New Roman"/>
-          <w:sz w:val="24"/>
-          <w:szCs w:val="24"/>
-          <w:lang w:eastAsia="es-ES"/>
+          <w:rStyle w:val="CdigoHTML"/>
+          <w:rFonts w:eastAsiaTheme="majorEastAsia"/>
         </w:rPr>
-      </w:pPr>
-      <w:r>
-        <w:rPr>
-          <w:rFonts w:ascii="Times New Roman" w:eastAsia="Times New Roman" w:hAnsi="Times New Roman" w:cs="Times New Roman"/>
-          <w:sz w:val="24"/>
-          <w:szCs w:val="24"/>
-          <w:lang w:eastAsia="es-ES"/>
-        </w:rPr>
-        <w:t xml:space="preserve">Facilitar la </w:t>
-      </w:r>
-      <w:r>
-        <w:rPr>
-          <w:rFonts w:ascii="Times New Roman" w:eastAsia="Times New Roman" w:hAnsi="Times New Roman" w:cs="Times New Roman"/>
-          <w:b/>
-          <w:bCs/>
-          <w:sz w:val="24"/>
-          <w:szCs w:val="24"/>
-          <w:lang w:eastAsia="es-ES"/>
-        </w:rPr>
-        <w:t>exploración interactiva de los datos</w:t>
-      </w:r>
-      <w:r>
-        <w:rPr>
-          <w:rFonts w:ascii="Times New Roman" w:eastAsia="Times New Roman" w:hAnsi="Times New Roman" w:cs="Times New Roman"/>
-          <w:sz w:val="24"/>
-          <w:szCs w:val="24"/>
-          <w:lang w:eastAsia="es-ES"/>
-        </w:rPr>
-        <w:t xml:space="preserve"> mediante filtros por jugador.</w:t>
-      </w:r>
-    </w:p>
-    <w:p>
-      <w:pPr>
-        <w:spacing w:before="100" w:beforeAutospacing="1" w:after="100" w:afterAutospacing="1" w:line="240" w:lineRule="auto"/>
-        <w:outlineLvl w:val="0"/>
-        <w:rPr>
-          <w:rFonts w:ascii="Times New Roman" w:eastAsia="Times New Roman" w:hAnsi="Times New Roman" w:cs="Times New Roman"/>
-          <w:b/>
-          <w:bCs/>
-          <w:kern w:val="36"/>
-          <w:sz w:val="48"/>
-          <w:szCs w:val="48"/>
-          <w:lang w:eastAsia="es-ES"/>
-        </w:rPr>
-      </w:pPr>
-      <w:r>
-        <w:rPr>
-          <w:rFonts w:ascii="Times New Roman" w:eastAsia="Times New Roman" w:hAnsi="Times New Roman" w:cs="Times New Roman"/>
-          <w:b/>
-          <w:bCs/>
-          <w:kern w:val="36"/>
-          <w:sz w:val="48"/>
-          <w:szCs w:val="48"/>
-          <w:lang w:eastAsia="es-ES"/>
-        </w:rPr>
-        <w:t>Resultados principales</w:t>
-      </w:r>
-    </w:p>
-    <w:p>
-      <w:pPr>
-        <w:spacing w:before="100" w:beforeAutospacing="1" w:after="100" w:afterAutospacing="1" w:line="240" w:lineRule="auto"/>
-        <w:outlineLvl w:val="1"/>
-        <w:rPr>
-          <w:rFonts w:ascii="Times New Roman" w:eastAsia="Times New Roman" w:hAnsi="Times New Roman" w:cs="Times New Roman"/>
-          <w:b/>
-          <w:bCs/>
-          <w:sz w:val="36"/>
-          <w:szCs w:val="36"/>
-          <w:lang w:eastAsia="es-ES"/>
-        </w:rPr>
-      </w:pPr>
-      <w:r>
-        <w:rPr>
-          <w:rFonts w:ascii="Times New Roman" w:eastAsia="Times New Roman" w:hAnsi="Times New Roman" w:cs="Times New Roman"/>
-          <w:b/>
-          <w:bCs/>
-          <w:sz w:val="36"/>
-          <w:szCs w:val="36"/>
-          <w:lang w:eastAsia="es-ES"/>
-        </w:rPr>
-        <w:t>Máximos goleadores</w:t>
-      </w:r>
-    </w:p>
-    <w:p>
-      <w:pPr>
-        <w:spacing w:before="100" w:beforeAutospacing="1" w:after="100" w:afterAutospacing="1" w:line="240" w:lineRule="auto"/>
-        <w:rPr>
-          <w:rFonts w:ascii="Times New Roman" w:eastAsia="Times New Roman" w:hAnsi="Times New Roman" w:cs="Times New Roman"/>
-          <w:sz w:val="24"/>
-          <w:szCs w:val="24"/>
-          <w:lang w:eastAsia="es-ES"/>
-        </w:rPr>
-      </w:pPr>
-      <w:r>
-        <w:rPr>
-          <w:rFonts w:ascii="Times New Roman" w:eastAsia="Times New Roman" w:hAnsi="Times New Roman" w:cs="Times New Roman"/>
-          <w:sz w:val="24"/>
-          <w:szCs w:val="24"/>
-          <w:lang w:eastAsia="es-ES"/>
-        </w:rPr>
-        <w:t xml:space="preserve">El ranking de goleadores muestra que los jugadores con mayor número de goles en el </w:t>
-      </w:r>
-      <w:proofErr w:type="spellStart"/>
-      <w:r>
-        <w:rPr>
-          <w:rFonts w:ascii="Times New Roman" w:eastAsia="Times New Roman" w:hAnsi="Times New Roman" w:cs="Times New Roman"/>
-          <w:sz w:val="24"/>
-          <w:szCs w:val="24"/>
-          <w:lang w:eastAsia="es-ES"/>
-        </w:rPr>
-        <w:t>dataset</w:t>
+        <w:t>player_id</w:t>
       </w:r>
       <w:proofErr w:type="spellEnd"/>
       <w:r>
-        <w:rPr>
-          <w:rFonts w:ascii="Times New Roman" w:eastAsia="Times New Roman" w:hAnsi="Times New Roman" w:cs="Times New Roman"/>
-          <w:sz w:val="24"/>
-          <w:szCs w:val="24"/>
-          <w:lang w:eastAsia="es-ES"/>
-        </w:rPr>
-        <w:t xml:space="preserve"> son:</w:t>
+        <w:t xml:space="preserve"> fueron excluidos del análisis agregado, ya que no permitían una identificación fiable del jugador.</w:t>
+      </w:r>
+    </w:p>
+    <w:p>
+      <w:r>
+        <w:pict>
+          <v:rect id="_x0000_i1026" style="width:0;height:1.5pt" o:hralign="center" o:hrstd="t" o:hr="t" fillcolor="#a0a0a0" stroked="f"/>
+        </w:pict>
+      </w:r>
+    </w:p>
+    <w:p>
+      <w:pPr>
+        <w:pStyle w:val="Ttulo4"/>
+      </w:pPr>
+      <w:r>
+        <w:t>2. Construcción del modelo de datos</w:t>
+      </w:r>
+    </w:p>
+    <w:p>
+      <w:pPr>
+        <w:pStyle w:val="NormalWeb"/>
+      </w:pPr>
+      <w:r>
+        <w:t>Se generaron dos tablas principales:</w:t>
       </w:r>
     </w:p>
     <w:p>
       <w:pPr>
         <w:numPr>
           <w:ilvl w:val="0"/>
-          <w:numId w:val="3"/>
+          <w:numId w:val="10"/>
         </w:numPr>
         <w:spacing w:before="100" w:beforeAutospacing="1" w:after="100" w:afterAutospacing="1" w:line="240" w:lineRule="auto"/>
+      </w:pPr>
+      <w:proofErr w:type="spellStart"/>
+      <w:r>
         <w:rPr>
-          <w:rFonts w:ascii="Times New Roman" w:eastAsia="Times New Roman" w:hAnsi="Times New Roman" w:cs="Times New Roman"/>
-          <w:sz w:val="24"/>
-          <w:szCs w:val="24"/>
-          <w:lang w:eastAsia="es-ES"/>
+          <w:rStyle w:val="Textoennegrita"/>
         </w:rPr>
-      </w:pPr>
-      <w:r>
-        <w:rPr>
-          <w:rFonts w:ascii="Times New Roman" w:eastAsia="Times New Roman" w:hAnsi="Times New Roman" w:cs="Times New Roman"/>
-          <w:sz w:val="24"/>
-          <w:szCs w:val="24"/>
-          <w:lang w:eastAsia="es-ES"/>
-        </w:rPr>
-        <w:t xml:space="preserve">Robert </w:t>
-      </w:r>
-      <w:proofErr w:type="spellStart"/>
-      <w:r>
-        <w:rPr>
-          <w:rFonts w:ascii="Times New Roman" w:eastAsia="Times New Roman" w:hAnsi="Times New Roman" w:cs="Times New Roman"/>
-          <w:sz w:val="24"/>
-          <w:szCs w:val="24"/>
-          <w:lang w:eastAsia="es-ES"/>
-        </w:rPr>
-        <w:t>Lewandowski</w:t>
+        <w:t>final_dataset</w:t>
       </w:r>
       <w:proofErr w:type="spellEnd"/>
+      <w:r>
+        <w:t xml:space="preserve">: datos a nivel evento/partido (granularidad alta) </w:t>
+      </w:r>
     </w:p>
     <w:p>
       <w:pPr>
         <w:numPr>
           <w:ilvl w:val="0"/>
-          <w:numId w:val="3"/>
+          <w:numId w:val="10"/>
         </w:numPr>
         <w:spacing w:before="100" w:beforeAutospacing="1" w:after="100" w:afterAutospacing="1" w:line="240" w:lineRule="auto"/>
+      </w:pPr>
+      <w:proofErr w:type="spellStart"/>
+      <w:r>
         <w:rPr>
-          <w:rFonts w:ascii="Times New Roman" w:eastAsia="Times New Roman" w:hAnsi="Times New Roman" w:cs="Times New Roman"/>
-          <w:sz w:val="24"/>
-          <w:szCs w:val="24"/>
-          <w:lang w:eastAsia="es-ES"/>
+          <w:rStyle w:val="Textoennegrita"/>
         </w:rPr>
-      </w:pPr>
+        <w:t>player_stats</w:t>
+      </w:r>
+      <w:proofErr w:type="spellEnd"/>
+      <w:r>
+        <w:t xml:space="preserve">: datos agregados por jugador (granularidad baja) </w:t>
+      </w:r>
+    </w:p>
+    <w:p>
+      <w:pPr>
+        <w:pStyle w:val="NormalWeb"/>
+      </w:pPr>
+      <w:r>
+        <w:lastRenderedPageBreak/>
+        <w:t>Esta separación permite evitar inconsistencias derivadas de mezclar métricas agregadas con datos de evento.</w:t>
+      </w:r>
+    </w:p>
+    <w:p>
+      <w:pPr>
+        <w:pStyle w:val="NormalWeb"/>
+      </w:pPr>
+      <w:r>
+        <w:t>Se creó además una dimensión de jugadores (</w:t>
+      </w:r>
+      <w:proofErr w:type="spellStart"/>
       <w:r>
         <w:rPr>
-          <w:rFonts w:ascii="Times New Roman" w:eastAsia="Times New Roman" w:hAnsi="Times New Roman" w:cs="Times New Roman"/>
-          <w:sz w:val="24"/>
-          <w:szCs w:val="24"/>
-          <w:lang w:eastAsia="es-ES"/>
+          <w:rStyle w:val="CdigoHTML"/>
+          <w:rFonts w:eastAsiaTheme="majorEastAsia"/>
         </w:rPr>
-        <w:t>Lionel Messi</w:t>
+        <w:t>Dim_Player</w:t>
+      </w:r>
+      <w:proofErr w:type="spellEnd"/>
+      <w:r>
+        <w:t>) para asegurar relaciones consistentes entre tablas.</w:t>
+      </w:r>
+    </w:p>
+    <w:p>
+      <w:r>
+        <w:pict>
+          <v:rect id="_x0000_i1027" style="width:0;height:1.5pt" o:hralign="center" o:hrstd="t" o:hr="t" fillcolor="#a0a0a0" stroked="f"/>
+        </w:pict>
+      </w:r>
+    </w:p>
+    <w:p>
+      <w:pPr>
+        <w:pStyle w:val="Ttulo4"/>
+      </w:pPr>
+      <w:r>
+        <w:t xml:space="preserve">3. Modelado en </w:t>
+      </w:r>
+      <w:proofErr w:type="spellStart"/>
+      <w:r>
+        <w:t>Power</w:t>
+      </w:r>
+      <w:proofErr w:type="spellEnd"/>
+      <w:r>
+        <w:t xml:space="preserve"> BI</w:t>
+      </w:r>
+    </w:p>
+    <w:p>
+      <w:pPr>
+        <w:pStyle w:val="NormalWeb"/>
+      </w:pPr>
+      <w:r>
+        <w:t xml:space="preserve">En </w:t>
+      </w:r>
+      <w:proofErr w:type="spellStart"/>
+      <w:r>
+        <w:t>Power</w:t>
+      </w:r>
+      <w:proofErr w:type="spellEnd"/>
+      <w:r>
+        <w:t xml:space="preserve"> BI se implementó un modelo relacional que conecta:</w:t>
       </w:r>
     </w:p>
     <w:p>
       <w:pPr>
         <w:numPr>
           <w:ilvl w:val="0"/>
-          <w:numId w:val="3"/>
+          <w:numId w:val="11"/>
         </w:numPr>
         <w:spacing w:before="100" w:beforeAutospacing="1" w:after="100" w:afterAutospacing="1" w:line="240" w:lineRule="auto"/>
-        <w:rPr>
-          <w:rFonts w:ascii="Times New Roman" w:eastAsia="Times New Roman" w:hAnsi="Times New Roman" w:cs="Times New Roman"/>
-          <w:sz w:val="24"/>
-          <w:szCs w:val="24"/>
-          <w:lang w:eastAsia="es-ES"/>
-        </w:rPr>
-      </w:pPr>
-      <w:r>
-        <w:rPr>
-          <w:rFonts w:ascii="Times New Roman" w:eastAsia="Times New Roman" w:hAnsi="Times New Roman" w:cs="Times New Roman"/>
-          <w:sz w:val="24"/>
-          <w:szCs w:val="24"/>
-          <w:lang w:eastAsia="es-ES"/>
-        </w:rPr>
-        <w:t>Cristiano Ronaldo</w:t>
+      </w:pPr>
+      <w:proofErr w:type="spellStart"/>
+      <w:r>
+        <w:t>Dim_Player</w:t>
+      </w:r>
+      <w:proofErr w:type="spellEnd"/>
+      <w:r>
+        <w:t xml:space="preserve"> → </w:t>
+      </w:r>
+      <w:proofErr w:type="spellStart"/>
+      <w:r>
+        <w:t>player_stats</w:t>
+      </w:r>
+      <w:proofErr w:type="spellEnd"/>
+      <w:r>
+        <w:t xml:space="preserve"> </w:t>
       </w:r>
     </w:p>
     <w:p>
       <w:pPr>
         <w:numPr>
           <w:ilvl w:val="0"/>
-          <w:numId w:val="3"/>
+          <w:numId w:val="11"/>
         </w:numPr>
         <w:spacing w:before="100" w:beforeAutospacing="1" w:after="100" w:afterAutospacing="1" w:line="240" w:lineRule="auto"/>
-        <w:rPr>
-          <w:rFonts w:ascii="Times New Roman" w:eastAsia="Times New Roman" w:hAnsi="Times New Roman" w:cs="Times New Roman"/>
-          <w:sz w:val="24"/>
-          <w:szCs w:val="24"/>
-          <w:lang w:eastAsia="es-ES"/>
-        </w:rPr>
-      </w:pPr>
-      <w:r>
-        <w:rPr>
-          <w:rFonts w:ascii="Times New Roman" w:eastAsia="Times New Roman" w:hAnsi="Times New Roman" w:cs="Times New Roman"/>
-          <w:sz w:val="24"/>
-          <w:szCs w:val="24"/>
-          <w:lang w:eastAsia="es-ES"/>
-        </w:rPr>
-        <w:t xml:space="preserve">Harry </w:t>
-      </w:r>
+      </w:pPr>
       <w:proofErr w:type="spellStart"/>
       <w:r>
-        <w:rPr>
-          <w:rFonts w:ascii="Times New Roman" w:eastAsia="Times New Roman" w:hAnsi="Times New Roman" w:cs="Times New Roman"/>
-          <w:sz w:val="24"/>
-          <w:szCs w:val="24"/>
-          <w:lang w:eastAsia="es-ES"/>
-        </w:rPr>
-        <w:t>Kane</w:t>
+        <w:t>Dim_Player</w:t>
       </w:r>
       <w:proofErr w:type="spellEnd"/>
+      <w:r>
+        <w:t xml:space="preserve"> → </w:t>
+      </w:r>
+      <w:proofErr w:type="spellStart"/>
+      <w:r>
+        <w:t>final_dataset</w:t>
+      </w:r>
+      <w:proofErr w:type="spellEnd"/>
+      <w:r>
+        <w:t xml:space="preserve"> </w:t>
+      </w:r>
+    </w:p>
+    <w:p>
+      <w:pPr>
+        <w:pStyle w:val="NormalWeb"/>
+      </w:pPr>
+      <w:r>
+        <w:t>Se desarrollaron medidas DAX para calcular métricas agregadas y ratios, evitando duplicidades y errores de agregación.</w:t>
+      </w:r>
+    </w:p>
+    <w:p>
+      <w:r>
+        <w:pict>
+          <v:rect id="_x0000_i1028" style="width:0;height:1.5pt" o:hralign="center" o:hrstd="t" o:hr="t" fillcolor="#a0a0a0" stroked="f"/>
+        </w:pict>
+      </w:r>
+    </w:p>
+    <w:p>
+      <w:pPr>
+        <w:pStyle w:val="Ttulo3"/>
+      </w:pPr>
+      <w:r>
+        <w:t>Métricas utilizadas</w:t>
+      </w:r>
+    </w:p>
+    <w:p>
+      <w:pPr>
+        <w:pStyle w:val="NormalWeb"/>
+      </w:pPr>
+      <w:r>
+        <w:t>Se han utilizado tanto métricas acumuladas como métricas normalizadas:</w:t>
+      </w:r>
     </w:p>
     <w:p>
       <w:pPr>
         <w:numPr>
           <w:ilvl w:val="0"/>
-          <w:numId w:val="3"/>
+          <w:numId w:val="12"/>
         </w:numPr>
         <w:spacing w:before="100" w:beforeAutospacing="1" w:after="100" w:afterAutospacing="1" w:line="240" w:lineRule="auto"/>
-        <w:rPr>
-          <w:rFonts w:ascii="Times New Roman" w:eastAsia="Times New Roman" w:hAnsi="Times New Roman" w:cs="Times New Roman"/>
-          <w:sz w:val="24"/>
-          <w:szCs w:val="24"/>
-          <w:lang w:eastAsia="es-ES"/>
-        </w:rPr>
-      </w:pPr>
-      <w:r>
-        <w:rPr>
-          <w:rFonts w:ascii="Times New Roman" w:eastAsia="Times New Roman" w:hAnsi="Times New Roman" w:cs="Times New Roman"/>
-          <w:sz w:val="24"/>
-          <w:szCs w:val="24"/>
-          <w:lang w:eastAsia="es-ES"/>
-        </w:rPr>
-        <w:t xml:space="preserve">Mohamed </w:t>
-      </w:r>
-      <w:proofErr w:type="spellStart"/>
-      <w:r>
-        <w:rPr>
-          <w:rFonts w:ascii="Times New Roman" w:eastAsia="Times New Roman" w:hAnsi="Times New Roman" w:cs="Times New Roman"/>
-          <w:sz w:val="24"/>
-          <w:szCs w:val="24"/>
-          <w:lang w:eastAsia="es-ES"/>
-        </w:rPr>
-        <w:t>Salah</w:t>
-      </w:r>
-      <w:proofErr w:type="spellEnd"/>
-    </w:p>
-    <w:p>
-      <w:pPr>
-        <w:spacing w:before="100" w:beforeAutospacing="1" w:after="100" w:afterAutospacing="1" w:line="240" w:lineRule="auto"/>
-        <w:rPr>
-          <w:rFonts w:ascii="Times New Roman" w:eastAsia="Times New Roman" w:hAnsi="Times New Roman" w:cs="Times New Roman"/>
-          <w:sz w:val="24"/>
-          <w:szCs w:val="24"/>
-          <w:lang w:eastAsia="es-ES"/>
-        </w:rPr>
-      </w:pPr>
-      <w:r>
-        <w:rPr>
-          <w:rFonts w:ascii="Times New Roman" w:eastAsia="Times New Roman" w:hAnsi="Times New Roman" w:cs="Times New Roman"/>
-          <w:sz w:val="24"/>
-          <w:szCs w:val="24"/>
-          <w:lang w:eastAsia="es-ES"/>
-        </w:rPr>
-        <w:t>Estos jugadores destacan por su capacidad de finalización y su constancia goleadora.</w:t>
-      </w:r>
-    </w:p>
-    <w:p>
-      <w:pPr>
-        <w:spacing w:before="100" w:beforeAutospacing="1" w:after="100" w:afterAutospacing="1" w:line="240" w:lineRule="auto"/>
-        <w:outlineLvl w:val="1"/>
-        <w:rPr>
-          <w:rFonts w:ascii="Times New Roman" w:eastAsia="Times New Roman" w:hAnsi="Times New Roman" w:cs="Times New Roman"/>
-          <w:b/>
-          <w:bCs/>
-          <w:sz w:val="36"/>
-          <w:szCs w:val="36"/>
-          <w:lang w:eastAsia="es-ES"/>
-        </w:rPr>
-      </w:pPr>
-      <w:r>
-        <w:rPr>
-          <w:rFonts w:ascii="Times New Roman" w:eastAsia="Times New Roman" w:hAnsi="Times New Roman" w:cs="Times New Roman"/>
-          <w:b/>
-          <w:bCs/>
-          <w:sz w:val="36"/>
-          <w:szCs w:val="36"/>
-          <w:lang w:eastAsia="es-ES"/>
-        </w:rPr>
-        <w:lastRenderedPageBreak/>
-        <w:t>Jugadores con mayor contribución ofensiva (G+A)</w:t>
-      </w:r>
-    </w:p>
-    <w:p>
-      <w:pPr>
-        <w:spacing w:before="100" w:beforeAutospacing="1" w:after="100" w:afterAutospacing="1" w:line="240" w:lineRule="auto"/>
-        <w:rPr>
-          <w:rFonts w:ascii="Times New Roman" w:eastAsia="Times New Roman" w:hAnsi="Times New Roman" w:cs="Times New Roman"/>
-          <w:sz w:val="24"/>
-          <w:szCs w:val="24"/>
-          <w:lang w:eastAsia="es-ES"/>
-        </w:rPr>
-      </w:pPr>
-      <w:r>
-        <w:rPr>
-          <w:rFonts w:ascii="Times New Roman" w:eastAsia="Times New Roman" w:hAnsi="Times New Roman" w:cs="Times New Roman"/>
-          <w:sz w:val="24"/>
-          <w:szCs w:val="24"/>
-          <w:lang w:eastAsia="es-ES"/>
-        </w:rPr>
-        <w:t xml:space="preserve">El análisis de </w:t>
-      </w:r>
-      <w:r>
-        <w:rPr>
-          <w:rFonts w:ascii="Times New Roman" w:eastAsia="Times New Roman" w:hAnsi="Times New Roman" w:cs="Times New Roman"/>
-          <w:b/>
-          <w:bCs/>
-          <w:sz w:val="24"/>
-          <w:szCs w:val="24"/>
-          <w:lang w:eastAsia="es-ES"/>
-        </w:rPr>
-        <w:t>Goles + Asistencias</w:t>
-      </w:r>
-      <w:r>
-        <w:rPr>
-          <w:rFonts w:ascii="Times New Roman" w:eastAsia="Times New Roman" w:hAnsi="Times New Roman" w:cs="Times New Roman"/>
-          <w:sz w:val="24"/>
-          <w:szCs w:val="24"/>
-          <w:lang w:eastAsia="es-ES"/>
-        </w:rPr>
-        <w:t xml:space="preserve"> permite identificar a los jugadores más determinantes en ataque.</w:t>
-      </w:r>
-      <w:r>
-        <w:rPr>
-          <w:rFonts w:ascii="Times New Roman" w:eastAsia="Times New Roman" w:hAnsi="Times New Roman" w:cs="Times New Roman"/>
-          <w:sz w:val="24"/>
-          <w:szCs w:val="24"/>
-          <w:lang w:eastAsia="es-ES"/>
-        </w:rPr>
-        <w:t xml:space="preserve"> </w:t>
-      </w:r>
-      <w:r>
-        <w:rPr>
-          <w:rFonts w:ascii="Times New Roman" w:eastAsia="Times New Roman" w:hAnsi="Times New Roman" w:cs="Times New Roman"/>
-          <w:sz w:val="24"/>
-          <w:szCs w:val="24"/>
-          <w:lang w:eastAsia="es-ES"/>
-        </w:rPr>
-        <w:t>Los principales generadores de gol son:</w:t>
+      </w:pPr>
+      <w:r>
+        <w:t xml:space="preserve">Goles totales </w:t>
       </w:r>
     </w:p>
     <w:p>
       <w:pPr>
         <w:numPr>
           <w:ilvl w:val="0"/>
-          <w:numId w:val="4"/>
+          <w:numId w:val="12"/>
         </w:numPr>
         <w:spacing w:before="100" w:beforeAutospacing="1" w:after="100" w:afterAutospacing="1" w:line="240" w:lineRule="auto"/>
-        <w:rPr>
-          <w:rFonts w:ascii="Times New Roman" w:eastAsia="Times New Roman" w:hAnsi="Times New Roman" w:cs="Times New Roman"/>
-          <w:sz w:val="24"/>
-          <w:szCs w:val="24"/>
-          <w:lang w:eastAsia="es-ES"/>
-        </w:rPr>
-      </w:pPr>
-      <w:r>
-        <w:rPr>
-          <w:rFonts w:ascii="Times New Roman" w:eastAsia="Times New Roman" w:hAnsi="Times New Roman" w:cs="Times New Roman"/>
-          <w:b/>
-          <w:bCs/>
-          <w:sz w:val="24"/>
-          <w:szCs w:val="24"/>
-          <w:lang w:eastAsia="es-ES"/>
-        </w:rPr>
-        <w:t>Lionel Messi</w:t>
+      </w:pPr>
+      <w:r>
+        <w:t xml:space="preserve">Asistencias totales </w:t>
       </w:r>
     </w:p>
     <w:p>
       <w:pPr>
         <w:numPr>
           <w:ilvl w:val="0"/>
-          <w:numId w:val="4"/>
+          <w:numId w:val="12"/>
         </w:numPr>
         <w:spacing w:before="100" w:beforeAutospacing="1" w:after="100" w:afterAutospacing="1" w:line="240" w:lineRule="auto"/>
-        <w:rPr>
-          <w:rFonts w:ascii="Times New Roman" w:eastAsia="Times New Roman" w:hAnsi="Times New Roman" w:cs="Times New Roman"/>
-          <w:sz w:val="24"/>
-          <w:szCs w:val="24"/>
-          <w:lang w:eastAsia="es-ES"/>
-        </w:rPr>
-      </w:pPr>
-      <w:r>
-        <w:rPr>
-          <w:rFonts w:ascii="Times New Roman" w:eastAsia="Times New Roman" w:hAnsi="Times New Roman" w:cs="Times New Roman"/>
-          <w:b/>
-          <w:bCs/>
-          <w:sz w:val="24"/>
-          <w:szCs w:val="24"/>
-          <w:lang w:eastAsia="es-ES"/>
-        </w:rPr>
-        <w:t xml:space="preserve">Robert </w:t>
-      </w:r>
-      <w:proofErr w:type="spellStart"/>
-      <w:r>
-        <w:rPr>
-          <w:rFonts w:ascii="Times New Roman" w:eastAsia="Times New Roman" w:hAnsi="Times New Roman" w:cs="Times New Roman"/>
-          <w:b/>
-          <w:bCs/>
-          <w:sz w:val="24"/>
-          <w:szCs w:val="24"/>
-          <w:lang w:eastAsia="es-ES"/>
-        </w:rPr>
-        <w:t>Lewandowski</w:t>
-      </w:r>
-      <w:proofErr w:type="spellEnd"/>
+      </w:pPr>
+      <w:r>
+        <w:t xml:space="preserve">G+A (contribución ofensiva total) </w:t>
+      </w:r>
     </w:p>
     <w:p>
       <w:pPr>
         <w:numPr>
           <w:ilvl w:val="0"/>
-          <w:numId w:val="4"/>
+          <w:numId w:val="12"/>
         </w:numPr>
         <w:spacing w:before="100" w:beforeAutospacing="1" w:after="100" w:afterAutospacing="1" w:line="240" w:lineRule="auto"/>
-        <w:rPr>
-          <w:rFonts w:ascii="Times New Roman" w:eastAsia="Times New Roman" w:hAnsi="Times New Roman" w:cs="Times New Roman"/>
-          <w:sz w:val="24"/>
-          <w:szCs w:val="24"/>
-          <w:lang w:eastAsia="es-ES"/>
-        </w:rPr>
-      </w:pPr>
-      <w:r>
-        <w:rPr>
-          <w:rFonts w:ascii="Times New Roman" w:eastAsia="Times New Roman" w:hAnsi="Times New Roman" w:cs="Times New Roman"/>
-          <w:b/>
-          <w:bCs/>
-          <w:sz w:val="24"/>
-          <w:szCs w:val="24"/>
-          <w:lang w:eastAsia="es-ES"/>
-        </w:rPr>
-        <w:t>Cristiano Ronaldo</w:t>
-      </w:r>
-    </w:p>
-    <w:p>
-      <w:pPr>
-        <w:spacing w:before="100" w:beforeAutospacing="1" w:after="100" w:afterAutospacing="1" w:line="240" w:lineRule="auto"/>
-        <w:rPr>
-          <w:rFonts w:ascii="Times New Roman" w:eastAsia="Times New Roman" w:hAnsi="Times New Roman" w:cs="Times New Roman"/>
-          <w:sz w:val="24"/>
-          <w:szCs w:val="24"/>
-          <w:lang w:eastAsia="es-ES"/>
-        </w:rPr>
-      </w:pPr>
-      <w:r>
-        <w:rPr>
-          <w:rFonts w:ascii="Times New Roman" w:eastAsia="Times New Roman" w:hAnsi="Times New Roman" w:cs="Times New Roman"/>
-          <w:sz w:val="24"/>
-          <w:szCs w:val="24"/>
-          <w:lang w:eastAsia="es-ES"/>
-        </w:rPr>
-        <w:t>Estos jugadores combinan una elevada producción goleadora con una importante capacidad para generar oportunidades de gol para sus compañeros.</w:t>
-      </w:r>
-    </w:p>
-    <w:p>
-      <w:pPr>
-        <w:spacing w:before="100" w:beforeAutospacing="1" w:after="100" w:afterAutospacing="1" w:line="240" w:lineRule="auto"/>
-        <w:outlineLvl w:val="1"/>
-        <w:rPr>
-          <w:rFonts w:ascii="Times New Roman" w:eastAsia="Times New Roman" w:hAnsi="Times New Roman" w:cs="Times New Roman"/>
-          <w:b/>
-          <w:bCs/>
-          <w:sz w:val="36"/>
-          <w:szCs w:val="36"/>
-          <w:lang w:eastAsia="es-ES"/>
-        </w:rPr>
-      </w:pPr>
-      <w:r>
-        <w:rPr>
-          <w:rFonts w:ascii="Times New Roman" w:eastAsia="Times New Roman" w:hAnsi="Times New Roman" w:cs="Times New Roman"/>
-          <w:b/>
-          <w:bCs/>
-          <w:sz w:val="36"/>
-          <w:szCs w:val="36"/>
-          <w:lang w:eastAsia="es-ES"/>
-        </w:rPr>
-        <w:t>Mejores asistentes</w:t>
-      </w:r>
-    </w:p>
-    <w:p>
-      <w:pPr>
-        <w:spacing w:before="100" w:beforeAutospacing="1" w:after="100" w:afterAutospacing="1" w:line="240" w:lineRule="auto"/>
-        <w:rPr>
-          <w:rFonts w:ascii="Times New Roman" w:eastAsia="Times New Roman" w:hAnsi="Times New Roman" w:cs="Times New Roman"/>
-          <w:sz w:val="24"/>
-          <w:szCs w:val="24"/>
-          <w:lang w:eastAsia="es-ES"/>
-        </w:rPr>
-      </w:pPr>
-      <w:r>
-        <w:rPr>
-          <w:rFonts w:ascii="Times New Roman" w:eastAsia="Times New Roman" w:hAnsi="Times New Roman" w:cs="Times New Roman"/>
-          <w:sz w:val="24"/>
-          <w:szCs w:val="24"/>
-          <w:lang w:eastAsia="es-ES"/>
-        </w:rPr>
-        <w:t>El ranking de asistencias revela a los jugadores con mayor capacidad creativa.</w:t>
-      </w:r>
-      <w:r>
-        <w:rPr>
-          <w:rFonts w:ascii="Times New Roman" w:eastAsia="Times New Roman" w:hAnsi="Times New Roman" w:cs="Times New Roman"/>
-          <w:sz w:val="24"/>
-          <w:szCs w:val="24"/>
-          <w:lang w:eastAsia="es-ES"/>
-        </w:rPr>
-        <w:t xml:space="preserve"> </w:t>
-      </w:r>
-      <w:r>
-        <w:rPr>
-          <w:rFonts w:ascii="Times New Roman" w:eastAsia="Times New Roman" w:hAnsi="Times New Roman" w:cs="Times New Roman"/>
-          <w:sz w:val="24"/>
-          <w:szCs w:val="24"/>
-          <w:lang w:eastAsia="es-ES"/>
-        </w:rPr>
-        <w:t>Destacan especialmente:</w:t>
+      </w:pPr>
+      <w:r>
+        <w:t xml:space="preserve">Goles por 90 minutos </w:t>
       </w:r>
     </w:p>
     <w:p>
       <w:pPr>
         <w:numPr>
           <w:ilvl w:val="0"/>
-          <w:numId w:val="5"/>
+          <w:numId w:val="12"/>
         </w:numPr>
         <w:spacing w:before="100" w:beforeAutospacing="1" w:after="100" w:afterAutospacing="1" w:line="240" w:lineRule="auto"/>
-        <w:rPr>
-          <w:rFonts w:ascii="Times New Roman" w:eastAsia="Times New Roman" w:hAnsi="Times New Roman" w:cs="Times New Roman"/>
-          <w:sz w:val="24"/>
-          <w:szCs w:val="24"/>
-          <w:lang w:eastAsia="es-ES"/>
-        </w:rPr>
-      </w:pPr>
-      <w:r>
-        <w:rPr>
-          <w:rFonts w:ascii="Times New Roman" w:eastAsia="Times New Roman" w:hAnsi="Times New Roman" w:cs="Times New Roman"/>
-          <w:b/>
-          <w:bCs/>
-          <w:sz w:val="24"/>
-          <w:szCs w:val="24"/>
-          <w:lang w:eastAsia="es-ES"/>
-        </w:rPr>
-        <w:t>Lionel Messi</w:t>
+      </w:pPr>
+      <w:r>
+        <w:t xml:space="preserve">Asistencias por 90 minutos </w:t>
       </w:r>
     </w:p>
     <w:p>
       <w:pPr>
         <w:numPr>
           <w:ilvl w:val="0"/>
-          <w:numId w:val="5"/>
+          <w:numId w:val="12"/>
         </w:numPr>
         <w:spacing w:before="100" w:beforeAutospacing="1" w:after="100" w:afterAutospacing="1" w:line="240" w:lineRule="auto"/>
-        <w:rPr>
-          <w:rFonts w:ascii="Times New Roman" w:eastAsia="Times New Roman" w:hAnsi="Times New Roman" w:cs="Times New Roman"/>
-          <w:sz w:val="24"/>
-          <w:szCs w:val="24"/>
-          <w:lang w:eastAsia="es-ES"/>
-        </w:rPr>
-      </w:pPr>
-      <w:r>
-        <w:rPr>
-          <w:rFonts w:ascii="Times New Roman" w:eastAsia="Times New Roman" w:hAnsi="Times New Roman" w:cs="Times New Roman"/>
-          <w:b/>
-          <w:bCs/>
-          <w:sz w:val="24"/>
-          <w:szCs w:val="24"/>
-          <w:lang w:eastAsia="es-ES"/>
-        </w:rPr>
-        <w:t xml:space="preserve">Kevin De </w:t>
-      </w:r>
-      <w:proofErr w:type="spellStart"/>
-      <w:r>
-        <w:rPr>
-          <w:rFonts w:ascii="Times New Roman" w:eastAsia="Times New Roman" w:hAnsi="Times New Roman" w:cs="Times New Roman"/>
-          <w:b/>
-          <w:bCs/>
-          <w:sz w:val="24"/>
-          <w:szCs w:val="24"/>
-          <w:lang w:eastAsia="es-ES"/>
-        </w:rPr>
-        <w:t>Bruyne</w:t>
-      </w:r>
-      <w:proofErr w:type="spellEnd"/>
+      </w:pPr>
+      <w:r>
+        <w:t xml:space="preserve">G+A por 90 minutos </w:t>
+      </w:r>
+    </w:p>
+    <w:p>
+      <w:pPr>
+        <w:pStyle w:val="NormalWeb"/>
+      </w:pPr>
+      <w:r>
+        <w:t>Las métricas por 90 minutos permiten comparar jugadores independientemente del tiempo jugado.</w:t>
+      </w:r>
+    </w:p>
+    <w:p>
+      <w:r>
+        <w:pict>
+          <v:rect id="_x0000_i1029" style="width:0;height:1.5pt" o:hralign="center" o:hrstd="t" o:hr="t" fillcolor="#a0a0a0" stroked="f"/>
+        </w:pict>
+      </w:r>
+    </w:p>
+    <w:p>
+      <w:pPr>
+        <w:pStyle w:val="Ttulo3"/>
+      </w:pPr>
+      <w:r>
+        <w:t>Análisis descriptivo</w:t>
+      </w:r>
+    </w:p>
+    <w:p>
+      <w:pPr>
+        <w:pStyle w:val="Ttulo4"/>
+      </w:pPr>
+      <w:r>
+        <w:t>Máximos goleadores</w:t>
+      </w:r>
+    </w:p>
+    <w:p>
+      <w:pPr>
+        <w:pStyle w:val="NormalWeb"/>
+      </w:pPr>
+      <w:r>
+        <w:t>Los jugadores con mayor número de goles son:</w:t>
+      </w:r>
     </w:p>
     <w:p>
       <w:pPr>
         <w:numPr>
           <w:ilvl w:val="0"/>
-          <w:numId w:val="5"/>
+          <w:numId w:val="13"/>
         </w:numPr>
         <w:spacing w:before="100" w:beforeAutospacing="1" w:after="100" w:afterAutospacing="1" w:line="240" w:lineRule="auto"/>
-        <w:rPr>
-          <w:rFonts w:ascii="Times New Roman" w:eastAsia="Times New Roman" w:hAnsi="Times New Roman" w:cs="Times New Roman"/>
-          <w:sz w:val="24"/>
-          <w:szCs w:val="24"/>
-          <w:lang w:eastAsia="es-ES"/>
-        </w:rPr>
-      </w:pPr>
+      </w:pPr>
+      <w:r>
+        <w:t xml:space="preserve">Robert </w:t>
+      </w:r>
       <w:proofErr w:type="spellStart"/>
       <w:r>
-        <w:rPr>
-          <w:rFonts w:ascii="Times New Roman" w:eastAsia="Times New Roman" w:hAnsi="Times New Roman" w:cs="Times New Roman"/>
-          <w:b/>
-          <w:bCs/>
-          <w:sz w:val="24"/>
-          <w:szCs w:val="24"/>
-          <w:lang w:eastAsia="es-ES"/>
-        </w:rPr>
-        <w:t>Dries</w:t>
+        <w:t>Lewandowski</w:t>
       </w:r>
       <w:proofErr w:type="spellEnd"/>
       <w:r>
-        <w:rPr>
-          <w:rFonts w:ascii="Times New Roman" w:eastAsia="Times New Roman" w:hAnsi="Times New Roman" w:cs="Times New Roman"/>
-          <w:b/>
-          <w:bCs/>
-          <w:sz w:val="24"/>
-          <w:szCs w:val="24"/>
-          <w:lang w:eastAsia="es-ES"/>
-        </w:rPr>
         <w:t xml:space="preserve"> </w:t>
       </w:r>
-      <w:proofErr w:type="spellStart"/>
-      <w:r>
-        <w:rPr>
-          <w:rFonts w:ascii="Times New Roman" w:eastAsia="Times New Roman" w:hAnsi="Times New Roman" w:cs="Times New Roman"/>
-          <w:b/>
-          <w:bCs/>
-          <w:sz w:val="24"/>
-          <w:szCs w:val="24"/>
-          <w:lang w:eastAsia="es-ES"/>
-        </w:rPr>
-        <w:t>Mertens</w:t>
-      </w:r>
-      <w:proofErr w:type="spellEnd"/>
     </w:p>
     <w:p>
       <w:pPr>
         <w:numPr>
           <w:ilvl w:val="0"/>
-          <w:numId w:val="5"/>
+          <w:numId w:val="13"/>
         </w:numPr>
         <w:spacing w:before="100" w:beforeAutospacing="1" w:after="100" w:afterAutospacing="1" w:line="240" w:lineRule="auto"/>
+      </w:pPr>
+      <w:r>
+        <w:t xml:space="preserve">Lionel Messi </w:t>
+      </w:r>
+    </w:p>
+    <w:p>
+      <w:pPr>
+        <w:numPr>
+          <w:ilvl w:val="0"/>
+          <w:numId w:val="13"/>
+        </w:numPr>
+        <w:spacing w:before="100" w:beforeAutospacing="1" w:after="100" w:afterAutospacing="1" w:line="240" w:lineRule="auto"/>
+      </w:pPr>
+      <w:r>
+        <w:t xml:space="preserve">Cristiano Ronaldo </w:t>
+      </w:r>
+    </w:p>
+    <w:p>
+      <w:pPr>
+        <w:pStyle w:val="NormalWeb"/>
+      </w:pPr>
+      <w:r>
+        <w:t>Estos jugadores destacan por su alta capacidad de finalización.</w:t>
+      </w:r>
+    </w:p>
+    <w:p>
+      <w:r>
+        <w:pict>
+          <v:rect id="_x0000_i1030" style="width:0;height:1.5pt" o:hralign="center" o:hrstd="t" o:hr="t" fillcolor="#a0a0a0" stroked="f"/>
+        </w:pict>
+      </w:r>
+    </w:p>
+    <w:p>
+      <w:pPr>
+        <w:pStyle w:val="Ttulo4"/>
+      </w:pPr>
+      <w:r>
+        <w:lastRenderedPageBreak/>
+        <w:t>Generadores de gol (G+A)</w:t>
+      </w:r>
+    </w:p>
+    <w:p>
+      <w:pPr>
+        <w:pStyle w:val="NormalWeb"/>
+      </w:pPr>
+      <w:r>
+        <w:t>Al analizar la contribución total (G+A), se identifican como jugadores más influyentes:</w:t>
+      </w:r>
+    </w:p>
+    <w:p>
+      <w:pPr>
+        <w:numPr>
+          <w:ilvl w:val="0"/>
+          <w:numId w:val="14"/>
+        </w:numPr>
+        <w:spacing w:before="100" w:beforeAutospacing="1" w:after="100" w:afterAutospacing="1" w:line="240" w:lineRule="auto"/>
+      </w:pPr>
+      <w:r>
+        <w:t xml:space="preserve">Lionel Messi </w:t>
+      </w:r>
+    </w:p>
+    <w:p>
+      <w:pPr>
+        <w:numPr>
+          <w:ilvl w:val="0"/>
+          <w:numId w:val="14"/>
+        </w:numPr>
+        <w:spacing w:before="100" w:beforeAutospacing="1" w:after="100" w:afterAutospacing="1" w:line="240" w:lineRule="auto"/>
+      </w:pPr>
+      <w:r>
+        <w:t xml:space="preserve">Robert </w:t>
+      </w:r>
+      <w:proofErr w:type="spellStart"/>
+      <w:r>
+        <w:t>Lewandowski</w:t>
+      </w:r>
+      <w:proofErr w:type="spellEnd"/>
+      <w:r>
+        <w:t xml:space="preserve"> </w:t>
+      </w:r>
+    </w:p>
+    <w:p>
+      <w:pPr>
+        <w:numPr>
+          <w:ilvl w:val="0"/>
+          <w:numId w:val="14"/>
+        </w:numPr>
+        <w:spacing w:before="100" w:beforeAutospacing="1" w:after="100" w:afterAutospacing="1" w:line="240" w:lineRule="auto"/>
+      </w:pPr>
+      <w:r>
+        <w:t xml:space="preserve">Cristiano Ronaldo </w:t>
+      </w:r>
+    </w:p>
+    <w:p>
+      <w:pPr>
+        <w:pStyle w:val="NormalWeb"/>
+      </w:pPr>
+      <w:r>
+        <w:t>Estos perfiles combinan eficacia goleadora y capacidad creativa.</w:t>
+      </w:r>
+    </w:p>
+    <w:p>
+      <w:r>
+        <w:pict>
+          <v:rect id="_x0000_i1031" style="width:0;height:1.5pt" o:hralign="center" o:hrstd="t" o:hr="t" fillcolor="#a0a0a0" stroked="f"/>
+        </w:pict>
+      </w:r>
+    </w:p>
+    <w:p>
+      <w:pPr>
+        <w:pStyle w:val="Ttulo4"/>
+      </w:pPr>
+      <w:r>
+        <w:t>Mejores asistentes</w:t>
+      </w:r>
+    </w:p>
+    <w:p>
+      <w:pPr>
+        <w:pStyle w:val="NormalWeb"/>
+      </w:pPr>
+      <w:r>
+        <w:t>En términos de asistencias destacan:</w:t>
+      </w:r>
+    </w:p>
+    <w:p>
+      <w:pPr>
+        <w:numPr>
+          <w:ilvl w:val="0"/>
+          <w:numId w:val="15"/>
+        </w:numPr>
+        <w:spacing w:before="100" w:beforeAutospacing="1" w:after="100" w:afterAutospacing="1" w:line="240" w:lineRule="auto"/>
+      </w:pPr>
+      <w:r>
+        <w:t xml:space="preserve">Lionel Messi </w:t>
+      </w:r>
+    </w:p>
+    <w:p>
+      <w:pPr>
+        <w:numPr>
+          <w:ilvl w:val="0"/>
+          <w:numId w:val="15"/>
+        </w:numPr>
+        <w:spacing w:before="100" w:beforeAutospacing="1" w:after="100" w:afterAutospacing="1" w:line="240" w:lineRule="auto"/>
+      </w:pPr>
+      <w:r>
+        <w:t xml:space="preserve">Kevin De </w:t>
+      </w:r>
+      <w:proofErr w:type="spellStart"/>
+      <w:r>
+        <w:t>Bruyne</w:t>
+      </w:r>
+      <w:proofErr w:type="spellEnd"/>
+      <w:r>
+        <w:t xml:space="preserve"> </w:t>
+      </w:r>
+    </w:p>
+    <w:p>
+      <w:pPr>
+        <w:numPr>
+          <w:ilvl w:val="0"/>
+          <w:numId w:val="15"/>
+        </w:numPr>
+        <w:spacing w:before="100" w:beforeAutospacing="1" w:after="100" w:afterAutospacing="1" w:line="240" w:lineRule="auto"/>
+      </w:pPr>
+      <w:proofErr w:type="spellStart"/>
+      <w:r>
+        <w:t>Dries</w:t>
+      </w:r>
+      <w:proofErr w:type="spellEnd"/>
+      <w:r>
+        <w:t xml:space="preserve"> </w:t>
+      </w:r>
+      <w:proofErr w:type="spellStart"/>
+      <w:r>
+        <w:t>Mertens</w:t>
+      </w:r>
+      <w:proofErr w:type="spellEnd"/>
+      <w:r>
+        <w:t xml:space="preserve"> </w:t>
+      </w:r>
+    </w:p>
+    <w:p>
+      <w:pPr>
+        <w:pStyle w:val="NormalWeb"/>
+      </w:pPr>
+      <w:r>
+        <w:t>Estos jugadores presentan un perfil más orientado a la generación de juego.</w:t>
+      </w:r>
+    </w:p>
+    <w:p>
+      <w:r>
+        <w:pict>
+          <v:rect id="_x0000_i1032" style="width:0;height:1.5pt" o:hralign="center" o:hrstd="t" o:hr="t" fillcolor="#a0a0a0" stroked="f"/>
+        </w:pict>
+      </w:r>
+    </w:p>
+    <w:p>
+      <w:pPr>
+        <w:pStyle w:val="Ttulo4"/>
+      </w:pPr>
+      <w:r>
+        <w:t>Perfiles ofensivos</w:t>
+      </w:r>
+    </w:p>
+    <w:p>
+      <w:pPr>
+        <w:pStyle w:val="NormalWeb"/>
+      </w:pPr>
+      <w:r>
+        <w:t>A partir del análisis conjunto de goles y asistencias se identifican tres tipos de jugadores:</w:t>
+      </w:r>
+    </w:p>
+    <w:p>
+      <w:pPr>
+        <w:numPr>
+          <w:ilvl w:val="0"/>
+          <w:numId w:val="16"/>
+        </w:numPr>
+        <w:spacing w:before="100" w:beforeAutospacing="1" w:after="100" w:afterAutospacing="1" w:line="240" w:lineRule="auto"/>
+      </w:pPr>
+      <w:r>
         <w:rPr>
-          <w:rFonts w:ascii="Times New Roman" w:eastAsia="Times New Roman" w:hAnsi="Times New Roman" w:cs="Times New Roman"/>
-          <w:sz w:val="24"/>
-          <w:szCs w:val="24"/>
-          <w:lang w:eastAsia="es-ES"/>
+          <w:rStyle w:val="Textoennegrita"/>
         </w:rPr>
+        <w:t>Finalizadores</w:t>
+      </w:r>
+      <w:r>
+        <w:t xml:space="preserve">: alto volumen de goles, pocas asistencias </w:t>
+      </w:r>
+    </w:p>
+    <w:p>
+      <w:pPr>
+        <w:numPr>
+          <w:ilvl w:val="0"/>
+          <w:numId w:val="16"/>
+        </w:numPr>
+        <w:spacing w:before="100" w:beforeAutospacing="1" w:after="100" w:afterAutospacing="1" w:line="240" w:lineRule="auto"/>
       </w:pPr>
       <w:r>
         <w:rPr>
-          <w:rFonts w:ascii="Times New Roman" w:eastAsia="Times New Roman" w:hAnsi="Times New Roman" w:cs="Times New Roman"/>
-          <w:b/>
-          <w:bCs/>
-          <w:sz w:val="24"/>
-          <w:szCs w:val="24"/>
-          <w:lang w:eastAsia="es-ES"/>
+          <w:rStyle w:val="Textoennegrita"/>
         </w:rPr>
-        <w:t xml:space="preserve">Bruno </w:t>
-      </w:r>
-      <w:proofErr w:type="spellStart"/>
+        <w:t>Creadores</w:t>
+      </w:r>
+      <w:r>
+        <w:t xml:space="preserve">: alto volumen de asistencias </w:t>
+      </w:r>
+    </w:p>
+    <w:p>
+      <w:pPr>
+        <w:numPr>
+          <w:ilvl w:val="0"/>
+          <w:numId w:val="16"/>
+        </w:numPr>
+        <w:spacing w:before="100" w:beforeAutospacing="1" w:after="100" w:afterAutospacing="1" w:line="240" w:lineRule="auto"/>
+      </w:pPr>
       <w:r>
         <w:rPr>
-          <w:rFonts w:ascii="Times New Roman" w:eastAsia="Times New Roman" w:hAnsi="Times New Roman" w:cs="Times New Roman"/>
-          <w:b/>
-          <w:bCs/>
-          <w:sz w:val="24"/>
-          <w:szCs w:val="24"/>
-          <w:lang w:eastAsia="es-ES"/>
-        </w:rPr>
-        <w:t>Fernandes</w:t>
-      </w:r>
-      <w:proofErr w:type="spellEnd"/>
-    </w:p>
-    <w:p>
-      <w:pPr>
-        <w:spacing w:before="100" w:beforeAutospacing="1" w:after="100" w:afterAutospacing="1" w:line="240" w:lineRule="auto"/>
-        <w:rPr>
-          <w:rFonts w:ascii="Times New Roman" w:eastAsia="Times New Roman" w:hAnsi="Times New Roman" w:cs="Times New Roman"/>
-          <w:sz w:val="24"/>
-          <w:szCs w:val="24"/>
-          <w:lang w:eastAsia="es-ES"/>
-        </w:rPr>
-      </w:pPr>
-      <w:r>
-        <w:rPr>
-          <w:rFonts w:ascii="Times New Roman" w:eastAsia="Times New Roman" w:hAnsi="Times New Roman" w:cs="Times New Roman"/>
-          <w:sz w:val="24"/>
-          <w:szCs w:val="24"/>
-          <w:lang w:eastAsia="es-ES"/>
-        </w:rPr>
-        <w:t>Estos jugadores actúan como generadores de juego ofensivo, creando oportunidades de gol para sus equipos.</w:t>
-      </w:r>
-    </w:p>
-    <w:p>
-      <w:pPr>
-        <w:spacing w:before="100" w:beforeAutospacing="1" w:after="100" w:afterAutospacing="1" w:line="240" w:lineRule="auto"/>
-        <w:outlineLvl w:val="1"/>
-        <w:rPr>
-          <w:rFonts w:ascii="Times New Roman" w:eastAsia="Times New Roman" w:hAnsi="Times New Roman" w:cs="Times New Roman"/>
-          <w:b/>
-          <w:bCs/>
-          <w:sz w:val="36"/>
-          <w:szCs w:val="36"/>
-          <w:lang w:eastAsia="es-ES"/>
-        </w:rPr>
-      </w:pPr>
-      <w:r>
-        <w:rPr>
-          <w:rFonts w:ascii="Times New Roman" w:eastAsia="Times New Roman" w:hAnsi="Times New Roman" w:cs="Times New Roman"/>
-          <w:b/>
-          <w:bCs/>
-          <w:sz w:val="36"/>
-          <w:szCs w:val="36"/>
-          <w:lang w:eastAsia="es-ES"/>
-        </w:rPr>
-        <w:t>Relación entre goles y asistencias</w:t>
-      </w:r>
-    </w:p>
-    <w:p>
-      <w:pPr>
-        <w:spacing w:before="100" w:beforeAutospacing="1" w:after="100" w:afterAutospacing="1" w:line="240" w:lineRule="auto"/>
-        <w:rPr>
-          <w:rFonts w:ascii="Times New Roman" w:eastAsia="Times New Roman" w:hAnsi="Times New Roman" w:cs="Times New Roman"/>
-          <w:sz w:val="24"/>
-          <w:szCs w:val="24"/>
-          <w:lang w:eastAsia="es-ES"/>
-        </w:rPr>
-      </w:pPr>
-      <w:r>
-        <w:rPr>
-          <w:rFonts w:ascii="Times New Roman" w:eastAsia="Times New Roman" w:hAnsi="Times New Roman" w:cs="Times New Roman"/>
-          <w:sz w:val="24"/>
-          <w:szCs w:val="24"/>
-          <w:lang w:eastAsia="es-ES"/>
-        </w:rPr>
-        <w:t>El gráfico de dispersión permite analizar la relación entre ambas variables.</w:t>
-      </w:r>
-      <w:r>
-        <w:rPr>
-          <w:rFonts w:ascii="Times New Roman" w:eastAsia="Times New Roman" w:hAnsi="Times New Roman" w:cs="Times New Roman"/>
-          <w:sz w:val="24"/>
-          <w:szCs w:val="24"/>
-          <w:lang w:eastAsia="es-ES"/>
-        </w:rPr>
-        <w:t xml:space="preserve"> </w:t>
-      </w:r>
-      <w:r>
-        <w:rPr>
-          <w:rFonts w:ascii="Times New Roman" w:eastAsia="Times New Roman" w:hAnsi="Times New Roman" w:cs="Times New Roman"/>
-          <w:sz w:val="24"/>
-          <w:szCs w:val="24"/>
-          <w:lang w:eastAsia="es-ES"/>
-        </w:rPr>
-        <w:t>Se observan diferentes perfiles de jugador:</w:t>
-      </w:r>
-    </w:p>
-    <w:p>
-      <w:pPr>
-        <w:spacing w:before="100" w:beforeAutospacing="1" w:after="100" w:afterAutospacing="1" w:line="240" w:lineRule="auto"/>
-        <w:rPr>
-          <w:rFonts w:ascii="Times New Roman" w:eastAsia="Times New Roman" w:hAnsi="Times New Roman" w:cs="Times New Roman"/>
-          <w:sz w:val="24"/>
-          <w:szCs w:val="24"/>
-          <w:lang w:eastAsia="es-ES"/>
-        </w:rPr>
-      </w:pPr>
-      <w:r>
-        <w:rPr>
-          <w:rFonts w:ascii="Times New Roman" w:eastAsia="Times New Roman" w:hAnsi="Times New Roman" w:cs="Times New Roman"/>
-          <w:b/>
-          <w:bCs/>
-          <w:sz w:val="24"/>
-          <w:szCs w:val="24"/>
-          <w:lang w:eastAsia="es-ES"/>
-        </w:rPr>
-        <w:t>Finalizadores puros</w:t>
-      </w:r>
-    </w:p>
-    <w:p>
-      <w:pPr>
-        <w:spacing w:before="100" w:beforeAutospacing="1" w:after="100" w:afterAutospacing="1" w:line="240" w:lineRule="auto"/>
-        <w:rPr>
-          <w:rFonts w:ascii="Times New Roman" w:eastAsia="Times New Roman" w:hAnsi="Times New Roman" w:cs="Times New Roman"/>
-          <w:sz w:val="24"/>
-          <w:szCs w:val="24"/>
-          <w:lang w:eastAsia="es-ES"/>
-        </w:rPr>
-      </w:pPr>
-      <w:r>
-        <w:rPr>
-          <w:rFonts w:ascii="Times New Roman" w:eastAsia="Times New Roman" w:hAnsi="Times New Roman" w:cs="Times New Roman"/>
-          <w:sz w:val="24"/>
-          <w:szCs w:val="24"/>
-          <w:lang w:eastAsia="es-ES"/>
-        </w:rPr>
-        <w:t>Jugadores con muchos goles y pocas asistencias, cuyo rol principal es marcar.</w:t>
-      </w:r>
-    </w:p>
-    <w:p>
-      <w:pPr>
-        <w:spacing w:before="100" w:beforeAutospacing="1" w:after="100" w:afterAutospacing="1" w:line="240" w:lineRule="auto"/>
-        <w:rPr>
-          <w:rFonts w:ascii="Times New Roman" w:eastAsia="Times New Roman" w:hAnsi="Times New Roman" w:cs="Times New Roman"/>
-          <w:sz w:val="24"/>
-          <w:szCs w:val="24"/>
-          <w:lang w:eastAsia="es-ES"/>
-        </w:rPr>
-      </w:pPr>
-      <w:r>
-        <w:rPr>
-          <w:rFonts w:ascii="Times New Roman" w:eastAsia="Times New Roman" w:hAnsi="Times New Roman" w:cs="Times New Roman"/>
-          <w:b/>
-          <w:bCs/>
-          <w:sz w:val="24"/>
-          <w:szCs w:val="24"/>
-          <w:lang w:eastAsia="es-ES"/>
-        </w:rPr>
-        <w:t>Creadores de juego</w:t>
-      </w:r>
-    </w:p>
-    <w:p>
-      <w:pPr>
-        <w:spacing w:before="100" w:beforeAutospacing="1" w:after="100" w:afterAutospacing="1" w:line="240" w:lineRule="auto"/>
-        <w:rPr>
-          <w:rFonts w:ascii="Times New Roman" w:eastAsia="Times New Roman" w:hAnsi="Times New Roman" w:cs="Times New Roman"/>
-          <w:sz w:val="24"/>
-          <w:szCs w:val="24"/>
-          <w:lang w:eastAsia="es-ES"/>
-        </w:rPr>
-      </w:pPr>
-      <w:r>
-        <w:rPr>
-          <w:rFonts w:ascii="Times New Roman" w:eastAsia="Times New Roman" w:hAnsi="Times New Roman" w:cs="Times New Roman"/>
-          <w:sz w:val="24"/>
-          <w:szCs w:val="24"/>
-          <w:lang w:eastAsia="es-ES"/>
-        </w:rPr>
-        <w:t>Jugadores con muchas asistencias y menor producción goleadora.</w:t>
-      </w:r>
-    </w:p>
-    <w:p>
-      <w:pPr>
-        <w:spacing w:before="100" w:beforeAutospacing="1" w:after="100" w:afterAutospacing="1" w:line="240" w:lineRule="auto"/>
-        <w:rPr>
-          <w:rFonts w:ascii="Times New Roman" w:eastAsia="Times New Roman" w:hAnsi="Times New Roman" w:cs="Times New Roman"/>
-          <w:sz w:val="24"/>
-          <w:szCs w:val="24"/>
-          <w:lang w:eastAsia="es-ES"/>
-        </w:rPr>
-      </w:pPr>
-      <w:r>
-        <w:rPr>
-          <w:rFonts w:ascii="Times New Roman" w:eastAsia="Times New Roman" w:hAnsi="Times New Roman" w:cs="Times New Roman"/>
-          <w:b/>
-          <w:bCs/>
-          <w:sz w:val="24"/>
-          <w:szCs w:val="24"/>
-          <w:lang w:eastAsia="es-ES"/>
+          <w:rStyle w:val="Textoennegrita"/>
         </w:rPr>
         <w:t>Jugadores completos</w:t>
       </w:r>
-    </w:p>
-    <w:p>
-      <w:pPr>
+      <w:r>
+        <w:t xml:space="preserve">: alto impacto en ambas métricas </w:t>
+      </w:r>
+    </w:p>
+    <w:p>
+      <w:pPr>
+        <w:pStyle w:val="NormalWeb"/>
+      </w:pPr>
+      <w:r>
+        <w:t>Lionel Messi destaca como el perfil más completo.</w:t>
+      </w:r>
+    </w:p>
+    <w:p>
+      <w:r>
+        <w:pict>
+          <v:rect id="_x0000_i1033" style="width:0;height:1.5pt" o:hralign="center" o:hrstd="t" o:hr="t" fillcolor="#a0a0a0" stroked="f"/>
+        </w:pict>
+      </w:r>
+    </w:p>
+    <w:p>
+      <w:pPr>
+        <w:pStyle w:val="Ttulo3"/>
+      </w:pPr>
+      <w:r>
+        <w:t>Análisis estadístico</w:t>
+      </w:r>
+    </w:p>
+    <w:p>
+      <w:pPr>
+        <w:pStyle w:val="NormalWeb"/>
+      </w:pPr>
+      <w:r>
+        <w:t>Se ha calculado la correlación entre goles y asistencias para evaluar la relación entre ambas variables.</w:t>
+      </w:r>
+    </w:p>
+    <w:p>
+      <w:pPr>
+        <w:pStyle w:val="NormalWeb"/>
+      </w:pPr>
+      <w:r>
+        <w:t>El resultado muestra una relación moderada, lo que indica que:</w:t>
+      </w:r>
+    </w:p>
+    <w:p>
+      <w:pPr>
+        <w:numPr>
+          <w:ilvl w:val="0"/>
+          <w:numId w:val="17"/>
+        </w:numPr>
         <w:spacing w:before="100" w:beforeAutospacing="1" w:after="100" w:afterAutospacing="1" w:line="240" w:lineRule="auto"/>
-        <w:rPr>
-          <w:rFonts w:ascii="Times New Roman" w:eastAsia="Times New Roman" w:hAnsi="Times New Roman" w:cs="Times New Roman"/>
-          <w:sz w:val="24"/>
-          <w:szCs w:val="24"/>
-          <w:lang w:eastAsia="es-ES"/>
-        </w:rPr>
-      </w:pPr>
-      <w:r>
-        <w:rPr>
-          <w:rFonts w:ascii="Times New Roman" w:eastAsia="Times New Roman" w:hAnsi="Times New Roman" w:cs="Times New Roman"/>
-          <w:sz w:val="24"/>
-          <w:szCs w:val="24"/>
-          <w:lang w:eastAsia="es-ES"/>
-        </w:rPr>
-        <w:t>Jugadores con valores elevados en ambas métricas, capaces tanto de marcar como de asistir.</w:t>
-      </w:r>
-    </w:p>
-    <w:p>
-      <w:pPr>
+      </w:pPr>
+      <w:r>
+        <w:t xml:space="preserve">No todos los jugadores que marcan muchos goles generan muchas asistencias </w:t>
+      </w:r>
+    </w:p>
+    <w:p>
+      <w:pPr>
+        <w:numPr>
+          <w:ilvl w:val="0"/>
+          <w:numId w:val="17"/>
+        </w:numPr>
         <w:spacing w:before="100" w:beforeAutospacing="1" w:after="100" w:afterAutospacing="1" w:line="240" w:lineRule="auto"/>
-        <w:rPr>
-          <w:rFonts w:ascii="Times New Roman" w:eastAsia="Times New Roman" w:hAnsi="Times New Roman" w:cs="Times New Roman"/>
-          <w:sz w:val="24"/>
-          <w:szCs w:val="24"/>
-          <w:lang w:eastAsia="es-ES"/>
-        </w:rPr>
-      </w:pPr>
-      <w:r>
-        <w:rPr>
-          <w:rFonts w:ascii="Times New Roman" w:eastAsia="Times New Roman" w:hAnsi="Times New Roman" w:cs="Times New Roman"/>
-          <w:sz w:val="24"/>
-          <w:szCs w:val="24"/>
-          <w:lang w:eastAsia="es-ES"/>
-        </w:rPr>
-        <w:t xml:space="preserve">En esta categoría destacan jugadores como </w:t>
-      </w:r>
-      <w:r>
-        <w:rPr>
-          <w:rFonts w:ascii="Times New Roman" w:eastAsia="Times New Roman" w:hAnsi="Times New Roman" w:cs="Times New Roman"/>
-          <w:b/>
-          <w:bCs/>
-          <w:sz w:val="24"/>
-          <w:szCs w:val="24"/>
-          <w:lang w:eastAsia="es-ES"/>
-        </w:rPr>
-        <w:t>Lionel Messi</w:t>
-      </w:r>
-      <w:r>
-        <w:rPr>
-          <w:rFonts w:ascii="Times New Roman" w:eastAsia="Times New Roman" w:hAnsi="Times New Roman" w:cs="Times New Roman"/>
-          <w:sz w:val="24"/>
-          <w:szCs w:val="24"/>
-          <w:lang w:eastAsia="es-ES"/>
-        </w:rPr>
-        <w:t>, que presenta altos valores en ambos indicadores.</w:t>
-      </w:r>
-    </w:p>
-    <w:p>
-      <w:pPr>
-        <w:spacing w:before="100" w:beforeAutospacing="1" w:after="100" w:afterAutospacing="1" w:line="240" w:lineRule="auto"/>
-        <w:outlineLvl w:val="1"/>
-        <w:rPr>
-          <w:rFonts w:ascii="Times New Roman" w:eastAsia="Times New Roman" w:hAnsi="Times New Roman" w:cs="Times New Roman"/>
-          <w:b/>
-          <w:bCs/>
-          <w:sz w:val="36"/>
-          <w:szCs w:val="36"/>
-          <w:lang w:eastAsia="es-ES"/>
-        </w:rPr>
-      </w:pPr>
-      <w:r>
-        <w:rPr>
-          <w:rFonts w:ascii="Times New Roman" w:eastAsia="Times New Roman" w:hAnsi="Times New Roman" w:cs="Times New Roman"/>
-          <w:b/>
-          <w:bCs/>
-          <w:sz w:val="36"/>
-          <w:szCs w:val="36"/>
-          <w:lang w:eastAsia="es-ES"/>
-        </w:rPr>
+      </w:pPr>
+      <w:r>
+        <w:t xml:space="preserve">Existen roles diferenciados dentro del ataque </w:t>
+      </w:r>
+    </w:p>
+    <w:p>
+      <w:pPr>
+        <w:pStyle w:val="NormalWeb"/>
+      </w:pPr>
+      <w:r>
+        <w:t xml:space="preserve">Este análisis refuerza la segmentación en perfiles ofensivos observada en el </w:t>
+      </w:r>
+      <w:proofErr w:type="spellStart"/>
+      <w:r>
+        <w:t>dashboard</w:t>
+      </w:r>
+      <w:proofErr w:type="spellEnd"/>
+      <w:r>
+        <w:t>.</w:t>
+      </w:r>
+    </w:p>
+    <w:p>
+      <w:r>
+        <w:pict>
+          <v:rect id="_x0000_i1034" style="width:0;height:1.5pt" o:hralign="center" o:hrstd="t" o:hr="t" fillcolor="#a0a0a0" stroked="f"/>
+        </w:pict>
+      </w:r>
+    </w:p>
+    <w:p>
+      <w:pPr>
+        <w:pStyle w:val="Ttulo3"/>
+      </w:pPr>
+      <w:r>
         <w:lastRenderedPageBreak/>
         <w:t xml:space="preserve">Interactividad del </w:t>
       </w:r>
       <w:proofErr w:type="spellStart"/>
       <w:r>
-        <w:rPr>
-          <w:rFonts w:ascii="Times New Roman" w:eastAsia="Times New Roman" w:hAnsi="Times New Roman" w:cs="Times New Roman"/>
-          <w:b/>
-          <w:bCs/>
-          <w:sz w:val="36"/>
-          <w:szCs w:val="36"/>
-          <w:lang w:eastAsia="es-ES"/>
-        </w:rPr>
         <w:t>dashboard</w:t>
       </w:r>
       <w:proofErr w:type="spellEnd"/>
     </w:p>
     <w:p>
       <w:pPr>
-        <w:spacing w:before="100" w:beforeAutospacing="1" w:after="100" w:afterAutospacing="1" w:line="240" w:lineRule="auto"/>
-        <w:rPr>
-          <w:rFonts w:ascii="Times New Roman" w:eastAsia="Times New Roman" w:hAnsi="Times New Roman" w:cs="Times New Roman"/>
-          <w:sz w:val="24"/>
-          <w:szCs w:val="24"/>
-          <w:lang w:eastAsia="es-ES"/>
-        </w:rPr>
-      </w:pPr>
-      <w:r>
-        <w:rPr>
-          <w:rFonts w:ascii="Times New Roman" w:eastAsia="Times New Roman" w:hAnsi="Times New Roman" w:cs="Times New Roman"/>
-          <w:sz w:val="24"/>
-          <w:szCs w:val="24"/>
-          <w:lang w:eastAsia="es-ES"/>
-        </w:rPr>
+        <w:pStyle w:val="NormalWeb"/>
+      </w:pPr>
+      <w:r>
         <w:t xml:space="preserve">El </w:t>
       </w:r>
       <w:proofErr w:type="spellStart"/>
       <w:r>
-        <w:rPr>
-          <w:rFonts w:ascii="Times New Roman" w:eastAsia="Times New Roman" w:hAnsi="Times New Roman" w:cs="Times New Roman"/>
-          <w:sz w:val="24"/>
-          <w:szCs w:val="24"/>
-          <w:lang w:eastAsia="es-ES"/>
-        </w:rPr>
         <w:t>dashboard</w:t>
       </w:r>
       <w:proofErr w:type="spellEnd"/>
       <w:r>
-        <w:rPr>
-          <w:rFonts w:ascii="Times New Roman" w:eastAsia="Times New Roman" w:hAnsi="Times New Roman" w:cs="Times New Roman"/>
-          <w:sz w:val="24"/>
-          <w:szCs w:val="24"/>
-          <w:lang w:eastAsia="es-ES"/>
-        </w:rPr>
-        <w:t xml:space="preserve"> incluye un </w:t>
-      </w:r>
-      <w:proofErr w:type="spellStart"/>
-      <w:r>
-        <w:rPr>
-          <w:rFonts w:ascii="Times New Roman" w:eastAsia="Times New Roman" w:hAnsi="Times New Roman" w:cs="Times New Roman"/>
-          <w:b/>
-          <w:bCs/>
-          <w:sz w:val="24"/>
-          <w:szCs w:val="24"/>
-          <w:lang w:eastAsia="es-ES"/>
-        </w:rPr>
-        <w:t>segmentador</w:t>
-      </w:r>
-      <w:proofErr w:type="spellEnd"/>
-      <w:r>
-        <w:rPr>
-          <w:rFonts w:ascii="Times New Roman" w:eastAsia="Times New Roman" w:hAnsi="Times New Roman" w:cs="Times New Roman"/>
-          <w:b/>
-          <w:bCs/>
-          <w:sz w:val="24"/>
-          <w:szCs w:val="24"/>
-          <w:lang w:eastAsia="es-ES"/>
-        </w:rPr>
-        <w:t xml:space="preserve"> de jugadores</w:t>
-      </w:r>
-      <w:r>
-        <w:rPr>
-          <w:rFonts w:ascii="Times New Roman" w:eastAsia="Times New Roman" w:hAnsi="Times New Roman" w:cs="Times New Roman"/>
-          <w:sz w:val="24"/>
-          <w:szCs w:val="24"/>
-          <w:lang w:eastAsia="es-ES"/>
-        </w:rPr>
-        <w:t xml:space="preserve"> que permite filtrar la información para analizar el rendimiento individual de cualquier jugador del </w:t>
-      </w:r>
-      <w:proofErr w:type="spellStart"/>
-      <w:r>
-        <w:rPr>
-          <w:rFonts w:ascii="Times New Roman" w:eastAsia="Times New Roman" w:hAnsi="Times New Roman" w:cs="Times New Roman"/>
-          <w:sz w:val="24"/>
-          <w:szCs w:val="24"/>
-          <w:lang w:eastAsia="es-ES"/>
-        </w:rPr>
-        <w:t>dataset</w:t>
-      </w:r>
-      <w:proofErr w:type="spellEnd"/>
-      <w:r>
-        <w:rPr>
-          <w:rFonts w:ascii="Times New Roman" w:eastAsia="Times New Roman" w:hAnsi="Times New Roman" w:cs="Times New Roman"/>
-          <w:sz w:val="24"/>
-          <w:szCs w:val="24"/>
-          <w:lang w:eastAsia="es-ES"/>
-        </w:rPr>
-        <w:t>.</w:t>
-      </w:r>
-    </w:p>
-    <w:p>
-      <w:pPr>
-        <w:spacing w:before="100" w:beforeAutospacing="1" w:after="100" w:afterAutospacing="1" w:line="240" w:lineRule="auto"/>
-        <w:rPr>
-          <w:rFonts w:ascii="Times New Roman" w:eastAsia="Times New Roman" w:hAnsi="Times New Roman" w:cs="Times New Roman"/>
-          <w:sz w:val="24"/>
-          <w:szCs w:val="24"/>
-          <w:lang w:eastAsia="es-ES"/>
-        </w:rPr>
-      </w:pPr>
-      <w:r>
-        <w:rPr>
-          <w:rFonts w:ascii="Times New Roman" w:eastAsia="Times New Roman" w:hAnsi="Times New Roman" w:cs="Times New Roman"/>
-          <w:sz w:val="24"/>
-          <w:szCs w:val="24"/>
-          <w:lang w:eastAsia="es-ES"/>
-        </w:rPr>
-        <w:t>Las tarjetas superiores muestran:</w:t>
+        <w:t xml:space="preserve"> permite:</w:t>
       </w:r>
     </w:p>
     <w:p>
       <w:pPr>
         <w:numPr>
           <w:ilvl w:val="0"/>
-          <w:numId w:val="6"/>
+          <w:numId w:val="18"/>
         </w:numPr>
         <w:spacing w:before="100" w:beforeAutospacing="1" w:after="100" w:afterAutospacing="1" w:line="240" w:lineRule="auto"/>
-        <w:rPr>
-          <w:rFonts w:ascii="Times New Roman" w:eastAsia="Times New Roman" w:hAnsi="Times New Roman" w:cs="Times New Roman"/>
-          <w:sz w:val="24"/>
-          <w:szCs w:val="24"/>
-          <w:lang w:eastAsia="es-ES"/>
-        </w:rPr>
-      </w:pPr>
-      <w:proofErr w:type="gramStart"/>
-      <w:r>
-        <w:rPr>
-          <w:rFonts w:ascii="Times New Roman" w:eastAsia="Times New Roman" w:hAnsi="Times New Roman" w:cs="Times New Roman"/>
-          <w:sz w:val="24"/>
-          <w:szCs w:val="24"/>
-          <w:lang w:eastAsia="es-ES"/>
-        </w:rPr>
-        <w:t>Total</w:t>
-      </w:r>
-      <w:proofErr w:type="gramEnd"/>
-      <w:r>
-        <w:rPr>
-          <w:rFonts w:ascii="Times New Roman" w:eastAsia="Times New Roman" w:hAnsi="Times New Roman" w:cs="Times New Roman"/>
-          <w:sz w:val="24"/>
-          <w:szCs w:val="24"/>
-          <w:lang w:eastAsia="es-ES"/>
-        </w:rPr>
-        <w:t xml:space="preserve"> de goles</w:t>
+      </w:pPr>
+      <w:r>
+        <w:t xml:space="preserve">Filtrar por jugador </w:t>
       </w:r>
     </w:p>
     <w:p>
       <w:pPr>
         <w:numPr>
           <w:ilvl w:val="0"/>
-          <w:numId w:val="6"/>
+          <w:numId w:val="18"/>
         </w:numPr>
         <w:spacing w:before="100" w:beforeAutospacing="1" w:after="100" w:afterAutospacing="1" w:line="240" w:lineRule="auto"/>
-        <w:rPr>
-          <w:rFonts w:ascii="Times New Roman" w:eastAsia="Times New Roman" w:hAnsi="Times New Roman" w:cs="Times New Roman"/>
-          <w:sz w:val="24"/>
-          <w:szCs w:val="24"/>
-          <w:lang w:eastAsia="es-ES"/>
-        </w:rPr>
-      </w:pPr>
-      <w:proofErr w:type="gramStart"/>
-      <w:r>
-        <w:rPr>
-          <w:rFonts w:ascii="Times New Roman" w:eastAsia="Times New Roman" w:hAnsi="Times New Roman" w:cs="Times New Roman"/>
-          <w:sz w:val="24"/>
-          <w:szCs w:val="24"/>
-          <w:lang w:eastAsia="es-ES"/>
-        </w:rPr>
-        <w:t>Total</w:t>
-      </w:r>
-      <w:proofErr w:type="gramEnd"/>
-      <w:r>
-        <w:rPr>
-          <w:rFonts w:ascii="Times New Roman" w:eastAsia="Times New Roman" w:hAnsi="Times New Roman" w:cs="Times New Roman"/>
-          <w:sz w:val="24"/>
-          <w:szCs w:val="24"/>
-          <w:lang w:eastAsia="es-ES"/>
-        </w:rPr>
-        <w:t xml:space="preserve"> de asistencias</w:t>
+      </w:pPr>
+      <w:r>
+        <w:t xml:space="preserve">Analizar métricas individuales </w:t>
       </w:r>
     </w:p>
     <w:p>
       <w:pPr>
         <w:numPr>
           <w:ilvl w:val="0"/>
-          <w:numId w:val="6"/>
+          <w:numId w:val="18"/>
         </w:numPr>
         <w:spacing w:before="100" w:beforeAutospacing="1" w:after="100" w:afterAutospacing="1" w:line="240" w:lineRule="auto"/>
+      </w:pPr>
+      <w:r>
+        <w:t xml:space="preserve">Comparar jugadores entre sí </w:t>
+      </w:r>
+    </w:p>
+    <w:p>
+      <w:pPr>
+        <w:pStyle w:val="NormalWeb"/>
+      </w:pPr>
+      <w:r>
+        <w:t>Incluye:</w:t>
+      </w:r>
+    </w:p>
+    <w:p>
+      <w:pPr>
+        <w:numPr>
+          <w:ilvl w:val="0"/>
+          <w:numId w:val="19"/>
+        </w:numPr>
+        <w:spacing w:before="100" w:beforeAutospacing="1" w:after="100" w:afterAutospacing="1" w:line="240" w:lineRule="auto"/>
+      </w:pPr>
+      <w:r>
+        <w:t xml:space="preserve">Rankings dinámicos </w:t>
+      </w:r>
+    </w:p>
+    <w:p>
+      <w:pPr>
+        <w:numPr>
+          <w:ilvl w:val="0"/>
+          <w:numId w:val="19"/>
+        </w:numPr>
+        <w:spacing w:before="100" w:beforeAutospacing="1" w:after="100" w:afterAutospacing="1" w:line="240" w:lineRule="auto"/>
+      </w:pPr>
+      <w:r>
+        <w:t xml:space="preserve">Métricas agregadas </w:t>
+      </w:r>
+    </w:p>
+    <w:p>
+      <w:pPr>
+        <w:numPr>
+          <w:ilvl w:val="0"/>
+          <w:numId w:val="19"/>
+        </w:numPr>
+        <w:spacing w:before="100" w:beforeAutospacing="1" w:after="100" w:afterAutospacing="1" w:line="240" w:lineRule="auto"/>
+      </w:pPr>
+      <w:r>
+        <w:t xml:space="preserve">Gráficos de dispersión </w:t>
+      </w:r>
+    </w:p>
+    <w:p>
+      <w:pPr>
+        <w:numPr>
+          <w:ilvl w:val="0"/>
+          <w:numId w:val="19"/>
+        </w:numPr>
+        <w:spacing w:before="100" w:beforeAutospacing="1" w:after="100" w:afterAutospacing="1" w:line="240" w:lineRule="auto"/>
+      </w:pPr>
+      <w:proofErr w:type="spellStart"/>
+      <w:r>
+        <w:t>Segmentadores</w:t>
+      </w:r>
+      <w:proofErr w:type="spellEnd"/>
+      <w:r>
+        <w:t xml:space="preserve"> interactivos </w:t>
+      </w:r>
+    </w:p>
+    <w:p>
+      <w:pPr>
+        <w:spacing w:after="0"/>
+      </w:pPr>
+      <w:r>
+        <w:pict>
+          <v:rect id="_x0000_i1035" style="width:0;height:1.5pt" o:hralign="center" o:hrstd="t" o:hr="t" fillcolor="#a0a0a0" stroked="f"/>
+        </w:pict>
+      </w:r>
+    </w:p>
+    <w:p>
+      <w:pPr>
+        <w:pStyle w:val="Ttulo3"/>
+      </w:pPr>
+      <w:r>
+        <w:t>Limitaciones del análisis</w:t>
+      </w:r>
+    </w:p>
+    <w:p>
+      <w:pPr>
+        <w:numPr>
+          <w:ilvl w:val="0"/>
+          <w:numId w:val="20"/>
+        </w:numPr>
+        <w:spacing w:before="100" w:beforeAutospacing="1" w:after="100" w:afterAutospacing="1" w:line="240" w:lineRule="auto"/>
+      </w:pPr>
+      <w:r>
+        <w:t>Posibles inconsistencias en identificadores de jugadores (</w:t>
+      </w:r>
+      <w:proofErr w:type="spellStart"/>
+      <w:r>
         <w:rPr>
-          <w:rFonts w:ascii="Times New Roman" w:eastAsia="Times New Roman" w:hAnsi="Times New Roman" w:cs="Times New Roman"/>
-          <w:sz w:val="24"/>
-          <w:szCs w:val="24"/>
-          <w:lang w:eastAsia="es-ES"/>
+          <w:rStyle w:val="CdigoHTML"/>
+          <w:rFonts w:eastAsiaTheme="majorEastAsia"/>
         </w:rPr>
-      </w:pPr>
-      <w:r>
-        <w:rPr>
-          <w:rFonts w:ascii="Times New Roman" w:eastAsia="Times New Roman" w:hAnsi="Times New Roman" w:cs="Times New Roman"/>
-          <w:sz w:val="24"/>
-          <w:szCs w:val="24"/>
-          <w:lang w:eastAsia="es-ES"/>
-        </w:rPr>
-        <w:t>Número de jugadores seleccionados</w:t>
-      </w:r>
-    </w:p>
-    <w:p>
-      <w:pPr>
+        <w:t>player_id</w:t>
+      </w:r>
+      <w:proofErr w:type="spellEnd"/>
+      <w:r>
+        <w:t xml:space="preserve">) </w:t>
+      </w:r>
+    </w:p>
+    <w:p>
+      <w:pPr>
+        <w:numPr>
+          <w:ilvl w:val="0"/>
+          <w:numId w:val="20"/>
+        </w:numPr>
         <w:spacing w:before="100" w:beforeAutospacing="1" w:after="100" w:afterAutospacing="1" w:line="240" w:lineRule="auto"/>
-        <w:rPr>
-          <w:rFonts w:ascii="Times New Roman" w:eastAsia="Times New Roman" w:hAnsi="Times New Roman" w:cs="Times New Roman"/>
-          <w:sz w:val="24"/>
-          <w:szCs w:val="24"/>
-          <w:lang w:eastAsia="es-ES"/>
-        </w:rPr>
-      </w:pPr>
-      <w:r>
-        <w:rPr>
-          <w:rFonts w:ascii="Times New Roman" w:eastAsia="Times New Roman" w:hAnsi="Times New Roman" w:cs="Times New Roman"/>
-          <w:sz w:val="24"/>
-          <w:szCs w:val="24"/>
-          <w:lang w:eastAsia="es-ES"/>
-        </w:rPr>
-        <w:t>Esto permite realizar análisis específicos y comparar diferentes perfiles de jugadores.</w:t>
-      </w:r>
+      </w:pPr>
+      <w:r>
+        <w:t xml:space="preserve">Datos acumulados que no distinguen contexto (liga, equipo o temporada) </w:t>
+      </w:r>
+    </w:p>
+    <w:p>
+      <w:pPr>
+        <w:numPr>
+          <w:ilvl w:val="0"/>
+          <w:numId w:val="20"/>
+        </w:numPr>
+        <w:spacing w:before="100" w:beforeAutospacing="1" w:after="100" w:afterAutospacing="1" w:line="240" w:lineRule="auto"/>
+      </w:pPr>
+      <w:r>
+        <w:t xml:space="preserve">Ausencia de métricas avanzadas como </w:t>
+      </w:r>
+      <w:proofErr w:type="spellStart"/>
+      <w:r>
+        <w:t>expected</w:t>
+      </w:r>
+      <w:proofErr w:type="spellEnd"/>
+      <w:r>
+        <w:t xml:space="preserve"> </w:t>
+      </w:r>
+      <w:proofErr w:type="spellStart"/>
+      <w:r>
+        <w:t>goals</w:t>
+      </w:r>
+      <w:proofErr w:type="spellEnd"/>
+      <w:r>
+        <w:t xml:space="preserve"> (</w:t>
+      </w:r>
+      <w:proofErr w:type="spellStart"/>
+      <w:r>
+        <w:t>xG</w:t>
+      </w:r>
+      <w:proofErr w:type="spellEnd"/>
+      <w:r>
+        <w:t xml:space="preserve">) </w:t>
+      </w:r>
+    </w:p>
+    <w:p>
+      <w:pPr>
+        <w:spacing w:after="0"/>
+      </w:pPr>
+      <w:r>
+        <w:pict>
+          <v:rect id="_x0000_i1036" style="width:0;height:1.5pt" o:hralign="center" o:hrstd="t" o:hr="t" fillcolor="#a0a0a0" stroked="f"/>
+        </w:pict>
+      </w:r>
+    </w:p>
+    <w:p>
+      <w:pPr>
+        <w:pStyle w:val="Ttulo3"/>
+      </w:pPr>
+      <w:r>
+        <w:t>Conclusiones</w:t>
+      </w:r>
+    </w:p>
+    <w:p>
+      <w:pPr>
+        <w:pStyle w:val="NormalWeb"/>
+      </w:pPr>
+      <w:r>
+        <w:t>El análisis muestra que el impacto ofensivo no depende únicamente del número de goles, sino de la combinación entre:</w:t>
+      </w:r>
+    </w:p>
+    <w:p>
+      <w:pPr>
+        <w:numPr>
+          <w:ilvl w:val="0"/>
+          <w:numId w:val="21"/>
+        </w:numPr>
+        <w:spacing w:before="100" w:beforeAutospacing="1" w:after="100" w:afterAutospacing="1" w:line="240" w:lineRule="auto"/>
+      </w:pPr>
+      <w:r>
+        <w:t xml:space="preserve">Capacidad goleadora </w:t>
+      </w:r>
+    </w:p>
+    <w:p>
+      <w:pPr>
+        <w:numPr>
+          <w:ilvl w:val="0"/>
+          <w:numId w:val="21"/>
+        </w:numPr>
+        <w:spacing w:before="100" w:beforeAutospacing="1" w:after="100" w:afterAutospacing="1" w:line="240" w:lineRule="auto"/>
+      </w:pPr>
+      <w:r>
+        <w:t xml:space="preserve">Generación de juego </w:t>
+      </w:r>
+    </w:p>
+    <w:p>
+      <w:pPr>
+        <w:pStyle w:val="NormalWeb"/>
+      </w:pPr>
+      <w:r>
+        <w:t>Jugadores como Messi destacan por su contribución global, mientras que otros presentan perfiles más especializados.</w:t>
+      </w:r>
+    </w:p>
+    <w:p>
+      <w:pPr>
+        <w:pStyle w:val="NormalWeb"/>
+      </w:pPr>
+      <w:r>
+        <w:t>El uso de métricas normalizadas y visualización interactiva permite obtener una visión más completa y comparativa del rendimiento ofensivo.</w:t>
+      </w:r>
+    </w:p>
+    <w:p>
       <w:bookmarkStart w:id="0" w:name="_GoBack"/>
       <w:bookmarkEnd w:id="0"/>
     </w:p>
-    <w:p>
-      <w:pPr>
-        <w:spacing w:before="100" w:beforeAutospacing="1" w:after="100" w:afterAutospacing="1" w:line="240" w:lineRule="auto"/>
-        <w:outlineLvl w:val="1"/>
-        <w:rPr>
-          <w:rFonts w:ascii="Times New Roman" w:eastAsia="Times New Roman" w:hAnsi="Times New Roman" w:cs="Times New Roman"/>
-          <w:b/>
-          <w:bCs/>
-          <w:sz w:val="36"/>
-          <w:szCs w:val="36"/>
-          <w:lang w:eastAsia="es-ES"/>
-        </w:rPr>
-      </w:pPr>
-      <w:r>
-        <w:rPr>
-          <w:rFonts w:ascii="Times New Roman" w:eastAsia="Times New Roman" w:hAnsi="Times New Roman" w:cs="Times New Roman"/>
-          <w:b/>
-          <w:bCs/>
-          <w:sz w:val="36"/>
-          <w:szCs w:val="36"/>
-          <w:lang w:eastAsia="es-ES"/>
-        </w:rPr>
-        <w:t>Conclusiones</w:t>
-      </w:r>
-    </w:p>
-    <w:p>
-      <w:pPr>
-        <w:spacing w:before="100" w:beforeAutospacing="1" w:after="100" w:afterAutospacing="1" w:line="240" w:lineRule="auto"/>
-        <w:rPr>
-          <w:rFonts w:ascii="Times New Roman" w:eastAsia="Times New Roman" w:hAnsi="Times New Roman" w:cs="Times New Roman"/>
-          <w:sz w:val="24"/>
-          <w:szCs w:val="24"/>
-          <w:lang w:eastAsia="es-ES"/>
-        </w:rPr>
-      </w:pPr>
-      <w:r>
-        <w:rPr>
-          <w:rFonts w:ascii="Times New Roman" w:eastAsia="Times New Roman" w:hAnsi="Times New Roman" w:cs="Times New Roman"/>
-          <w:sz w:val="24"/>
-          <w:szCs w:val="24"/>
-          <w:lang w:eastAsia="es-ES"/>
-        </w:rPr>
-        <w:t>El análisis muestra que los jugadores con mayor impacto ofensivo combinan dos características fundamentales:</w:t>
-      </w:r>
-    </w:p>
-    <w:p>
-      <w:pPr>
-        <w:numPr>
-          <w:ilvl w:val="0"/>
-          <w:numId w:val="7"/>
-        </w:numPr>
-        <w:spacing w:before="100" w:beforeAutospacing="1" w:after="100" w:afterAutospacing="1" w:line="240" w:lineRule="auto"/>
-        <w:rPr>
-          <w:rFonts w:ascii="Times New Roman" w:eastAsia="Times New Roman" w:hAnsi="Times New Roman" w:cs="Times New Roman"/>
-          <w:sz w:val="24"/>
-          <w:szCs w:val="24"/>
-          <w:lang w:eastAsia="es-ES"/>
-        </w:rPr>
-      </w:pPr>
-      <w:r>
-        <w:rPr>
-          <w:rFonts w:ascii="Times New Roman" w:eastAsia="Times New Roman" w:hAnsi="Times New Roman" w:cs="Times New Roman"/>
-          <w:sz w:val="24"/>
-          <w:szCs w:val="24"/>
-          <w:lang w:eastAsia="es-ES"/>
-        </w:rPr>
-        <w:t>Alta capacidad goleadora</w:t>
-      </w:r>
-    </w:p>
-    <w:p>
-      <w:pPr>
-        <w:numPr>
-          <w:ilvl w:val="0"/>
-          <w:numId w:val="7"/>
-        </w:numPr>
-        <w:spacing w:before="100" w:beforeAutospacing="1" w:after="100" w:afterAutospacing="1" w:line="240" w:lineRule="auto"/>
-        <w:rPr>
-          <w:rFonts w:ascii="Times New Roman" w:eastAsia="Times New Roman" w:hAnsi="Times New Roman" w:cs="Times New Roman"/>
-          <w:sz w:val="24"/>
-          <w:szCs w:val="24"/>
-          <w:lang w:eastAsia="es-ES"/>
-        </w:rPr>
-      </w:pPr>
-      <w:r>
-        <w:rPr>
-          <w:rFonts w:ascii="Times New Roman" w:eastAsia="Times New Roman" w:hAnsi="Times New Roman" w:cs="Times New Roman"/>
-          <w:sz w:val="24"/>
-          <w:szCs w:val="24"/>
-          <w:lang w:eastAsia="es-ES"/>
-        </w:rPr>
-        <w:t>Capacidad de generación de juego</w:t>
-      </w:r>
-    </w:p>
-    <w:p>
-      <w:pPr>
-        <w:spacing w:before="100" w:beforeAutospacing="1" w:after="100" w:afterAutospacing="1" w:line="240" w:lineRule="auto"/>
-        <w:rPr>
-          <w:rFonts w:ascii="Times New Roman" w:eastAsia="Times New Roman" w:hAnsi="Times New Roman" w:cs="Times New Roman"/>
-          <w:sz w:val="24"/>
-          <w:szCs w:val="24"/>
-          <w:lang w:eastAsia="es-ES"/>
-        </w:rPr>
-      </w:pPr>
-      <w:r>
-        <w:rPr>
-          <w:rFonts w:ascii="Times New Roman" w:eastAsia="Times New Roman" w:hAnsi="Times New Roman" w:cs="Times New Roman"/>
-          <w:sz w:val="24"/>
-          <w:szCs w:val="24"/>
-          <w:lang w:eastAsia="es-ES"/>
-        </w:rPr>
-        <w:t xml:space="preserve">Jugadores como Messi, </w:t>
-      </w:r>
-      <w:proofErr w:type="spellStart"/>
-      <w:r>
-        <w:rPr>
-          <w:rFonts w:ascii="Times New Roman" w:eastAsia="Times New Roman" w:hAnsi="Times New Roman" w:cs="Times New Roman"/>
-          <w:sz w:val="24"/>
-          <w:szCs w:val="24"/>
-          <w:lang w:eastAsia="es-ES"/>
-        </w:rPr>
-        <w:t>Lewandowski</w:t>
-      </w:r>
-      <w:proofErr w:type="spellEnd"/>
-      <w:r>
-        <w:rPr>
-          <w:rFonts w:ascii="Times New Roman" w:eastAsia="Times New Roman" w:hAnsi="Times New Roman" w:cs="Times New Roman"/>
-          <w:sz w:val="24"/>
-          <w:szCs w:val="24"/>
-          <w:lang w:eastAsia="es-ES"/>
-        </w:rPr>
-        <w:t xml:space="preserve"> o Cristiano Ronaldo destacan por su elevada contribución ofensiva total.</w:t>
-      </w:r>
-    </w:p>
-    <w:p>
-      <w:pPr>
-        <w:spacing w:before="100" w:beforeAutospacing="1" w:after="100" w:afterAutospacing="1" w:line="240" w:lineRule="auto"/>
-        <w:rPr>
-          <w:rFonts w:ascii="Times New Roman" w:eastAsia="Times New Roman" w:hAnsi="Times New Roman" w:cs="Times New Roman"/>
-          <w:sz w:val="24"/>
-          <w:szCs w:val="24"/>
-          <w:lang w:eastAsia="es-ES"/>
-        </w:rPr>
-      </w:pPr>
-      <w:r>
-        <w:rPr>
-          <w:rFonts w:ascii="Times New Roman" w:eastAsia="Times New Roman" w:hAnsi="Times New Roman" w:cs="Times New Roman"/>
-          <w:sz w:val="24"/>
-          <w:szCs w:val="24"/>
-          <w:lang w:eastAsia="es-ES"/>
-        </w:rPr>
-        <w:t xml:space="preserve">El uso de herramientas de visualización como </w:t>
-      </w:r>
-      <w:proofErr w:type="spellStart"/>
-      <w:r>
-        <w:rPr>
-          <w:rFonts w:ascii="Times New Roman" w:eastAsia="Times New Roman" w:hAnsi="Times New Roman" w:cs="Times New Roman"/>
-          <w:sz w:val="24"/>
-          <w:szCs w:val="24"/>
-          <w:lang w:eastAsia="es-ES"/>
-        </w:rPr>
-        <w:t>Power</w:t>
-      </w:r>
-      <w:proofErr w:type="spellEnd"/>
-      <w:r>
-        <w:rPr>
-          <w:rFonts w:ascii="Times New Roman" w:eastAsia="Times New Roman" w:hAnsi="Times New Roman" w:cs="Times New Roman"/>
-          <w:sz w:val="24"/>
-          <w:szCs w:val="24"/>
-          <w:lang w:eastAsia="es-ES"/>
-        </w:rPr>
-        <w:t xml:space="preserve"> BI permite identificar patrones de rendimiento y comparar jugadores de manera clara e intuitiva.</w:t>
-      </w:r>
-    </w:p>
-    <w:p/>
     <w:sectPr>
       <w:pgSz w:w="11906" w:h="16838"/>
       <w:pgMar w:top="1417" w:right="1701" w:bottom="1417" w:left="1701" w:header="708" w:footer="708" w:gutter="0"/>
@@ -1914,6 +1215,453 @@
 <file path=word/numbering.xml><?xml version="1.0" encoding="utf-8"?>
 <w:numbering xmlns:wpc="http://schemas.microsoft.com/office/word/2010/wordprocessingCanvas" xmlns:cx="http://schemas.microsoft.com/office/drawing/2014/chartex" xmlns:mc="http://schemas.openxmlformats.org/markup-compatibility/2006" xmlns:o="urn:schemas-microsoft-com:office:office" xmlns:r="http://schemas.openxmlformats.org/officeDocument/2006/relationships" xmlns:m="http://schemas.openxmlformats.org/officeDocument/2006/math" xmlns:v="urn:schemas-microsoft-com:vml" xmlns:wp14="http://schemas.microsoft.com/office/word/2010/wordprocessingDrawing" xmlns:wp="http://schemas.openxmlformats.org/drawingml/2006/wordprocessingDrawing" xmlns:w10="urn:schemas-microsoft-com:office:word" xmlns:w="http://schemas.openxmlformats.org/wordprocessingml/2006/main" xmlns:w14="http://schemas.microsoft.com/office/word/2010/wordml" xmlns:w15="http://schemas.microsoft.com/office/word/2012/wordml" xmlns:w16se="http://schemas.microsoft.com/office/word/2015/wordml/symex" xmlns:wpg="http://schemas.microsoft.com/office/word/2010/wordprocessingGroup" xmlns:wpi="http://schemas.microsoft.com/office/word/2010/wordprocessingInk" xmlns:wne="http://schemas.microsoft.com/office/word/2006/wordml" xmlns:wps="http://schemas.microsoft.com/office/word/2010/wordprocessingShape" mc:Ignorable="w14 w15 w16se wp14">
   <w:abstractNum w:abstractNumId="0" w15:restartNumberingAfterBreak="0">
+    <w:nsid w:val="04D165B2"/>
+    <w:multiLevelType w:val="multilevel"/>
+    <w:tmpl w:val="7826E5EC"/>
+    <w:lvl w:ilvl="0">
+      <w:start w:val="1"/>
+      <w:numFmt w:val="bullet"/>
+      <w:lvlText w:val=""/>
+      <w:lvlJc w:val="left"/>
+      <w:pPr>
+        <w:tabs>
+          <w:tab w:val="num" w:pos="720"/>
+        </w:tabs>
+        <w:ind w:left="720" w:hanging="360"/>
+      </w:pPr>
+      <w:rPr>
+        <w:rFonts w:ascii="Symbol" w:hAnsi="Symbol" w:hint="default"/>
+        <w:sz w:val="20"/>
+      </w:rPr>
+    </w:lvl>
+    <w:lvl w:ilvl="1" w:tentative="1">
+      <w:start w:val="1"/>
+      <w:numFmt w:val="bullet"/>
+      <w:lvlText w:val="o"/>
+      <w:lvlJc w:val="left"/>
+      <w:pPr>
+        <w:tabs>
+          <w:tab w:val="num" w:pos="1440"/>
+        </w:tabs>
+        <w:ind w:left="1440" w:hanging="360"/>
+      </w:pPr>
+      <w:rPr>
+        <w:rFonts w:ascii="Courier New" w:hAnsi="Courier New" w:hint="default"/>
+        <w:sz w:val="20"/>
+      </w:rPr>
+    </w:lvl>
+    <w:lvl w:ilvl="2" w:tentative="1">
+      <w:start w:val="1"/>
+      <w:numFmt w:val="bullet"/>
+      <w:lvlText w:val=""/>
+      <w:lvlJc w:val="left"/>
+      <w:pPr>
+        <w:tabs>
+          <w:tab w:val="num" w:pos="2160"/>
+        </w:tabs>
+        <w:ind w:left="2160" w:hanging="360"/>
+      </w:pPr>
+      <w:rPr>
+        <w:rFonts w:ascii="Wingdings" w:hAnsi="Wingdings" w:hint="default"/>
+        <w:sz w:val="20"/>
+      </w:rPr>
+    </w:lvl>
+    <w:lvl w:ilvl="3" w:tentative="1">
+      <w:start w:val="1"/>
+      <w:numFmt w:val="bullet"/>
+      <w:lvlText w:val=""/>
+      <w:lvlJc w:val="left"/>
+      <w:pPr>
+        <w:tabs>
+          <w:tab w:val="num" w:pos="2880"/>
+        </w:tabs>
+        <w:ind w:left="2880" w:hanging="360"/>
+      </w:pPr>
+      <w:rPr>
+        <w:rFonts w:ascii="Wingdings" w:hAnsi="Wingdings" w:hint="default"/>
+        <w:sz w:val="20"/>
+      </w:rPr>
+    </w:lvl>
+    <w:lvl w:ilvl="4" w:tentative="1">
+      <w:start w:val="1"/>
+      <w:numFmt w:val="bullet"/>
+      <w:lvlText w:val=""/>
+      <w:lvlJc w:val="left"/>
+      <w:pPr>
+        <w:tabs>
+          <w:tab w:val="num" w:pos="3600"/>
+        </w:tabs>
+        <w:ind w:left="3600" w:hanging="360"/>
+      </w:pPr>
+      <w:rPr>
+        <w:rFonts w:ascii="Wingdings" w:hAnsi="Wingdings" w:hint="default"/>
+        <w:sz w:val="20"/>
+      </w:rPr>
+    </w:lvl>
+    <w:lvl w:ilvl="5" w:tentative="1">
+      <w:start w:val="1"/>
+      <w:numFmt w:val="bullet"/>
+      <w:lvlText w:val=""/>
+      <w:lvlJc w:val="left"/>
+      <w:pPr>
+        <w:tabs>
+          <w:tab w:val="num" w:pos="4320"/>
+        </w:tabs>
+        <w:ind w:left="4320" w:hanging="360"/>
+      </w:pPr>
+      <w:rPr>
+        <w:rFonts w:ascii="Wingdings" w:hAnsi="Wingdings" w:hint="default"/>
+        <w:sz w:val="20"/>
+      </w:rPr>
+    </w:lvl>
+    <w:lvl w:ilvl="6" w:tentative="1">
+      <w:start w:val="1"/>
+      <w:numFmt w:val="bullet"/>
+      <w:lvlText w:val=""/>
+      <w:lvlJc w:val="left"/>
+      <w:pPr>
+        <w:tabs>
+          <w:tab w:val="num" w:pos="5040"/>
+        </w:tabs>
+        <w:ind w:left="5040" w:hanging="360"/>
+      </w:pPr>
+      <w:rPr>
+        <w:rFonts w:ascii="Wingdings" w:hAnsi="Wingdings" w:hint="default"/>
+        <w:sz w:val="20"/>
+      </w:rPr>
+    </w:lvl>
+    <w:lvl w:ilvl="7" w:tentative="1">
+      <w:start w:val="1"/>
+      <w:numFmt w:val="bullet"/>
+      <w:lvlText w:val=""/>
+      <w:lvlJc w:val="left"/>
+      <w:pPr>
+        <w:tabs>
+          <w:tab w:val="num" w:pos="5760"/>
+        </w:tabs>
+        <w:ind w:left="5760" w:hanging="360"/>
+      </w:pPr>
+      <w:rPr>
+        <w:rFonts w:ascii="Wingdings" w:hAnsi="Wingdings" w:hint="default"/>
+        <w:sz w:val="20"/>
+      </w:rPr>
+    </w:lvl>
+    <w:lvl w:ilvl="8" w:tentative="1">
+      <w:start w:val="1"/>
+      <w:numFmt w:val="bullet"/>
+      <w:lvlText w:val=""/>
+      <w:lvlJc w:val="left"/>
+      <w:pPr>
+        <w:tabs>
+          <w:tab w:val="num" w:pos="6480"/>
+        </w:tabs>
+        <w:ind w:left="6480" w:hanging="360"/>
+      </w:pPr>
+      <w:rPr>
+        <w:rFonts w:ascii="Wingdings" w:hAnsi="Wingdings" w:hint="default"/>
+        <w:sz w:val="20"/>
+      </w:rPr>
+    </w:lvl>
+  </w:abstractNum>
+  <w:abstractNum w:abstractNumId="1" w15:restartNumberingAfterBreak="0">
+    <w:nsid w:val="051A735C"/>
+    <w:multiLevelType w:val="multilevel"/>
+    <w:tmpl w:val="B6403D16"/>
+    <w:lvl w:ilvl="0">
+      <w:start w:val="1"/>
+      <w:numFmt w:val="bullet"/>
+      <w:lvlText w:val=""/>
+      <w:lvlJc w:val="left"/>
+      <w:pPr>
+        <w:tabs>
+          <w:tab w:val="num" w:pos="720"/>
+        </w:tabs>
+        <w:ind w:left="720" w:hanging="360"/>
+      </w:pPr>
+      <w:rPr>
+        <w:rFonts w:ascii="Symbol" w:hAnsi="Symbol" w:hint="default"/>
+        <w:sz w:val="20"/>
+      </w:rPr>
+    </w:lvl>
+    <w:lvl w:ilvl="1" w:tentative="1">
+      <w:start w:val="1"/>
+      <w:numFmt w:val="bullet"/>
+      <w:lvlText w:val="o"/>
+      <w:lvlJc w:val="left"/>
+      <w:pPr>
+        <w:tabs>
+          <w:tab w:val="num" w:pos="1440"/>
+        </w:tabs>
+        <w:ind w:left="1440" w:hanging="360"/>
+      </w:pPr>
+      <w:rPr>
+        <w:rFonts w:ascii="Courier New" w:hAnsi="Courier New" w:hint="default"/>
+        <w:sz w:val="20"/>
+      </w:rPr>
+    </w:lvl>
+    <w:lvl w:ilvl="2" w:tentative="1">
+      <w:start w:val="1"/>
+      <w:numFmt w:val="bullet"/>
+      <w:lvlText w:val=""/>
+      <w:lvlJc w:val="left"/>
+      <w:pPr>
+        <w:tabs>
+          <w:tab w:val="num" w:pos="2160"/>
+        </w:tabs>
+        <w:ind w:left="2160" w:hanging="360"/>
+      </w:pPr>
+      <w:rPr>
+        <w:rFonts w:ascii="Wingdings" w:hAnsi="Wingdings" w:hint="default"/>
+        <w:sz w:val="20"/>
+      </w:rPr>
+    </w:lvl>
+    <w:lvl w:ilvl="3" w:tentative="1">
+      <w:start w:val="1"/>
+      <w:numFmt w:val="bullet"/>
+      <w:lvlText w:val=""/>
+      <w:lvlJc w:val="left"/>
+      <w:pPr>
+        <w:tabs>
+          <w:tab w:val="num" w:pos="2880"/>
+        </w:tabs>
+        <w:ind w:left="2880" w:hanging="360"/>
+      </w:pPr>
+      <w:rPr>
+        <w:rFonts w:ascii="Wingdings" w:hAnsi="Wingdings" w:hint="default"/>
+        <w:sz w:val="20"/>
+      </w:rPr>
+    </w:lvl>
+    <w:lvl w:ilvl="4" w:tentative="1">
+      <w:start w:val="1"/>
+      <w:numFmt w:val="bullet"/>
+      <w:lvlText w:val=""/>
+      <w:lvlJc w:val="left"/>
+      <w:pPr>
+        <w:tabs>
+          <w:tab w:val="num" w:pos="3600"/>
+        </w:tabs>
+        <w:ind w:left="3600" w:hanging="360"/>
+      </w:pPr>
+      <w:rPr>
+        <w:rFonts w:ascii="Wingdings" w:hAnsi="Wingdings" w:hint="default"/>
+        <w:sz w:val="20"/>
+      </w:rPr>
+    </w:lvl>
+    <w:lvl w:ilvl="5" w:tentative="1">
+      <w:start w:val="1"/>
+      <w:numFmt w:val="bullet"/>
+      <w:lvlText w:val=""/>
+      <w:lvlJc w:val="left"/>
+      <w:pPr>
+        <w:tabs>
+          <w:tab w:val="num" w:pos="4320"/>
+        </w:tabs>
+        <w:ind w:left="4320" w:hanging="360"/>
+      </w:pPr>
+      <w:rPr>
+        <w:rFonts w:ascii="Wingdings" w:hAnsi="Wingdings" w:hint="default"/>
+        <w:sz w:val="20"/>
+      </w:rPr>
+    </w:lvl>
+    <w:lvl w:ilvl="6" w:tentative="1">
+      <w:start w:val="1"/>
+      <w:numFmt w:val="bullet"/>
+      <w:lvlText w:val=""/>
+      <w:lvlJc w:val="left"/>
+      <w:pPr>
+        <w:tabs>
+          <w:tab w:val="num" w:pos="5040"/>
+        </w:tabs>
+        <w:ind w:left="5040" w:hanging="360"/>
+      </w:pPr>
+      <w:rPr>
+        <w:rFonts w:ascii="Wingdings" w:hAnsi="Wingdings" w:hint="default"/>
+        <w:sz w:val="20"/>
+      </w:rPr>
+    </w:lvl>
+    <w:lvl w:ilvl="7" w:tentative="1">
+      <w:start w:val="1"/>
+      <w:numFmt w:val="bullet"/>
+      <w:lvlText w:val=""/>
+      <w:lvlJc w:val="left"/>
+      <w:pPr>
+        <w:tabs>
+          <w:tab w:val="num" w:pos="5760"/>
+        </w:tabs>
+        <w:ind w:left="5760" w:hanging="360"/>
+      </w:pPr>
+      <w:rPr>
+        <w:rFonts w:ascii="Wingdings" w:hAnsi="Wingdings" w:hint="default"/>
+        <w:sz w:val="20"/>
+      </w:rPr>
+    </w:lvl>
+    <w:lvl w:ilvl="8" w:tentative="1">
+      <w:start w:val="1"/>
+      <w:numFmt w:val="bullet"/>
+      <w:lvlText w:val=""/>
+      <w:lvlJc w:val="left"/>
+      <w:pPr>
+        <w:tabs>
+          <w:tab w:val="num" w:pos="6480"/>
+        </w:tabs>
+        <w:ind w:left="6480" w:hanging="360"/>
+      </w:pPr>
+      <w:rPr>
+        <w:rFonts w:ascii="Wingdings" w:hAnsi="Wingdings" w:hint="default"/>
+        <w:sz w:val="20"/>
+      </w:rPr>
+    </w:lvl>
+  </w:abstractNum>
+  <w:abstractNum w:abstractNumId="2" w15:restartNumberingAfterBreak="0">
+    <w:nsid w:val="06343B60"/>
+    <w:multiLevelType w:val="multilevel"/>
+    <w:tmpl w:val="2FA2DD76"/>
+    <w:lvl w:ilvl="0">
+      <w:start w:val="1"/>
+      <w:numFmt w:val="bullet"/>
+      <w:lvlText w:val=""/>
+      <w:lvlJc w:val="left"/>
+      <w:pPr>
+        <w:tabs>
+          <w:tab w:val="num" w:pos="720"/>
+        </w:tabs>
+        <w:ind w:left="720" w:hanging="360"/>
+      </w:pPr>
+      <w:rPr>
+        <w:rFonts w:ascii="Symbol" w:hAnsi="Symbol" w:hint="default"/>
+        <w:sz w:val="20"/>
+      </w:rPr>
+    </w:lvl>
+    <w:lvl w:ilvl="1" w:tentative="1">
+      <w:start w:val="1"/>
+      <w:numFmt w:val="bullet"/>
+      <w:lvlText w:val="o"/>
+      <w:lvlJc w:val="left"/>
+      <w:pPr>
+        <w:tabs>
+          <w:tab w:val="num" w:pos="1440"/>
+        </w:tabs>
+        <w:ind w:left="1440" w:hanging="360"/>
+      </w:pPr>
+      <w:rPr>
+        <w:rFonts w:ascii="Courier New" w:hAnsi="Courier New" w:hint="default"/>
+        <w:sz w:val="20"/>
+      </w:rPr>
+    </w:lvl>
+    <w:lvl w:ilvl="2" w:tentative="1">
+      <w:start w:val="1"/>
+      <w:numFmt w:val="bullet"/>
+      <w:lvlText w:val=""/>
+      <w:lvlJc w:val="left"/>
+      <w:pPr>
+        <w:tabs>
+          <w:tab w:val="num" w:pos="2160"/>
+        </w:tabs>
+        <w:ind w:left="2160" w:hanging="360"/>
+      </w:pPr>
+      <w:rPr>
+        <w:rFonts w:ascii="Wingdings" w:hAnsi="Wingdings" w:hint="default"/>
+        <w:sz w:val="20"/>
+      </w:rPr>
+    </w:lvl>
+    <w:lvl w:ilvl="3" w:tentative="1">
+      <w:start w:val="1"/>
+      <w:numFmt w:val="bullet"/>
+      <w:lvlText w:val=""/>
+      <w:lvlJc w:val="left"/>
+      <w:pPr>
+        <w:tabs>
+          <w:tab w:val="num" w:pos="2880"/>
+        </w:tabs>
+        <w:ind w:left="2880" w:hanging="360"/>
+      </w:pPr>
+      <w:rPr>
+        <w:rFonts w:ascii="Wingdings" w:hAnsi="Wingdings" w:hint="default"/>
+        <w:sz w:val="20"/>
+      </w:rPr>
+    </w:lvl>
+    <w:lvl w:ilvl="4" w:tentative="1">
+      <w:start w:val="1"/>
+      <w:numFmt w:val="bullet"/>
+      <w:lvlText w:val=""/>
+      <w:lvlJc w:val="left"/>
+      <w:pPr>
+        <w:tabs>
+          <w:tab w:val="num" w:pos="3600"/>
+        </w:tabs>
+        <w:ind w:left="3600" w:hanging="360"/>
+      </w:pPr>
+      <w:rPr>
+        <w:rFonts w:ascii="Wingdings" w:hAnsi="Wingdings" w:hint="default"/>
+        <w:sz w:val="20"/>
+      </w:rPr>
+    </w:lvl>
+    <w:lvl w:ilvl="5" w:tentative="1">
+      <w:start w:val="1"/>
+      <w:numFmt w:val="bullet"/>
+      <w:lvlText w:val=""/>
+      <w:lvlJc w:val="left"/>
+      <w:pPr>
+        <w:tabs>
+          <w:tab w:val="num" w:pos="4320"/>
+        </w:tabs>
+        <w:ind w:left="4320" w:hanging="360"/>
+      </w:pPr>
+      <w:rPr>
+        <w:rFonts w:ascii="Wingdings" w:hAnsi="Wingdings" w:hint="default"/>
+        <w:sz w:val="20"/>
+      </w:rPr>
+    </w:lvl>
+    <w:lvl w:ilvl="6" w:tentative="1">
+      <w:start w:val="1"/>
+      <w:numFmt w:val="bullet"/>
+      <w:lvlText w:val=""/>
+      <w:lvlJc w:val="left"/>
+      <w:pPr>
+        <w:tabs>
+          <w:tab w:val="num" w:pos="5040"/>
+        </w:tabs>
+        <w:ind w:left="5040" w:hanging="360"/>
+      </w:pPr>
+      <w:rPr>
+        <w:rFonts w:ascii="Wingdings" w:hAnsi="Wingdings" w:hint="default"/>
+        <w:sz w:val="20"/>
+      </w:rPr>
+    </w:lvl>
+    <w:lvl w:ilvl="7" w:tentative="1">
+      <w:start w:val="1"/>
+      <w:numFmt w:val="bullet"/>
+      <w:lvlText w:val=""/>
+      <w:lvlJc w:val="left"/>
+      <w:pPr>
+        <w:tabs>
+          <w:tab w:val="num" w:pos="5760"/>
+        </w:tabs>
+        <w:ind w:left="5760" w:hanging="360"/>
+      </w:pPr>
+      <w:rPr>
+        <w:rFonts w:ascii="Wingdings" w:hAnsi="Wingdings" w:hint="default"/>
+        <w:sz w:val="20"/>
+      </w:rPr>
+    </w:lvl>
+    <w:lvl w:ilvl="8" w:tentative="1">
+      <w:start w:val="1"/>
+      <w:numFmt w:val="bullet"/>
+      <w:lvlText w:val=""/>
+      <w:lvlJc w:val="left"/>
+      <w:pPr>
+        <w:tabs>
+          <w:tab w:val="num" w:pos="6480"/>
+        </w:tabs>
+        <w:ind w:left="6480" w:hanging="360"/>
+      </w:pPr>
+      <w:rPr>
+        <w:rFonts w:ascii="Wingdings" w:hAnsi="Wingdings" w:hint="default"/>
+        <w:sz w:val="20"/>
+      </w:rPr>
+    </w:lvl>
+  </w:abstractNum>
+  <w:abstractNum w:abstractNumId="3" w15:restartNumberingAfterBreak="0">
     <w:nsid w:val="16125956"/>
     <w:multiLevelType w:val="multilevel"/>
     <w:tmpl w:val="237CD0D4"/>
@@ -2062,7 +1810,7 @@
       </w:rPr>
     </w:lvl>
   </w:abstractNum>
-  <w:abstractNum w:abstractNumId="1" w15:restartNumberingAfterBreak="0">
+  <w:abstractNum w:abstractNumId="4" w15:restartNumberingAfterBreak="0">
     <w:nsid w:val="16CB23F9"/>
     <w:multiLevelType w:val="multilevel"/>
     <w:tmpl w:val="7876DFB0"/>
@@ -2211,7 +1959,752 @@
       </w:rPr>
     </w:lvl>
   </w:abstractNum>
-  <w:abstractNum w:abstractNumId="2" w15:restartNumberingAfterBreak="0">
+  <w:abstractNum w:abstractNumId="5" w15:restartNumberingAfterBreak="0">
+    <w:nsid w:val="16D80804"/>
+    <w:multiLevelType w:val="multilevel"/>
+    <w:tmpl w:val="626656CC"/>
+    <w:lvl w:ilvl="0">
+      <w:start w:val="1"/>
+      <w:numFmt w:val="bullet"/>
+      <w:lvlText w:val=""/>
+      <w:lvlJc w:val="left"/>
+      <w:pPr>
+        <w:tabs>
+          <w:tab w:val="num" w:pos="720"/>
+        </w:tabs>
+        <w:ind w:left="720" w:hanging="360"/>
+      </w:pPr>
+      <w:rPr>
+        <w:rFonts w:ascii="Symbol" w:hAnsi="Symbol" w:hint="default"/>
+        <w:sz w:val="20"/>
+      </w:rPr>
+    </w:lvl>
+    <w:lvl w:ilvl="1" w:tentative="1">
+      <w:start w:val="1"/>
+      <w:numFmt w:val="bullet"/>
+      <w:lvlText w:val="o"/>
+      <w:lvlJc w:val="left"/>
+      <w:pPr>
+        <w:tabs>
+          <w:tab w:val="num" w:pos="1440"/>
+        </w:tabs>
+        <w:ind w:left="1440" w:hanging="360"/>
+      </w:pPr>
+      <w:rPr>
+        <w:rFonts w:ascii="Courier New" w:hAnsi="Courier New" w:hint="default"/>
+        <w:sz w:val="20"/>
+      </w:rPr>
+    </w:lvl>
+    <w:lvl w:ilvl="2" w:tentative="1">
+      <w:start w:val="1"/>
+      <w:numFmt w:val="bullet"/>
+      <w:lvlText w:val=""/>
+      <w:lvlJc w:val="left"/>
+      <w:pPr>
+        <w:tabs>
+          <w:tab w:val="num" w:pos="2160"/>
+        </w:tabs>
+        <w:ind w:left="2160" w:hanging="360"/>
+      </w:pPr>
+      <w:rPr>
+        <w:rFonts w:ascii="Wingdings" w:hAnsi="Wingdings" w:hint="default"/>
+        <w:sz w:val="20"/>
+      </w:rPr>
+    </w:lvl>
+    <w:lvl w:ilvl="3" w:tentative="1">
+      <w:start w:val="1"/>
+      <w:numFmt w:val="bullet"/>
+      <w:lvlText w:val=""/>
+      <w:lvlJc w:val="left"/>
+      <w:pPr>
+        <w:tabs>
+          <w:tab w:val="num" w:pos="2880"/>
+        </w:tabs>
+        <w:ind w:left="2880" w:hanging="360"/>
+      </w:pPr>
+      <w:rPr>
+        <w:rFonts w:ascii="Wingdings" w:hAnsi="Wingdings" w:hint="default"/>
+        <w:sz w:val="20"/>
+      </w:rPr>
+    </w:lvl>
+    <w:lvl w:ilvl="4" w:tentative="1">
+      <w:start w:val="1"/>
+      <w:numFmt w:val="bullet"/>
+      <w:lvlText w:val=""/>
+      <w:lvlJc w:val="left"/>
+      <w:pPr>
+        <w:tabs>
+          <w:tab w:val="num" w:pos="3600"/>
+        </w:tabs>
+        <w:ind w:left="3600" w:hanging="360"/>
+      </w:pPr>
+      <w:rPr>
+        <w:rFonts w:ascii="Wingdings" w:hAnsi="Wingdings" w:hint="default"/>
+        <w:sz w:val="20"/>
+      </w:rPr>
+    </w:lvl>
+    <w:lvl w:ilvl="5" w:tentative="1">
+      <w:start w:val="1"/>
+      <w:numFmt w:val="bullet"/>
+      <w:lvlText w:val=""/>
+      <w:lvlJc w:val="left"/>
+      <w:pPr>
+        <w:tabs>
+          <w:tab w:val="num" w:pos="4320"/>
+        </w:tabs>
+        <w:ind w:left="4320" w:hanging="360"/>
+      </w:pPr>
+      <w:rPr>
+        <w:rFonts w:ascii="Wingdings" w:hAnsi="Wingdings" w:hint="default"/>
+        <w:sz w:val="20"/>
+      </w:rPr>
+    </w:lvl>
+    <w:lvl w:ilvl="6" w:tentative="1">
+      <w:start w:val="1"/>
+      <w:numFmt w:val="bullet"/>
+      <w:lvlText w:val=""/>
+      <w:lvlJc w:val="left"/>
+      <w:pPr>
+        <w:tabs>
+          <w:tab w:val="num" w:pos="5040"/>
+        </w:tabs>
+        <w:ind w:left="5040" w:hanging="360"/>
+      </w:pPr>
+      <w:rPr>
+        <w:rFonts w:ascii="Wingdings" w:hAnsi="Wingdings" w:hint="default"/>
+        <w:sz w:val="20"/>
+      </w:rPr>
+    </w:lvl>
+    <w:lvl w:ilvl="7" w:tentative="1">
+      <w:start w:val="1"/>
+      <w:numFmt w:val="bullet"/>
+      <w:lvlText w:val=""/>
+      <w:lvlJc w:val="left"/>
+      <w:pPr>
+        <w:tabs>
+          <w:tab w:val="num" w:pos="5760"/>
+        </w:tabs>
+        <w:ind w:left="5760" w:hanging="360"/>
+      </w:pPr>
+      <w:rPr>
+        <w:rFonts w:ascii="Wingdings" w:hAnsi="Wingdings" w:hint="default"/>
+        <w:sz w:val="20"/>
+      </w:rPr>
+    </w:lvl>
+    <w:lvl w:ilvl="8" w:tentative="1">
+      <w:start w:val="1"/>
+      <w:numFmt w:val="bullet"/>
+      <w:lvlText w:val=""/>
+      <w:lvlJc w:val="left"/>
+      <w:pPr>
+        <w:tabs>
+          <w:tab w:val="num" w:pos="6480"/>
+        </w:tabs>
+        <w:ind w:left="6480" w:hanging="360"/>
+      </w:pPr>
+      <w:rPr>
+        <w:rFonts w:ascii="Wingdings" w:hAnsi="Wingdings" w:hint="default"/>
+        <w:sz w:val="20"/>
+      </w:rPr>
+    </w:lvl>
+  </w:abstractNum>
+  <w:abstractNum w:abstractNumId="6" w15:restartNumberingAfterBreak="0">
+    <w:nsid w:val="175C4CD7"/>
+    <w:multiLevelType w:val="multilevel"/>
+    <w:tmpl w:val="32C067A0"/>
+    <w:lvl w:ilvl="0">
+      <w:start w:val="1"/>
+      <w:numFmt w:val="bullet"/>
+      <w:lvlText w:val=""/>
+      <w:lvlJc w:val="left"/>
+      <w:pPr>
+        <w:tabs>
+          <w:tab w:val="num" w:pos="720"/>
+        </w:tabs>
+        <w:ind w:left="720" w:hanging="360"/>
+      </w:pPr>
+      <w:rPr>
+        <w:rFonts w:ascii="Symbol" w:hAnsi="Symbol" w:hint="default"/>
+        <w:sz w:val="20"/>
+      </w:rPr>
+    </w:lvl>
+    <w:lvl w:ilvl="1" w:tentative="1">
+      <w:start w:val="1"/>
+      <w:numFmt w:val="bullet"/>
+      <w:lvlText w:val="o"/>
+      <w:lvlJc w:val="left"/>
+      <w:pPr>
+        <w:tabs>
+          <w:tab w:val="num" w:pos="1440"/>
+        </w:tabs>
+        <w:ind w:left="1440" w:hanging="360"/>
+      </w:pPr>
+      <w:rPr>
+        <w:rFonts w:ascii="Courier New" w:hAnsi="Courier New" w:hint="default"/>
+        <w:sz w:val="20"/>
+      </w:rPr>
+    </w:lvl>
+    <w:lvl w:ilvl="2" w:tentative="1">
+      <w:start w:val="1"/>
+      <w:numFmt w:val="bullet"/>
+      <w:lvlText w:val=""/>
+      <w:lvlJc w:val="left"/>
+      <w:pPr>
+        <w:tabs>
+          <w:tab w:val="num" w:pos="2160"/>
+        </w:tabs>
+        <w:ind w:left="2160" w:hanging="360"/>
+      </w:pPr>
+      <w:rPr>
+        <w:rFonts w:ascii="Wingdings" w:hAnsi="Wingdings" w:hint="default"/>
+        <w:sz w:val="20"/>
+      </w:rPr>
+    </w:lvl>
+    <w:lvl w:ilvl="3" w:tentative="1">
+      <w:start w:val="1"/>
+      <w:numFmt w:val="bullet"/>
+      <w:lvlText w:val=""/>
+      <w:lvlJc w:val="left"/>
+      <w:pPr>
+        <w:tabs>
+          <w:tab w:val="num" w:pos="2880"/>
+        </w:tabs>
+        <w:ind w:left="2880" w:hanging="360"/>
+      </w:pPr>
+      <w:rPr>
+        <w:rFonts w:ascii="Wingdings" w:hAnsi="Wingdings" w:hint="default"/>
+        <w:sz w:val="20"/>
+      </w:rPr>
+    </w:lvl>
+    <w:lvl w:ilvl="4" w:tentative="1">
+      <w:start w:val="1"/>
+      <w:numFmt w:val="bullet"/>
+      <w:lvlText w:val=""/>
+      <w:lvlJc w:val="left"/>
+      <w:pPr>
+        <w:tabs>
+          <w:tab w:val="num" w:pos="3600"/>
+        </w:tabs>
+        <w:ind w:left="3600" w:hanging="360"/>
+      </w:pPr>
+      <w:rPr>
+        <w:rFonts w:ascii="Wingdings" w:hAnsi="Wingdings" w:hint="default"/>
+        <w:sz w:val="20"/>
+      </w:rPr>
+    </w:lvl>
+    <w:lvl w:ilvl="5" w:tentative="1">
+      <w:start w:val="1"/>
+      <w:numFmt w:val="bullet"/>
+      <w:lvlText w:val=""/>
+      <w:lvlJc w:val="left"/>
+      <w:pPr>
+        <w:tabs>
+          <w:tab w:val="num" w:pos="4320"/>
+        </w:tabs>
+        <w:ind w:left="4320" w:hanging="360"/>
+      </w:pPr>
+      <w:rPr>
+        <w:rFonts w:ascii="Wingdings" w:hAnsi="Wingdings" w:hint="default"/>
+        <w:sz w:val="20"/>
+      </w:rPr>
+    </w:lvl>
+    <w:lvl w:ilvl="6" w:tentative="1">
+      <w:start w:val="1"/>
+      <w:numFmt w:val="bullet"/>
+      <w:lvlText w:val=""/>
+      <w:lvlJc w:val="left"/>
+      <w:pPr>
+        <w:tabs>
+          <w:tab w:val="num" w:pos="5040"/>
+        </w:tabs>
+        <w:ind w:left="5040" w:hanging="360"/>
+      </w:pPr>
+      <w:rPr>
+        <w:rFonts w:ascii="Wingdings" w:hAnsi="Wingdings" w:hint="default"/>
+        <w:sz w:val="20"/>
+      </w:rPr>
+    </w:lvl>
+    <w:lvl w:ilvl="7" w:tentative="1">
+      <w:start w:val="1"/>
+      <w:numFmt w:val="bullet"/>
+      <w:lvlText w:val=""/>
+      <w:lvlJc w:val="left"/>
+      <w:pPr>
+        <w:tabs>
+          <w:tab w:val="num" w:pos="5760"/>
+        </w:tabs>
+        <w:ind w:left="5760" w:hanging="360"/>
+      </w:pPr>
+      <w:rPr>
+        <w:rFonts w:ascii="Wingdings" w:hAnsi="Wingdings" w:hint="default"/>
+        <w:sz w:val="20"/>
+      </w:rPr>
+    </w:lvl>
+    <w:lvl w:ilvl="8" w:tentative="1">
+      <w:start w:val="1"/>
+      <w:numFmt w:val="bullet"/>
+      <w:lvlText w:val=""/>
+      <w:lvlJc w:val="left"/>
+      <w:pPr>
+        <w:tabs>
+          <w:tab w:val="num" w:pos="6480"/>
+        </w:tabs>
+        <w:ind w:left="6480" w:hanging="360"/>
+      </w:pPr>
+      <w:rPr>
+        <w:rFonts w:ascii="Wingdings" w:hAnsi="Wingdings" w:hint="default"/>
+        <w:sz w:val="20"/>
+      </w:rPr>
+    </w:lvl>
+  </w:abstractNum>
+  <w:abstractNum w:abstractNumId="7" w15:restartNumberingAfterBreak="0">
+    <w:nsid w:val="1FB93B05"/>
+    <w:multiLevelType w:val="multilevel"/>
+    <w:tmpl w:val="DA28F010"/>
+    <w:lvl w:ilvl="0">
+      <w:start w:val="1"/>
+      <w:numFmt w:val="bullet"/>
+      <w:lvlText w:val=""/>
+      <w:lvlJc w:val="left"/>
+      <w:pPr>
+        <w:tabs>
+          <w:tab w:val="num" w:pos="720"/>
+        </w:tabs>
+        <w:ind w:left="720" w:hanging="360"/>
+      </w:pPr>
+      <w:rPr>
+        <w:rFonts w:ascii="Symbol" w:hAnsi="Symbol" w:hint="default"/>
+        <w:sz w:val="20"/>
+      </w:rPr>
+    </w:lvl>
+    <w:lvl w:ilvl="1" w:tentative="1">
+      <w:start w:val="1"/>
+      <w:numFmt w:val="bullet"/>
+      <w:lvlText w:val="o"/>
+      <w:lvlJc w:val="left"/>
+      <w:pPr>
+        <w:tabs>
+          <w:tab w:val="num" w:pos="1440"/>
+        </w:tabs>
+        <w:ind w:left="1440" w:hanging="360"/>
+      </w:pPr>
+      <w:rPr>
+        <w:rFonts w:ascii="Courier New" w:hAnsi="Courier New" w:hint="default"/>
+        <w:sz w:val="20"/>
+      </w:rPr>
+    </w:lvl>
+    <w:lvl w:ilvl="2" w:tentative="1">
+      <w:start w:val="1"/>
+      <w:numFmt w:val="bullet"/>
+      <w:lvlText w:val=""/>
+      <w:lvlJc w:val="left"/>
+      <w:pPr>
+        <w:tabs>
+          <w:tab w:val="num" w:pos="2160"/>
+        </w:tabs>
+        <w:ind w:left="2160" w:hanging="360"/>
+      </w:pPr>
+      <w:rPr>
+        <w:rFonts w:ascii="Wingdings" w:hAnsi="Wingdings" w:hint="default"/>
+        <w:sz w:val="20"/>
+      </w:rPr>
+    </w:lvl>
+    <w:lvl w:ilvl="3" w:tentative="1">
+      <w:start w:val="1"/>
+      <w:numFmt w:val="bullet"/>
+      <w:lvlText w:val=""/>
+      <w:lvlJc w:val="left"/>
+      <w:pPr>
+        <w:tabs>
+          <w:tab w:val="num" w:pos="2880"/>
+        </w:tabs>
+        <w:ind w:left="2880" w:hanging="360"/>
+      </w:pPr>
+      <w:rPr>
+        <w:rFonts w:ascii="Wingdings" w:hAnsi="Wingdings" w:hint="default"/>
+        <w:sz w:val="20"/>
+      </w:rPr>
+    </w:lvl>
+    <w:lvl w:ilvl="4" w:tentative="1">
+      <w:start w:val="1"/>
+      <w:numFmt w:val="bullet"/>
+      <w:lvlText w:val=""/>
+      <w:lvlJc w:val="left"/>
+      <w:pPr>
+        <w:tabs>
+          <w:tab w:val="num" w:pos="3600"/>
+        </w:tabs>
+        <w:ind w:left="3600" w:hanging="360"/>
+      </w:pPr>
+      <w:rPr>
+        <w:rFonts w:ascii="Wingdings" w:hAnsi="Wingdings" w:hint="default"/>
+        <w:sz w:val="20"/>
+      </w:rPr>
+    </w:lvl>
+    <w:lvl w:ilvl="5" w:tentative="1">
+      <w:start w:val="1"/>
+      <w:numFmt w:val="bullet"/>
+      <w:lvlText w:val=""/>
+      <w:lvlJc w:val="left"/>
+      <w:pPr>
+        <w:tabs>
+          <w:tab w:val="num" w:pos="4320"/>
+        </w:tabs>
+        <w:ind w:left="4320" w:hanging="360"/>
+      </w:pPr>
+      <w:rPr>
+        <w:rFonts w:ascii="Wingdings" w:hAnsi="Wingdings" w:hint="default"/>
+        <w:sz w:val="20"/>
+      </w:rPr>
+    </w:lvl>
+    <w:lvl w:ilvl="6" w:tentative="1">
+      <w:start w:val="1"/>
+      <w:numFmt w:val="bullet"/>
+      <w:lvlText w:val=""/>
+      <w:lvlJc w:val="left"/>
+      <w:pPr>
+        <w:tabs>
+          <w:tab w:val="num" w:pos="5040"/>
+        </w:tabs>
+        <w:ind w:left="5040" w:hanging="360"/>
+      </w:pPr>
+      <w:rPr>
+        <w:rFonts w:ascii="Wingdings" w:hAnsi="Wingdings" w:hint="default"/>
+        <w:sz w:val="20"/>
+      </w:rPr>
+    </w:lvl>
+    <w:lvl w:ilvl="7" w:tentative="1">
+      <w:start w:val="1"/>
+      <w:numFmt w:val="bullet"/>
+      <w:lvlText w:val=""/>
+      <w:lvlJc w:val="left"/>
+      <w:pPr>
+        <w:tabs>
+          <w:tab w:val="num" w:pos="5760"/>
+        </w:tabs>
+        <w:ind w:left="5760" w:hanging="360"/>
+      </w:pPr>
+      <w:rPr>
+        <w:rFonts w:ascii="Wingdings" w:hAnsi="Wingdings" w:hint="default"/>
+        <w:sz w:val="20"/>
+      </w:rPr>
+    </w:lvl>
+    <w:lvl w:ilvl="8" w:tentative="1">
+      <w:start w:val="1"/>
+      <w:numFmt w:val="bullet"/>
+      <w:lvlText w:val=""/>
+      <w:lvlJc w:val="left"/>
+      <w:pPr>
+        <w:tabs>
+          <w:tab w:val="num" w:pos="6480"/>
+        </w:tabs>
+        <w:ind w:left="6480" w:hanging="360"/>
+      </w:pPr>
+      <w:rPr>
+        <w:rFonts w:ascii="Wingdings" w:hAnsi="Wingdings" w:hint="default"/>
+        <w:sz w:val="20"/>
+      </w:rPr>
+    </w:lvl>
+  </w:abstractNum>
+  <w:abstractNum w:abstractNumId="8" w15:restartNumberingAfterBreak="0">
+    <w:nsid w:val="20ED6F3C"/>
+    <w:multiLevelType w:val="multilevel"/>
+    <w:tmpl w:val="3398ADFC"/>
+    <w:lvl w:ilvl="0">
+      <w:start w:val="1"/>
+      <w:numFmt w:val="bullet"/>
+      <w:lvlText w:val=""/>
+      <w:lvlJc w:val="left"/>
+      <w:pPr>
+        <w:tabs>
+          <w:tab w:val="num" w:pos="720"/>
+        </w:tabs>
+        <w:ind w:left="720" w:hanging="360"/>
+      </w:pPr>
+      <w:rPr>
+        <w:rFonts w:ascii="Symbol" w:hAnsi="Symbol" w:hint="default"/>
+        <w:sz w:val="20"/>
+      </w:rPr>
+    </w:lvl>
+    <w:lvl w:ilvl="1" w:tentative="1">
+      <w:start w:val="1"/>
+      <w:numFmt w:val="bullet"/>
+      <w:lvlText w:val="o"/>
+      <w:lvlJc w:val="left"/>
+      <w:pPr>
+        <w:tabs>
+          <w:tab w:val="num" w:pos="1440"/>
+        </w:tabs>
+        <w:ind w:left="1440" w:hanging="360"/>
+      </w:pPr>
+      <w:rPr>
+        <w:rFonts w:ascii="Courier New" w:hAnsi="Courier New" w:hint="default"/>
+        <w:sz w:val="20"/>
+      </w:rPr>
+    </w:lvl>
+    <w:lvl w:ilvl="2" w:tentative="1">
+      <w:start w:val="1"/>
+      <w:numFmt w:val="bullet"/>
+      <w:lvlText w:val=""/>
+      <w:lvlJc w:val="left"/>
+      <w:pPr>
+        <w:tabs>
+          <w:tab w:val="num" w:pos="2160"/>
+        </w:tabs>
+        <w:ind w:left="2160" w:hanging="360"/>
+      </w:pPr>
+      <w:rPr>
+        <w:rFonts w:ascii="Wingdings" w:hAnsi="Wingdings" w:hint="default"/>
+        <w:sz w:val="20"/>
+      </w:rPr>
+    </w:lvl>
+    <w:lvl w:ilvl="3" w:tentative="1">
+      <w:start w:val="1"/>
+      <w:numFmt w:val="bullet"/>
+      <w:lvlText w:val=""/>
+      <w:lvlJc w:val="left"/>
+      <w:pPr>
+        <w:tabs>
+          <w:tab w:val="num" w:pos="2880"/>
+        </w:tabs>
+        <w:ind w:left="2880" w:hanging="360"/>
+      </w:pPr>
+      <w:rPr>
+        <w:rFonts w:ascii="Wingdings" w:hAnsi="Wingdings" w:hint="default"/>
+        <w:sz w:val="20"/>
+      </w:rPr>
+    </w:lvl>
+    <w:lvl w:ilvl="4" w:tentative="1">
+      <w:start w:val="1"/>
+      <w:numFmt w:val="bullet"/>
+      <w:lvlText w:val=""/>
+      <w:lvlJc w:val="left"/>
+      <w:pPr>
+        <w:tabs>
+          <w:tab w:val="num" w:pos="3600"/>
+        </w:tabs>
+        <w:ind w:left="3600" w:hanging="360"/>
+      </w:pPr>
+      <w:rPr>
+        <w:rFonts w:ascii="Wingdings" w:hAnsi="Wingdings" w:hint="default"/>
+        <w:sz w:val="20"/>
+      </w:rPr>
+    </w:lvl>
+    <w:lvl w:ilvl="5" w:tentative="1">
+      <w:start w:val="1"/>
+      <w:numFmt w:val="bullet"/>
+      <w:lvlText w:val=""/>
+      <w:lvlJc w:val="left"/>
+      <w:pPr>
+        <w:tabs>
+          <w:tab w:val="num" w:pos="4320"/>
+        </w:tabs>
+        <w:ind w:left="4320" w:hanging="360"/>
+      </w:pPr>
+      <w:rPr>
+        <w:rFonts w:ascii="Wingdings" w:hAnsi="Wingdings" w:hint="default"/>
+        <w:sz w:val="20"/>
+      </w:rPr>
+    </w:lvl>
+    <w:lvl w:ilvl="6" w:tentative="1">
+      <w:start w:val="1"/>
+      <w:numFmt w:val="bullet"/>
+      <w:lvlText w:val=""/>
+      <w:lvlJc w:val="left"/>
+      <w:pPr>
+        <w:tabs>
+          <w:tab w:val="num" w:pos="5040"/>
+        </w:tabs>
+        <w:ind w:left="5040" w:hanging="360"/>
+      </w:pPr>
+      <w:rPr>
+        <w:rFonts w:ascii="Wingdings" w:hAnsi="Wingdings" w:hint="default"/>
+        <w:sz w:val="20"/>
+      </w:rPr>
+    </w:lvl>
+    <w:lvl w:ilvl="7" w:tentative="1">
+      <w:start w:val="1"/>
+      <w:numFmt w:val="bullet"/>
+      <w:lvlText w:val=""/>
+      <w:lvlJc w:val="left"/>
+      <w:pPr>
+        <w:tabs>
+          <w:tab w:val="num" w:pos="5760"/>
+        </w:tabs>
+        <w:ind w:left="5760" w:hanging="360"/>
+      </w:pPr>
+      <w:rPr>
+        <w:rFonts w:ascii="Wingdings" w:hAnsi="Wingdings" w:hint="default"/>
+        <w:sz w:val="20"/>
+      </w:rPr>
+    </w:lvl>
+    <w:lvl w:ilvl="8" w:tentative="1">
+      <w:start w:val="1"/>
+      <w:numFmt w:val="bullet"/>
+      <w:lvlText w:val=""/>
+      <w:lvlJc w:val="left"/>
+      <w:pPr>
+        <w:tabs>
+          <w:tab w:val="num" w:pos="6480"/>
+        </w:tabs>
+        <w:ind w:left="6480" w:hanging="360"/>
+      </w:pPr>
+      <w:rPr>
+        <w:rFonts w:ascii="Wingdings" w:hAnsi="Wingdings" w:hint="default"/>
+        <w:sz w:val="20"/>
+      </w:rPr>
+    </w:lvl>
+  </w:abstractNum>
+  <w:abstractNum w:abstractNumId="9" w15:restartNumberingAfterBreak="0">
+    <w:nsid w:val="2757695C"/>
+    <w:multiLevelType w:val="multilevel"/>
+    <w:tmpl w:val="9274111E"/>
+    <w:lvl w:ilvl="0">
+      <w:start w:val="1"/>
+      <w:numFmt w:val="bullet"/>
+      <w:lvlText w:val=""/>
+      <w:lvlJc w:val="left"/>
+      <w:pPr>
+        <w:tabs>
+          <w:tab w:val="num" w:pos="720"/>
+        </w:tabs>
+        <w:ind w:left="720" w:hanging="360"/>
+      </w:pPr>
+      <w:rPr>
+        <w:rFonts w:ascii="Symbol" w:hAnsi="Symbol" w:hint="default"/>
+        <w:sz w:val="20"/>
+      </w:rPr>
+    </w:lvl>
+    <w:lvl w:ilvl="1" w:tentative="1">
+      <w:start w:val="1"/>
+      <w:numFmt w:val="bullet"/>
+      <w:lvlText w:val="o"/>
+      <w:lvlJc w:val="left"/>
+      <w:pPr>
+        <w:tabs>
+          <w:tab w:val="num" w:pos="1440"/>
+        </w:tabs>
+        <w:ind w:left="1440" w:hanging="360"/>
+      </w:pPr>
+      <w:rPr>
+        <w:rFonts w:ascii="Courier New" w:hAnsi="Courier New" w:hint="default"/>
+        <w:sz w:val="20"/>
+      </w:rPr>
+    </w:lvl>
+    <w:lvl w:ilvl="2" w:tentative="1">
+      <w:start w:val="1"/>
+      <w:numFmt w:val="bullet"/>
+      <w:lvlText w:val=""/>
+      <w:lvlJc w:val="left"/>
+      <w:pPr>
+        <w:tabs>
+          <w:tab w:val="num" w:pos="2160"/>
+        </w:tabs>
+        <w:ind w:left="2160" w:hanging="360"/>
+      </w:pPr>
+      <w:rPr>
+        <w:rFonts w:ascii="Wingdings" w:hAnsi="Wingdings" w:hint="default"/>
+        <w:sz w:val="20"/>
+      </w:rPr>
+    </w:lvl>
+    <w:lvl w:ilvl="3" w:tentative="1">
+      <w:start w:val="1"/>
+      <w:numFmt w:val="bullet"/>
+      <w:lvlText w:val=""/>
+      <w:lvlJc w:val="left"/>
+      <w:pPr>
+        <w:tabs>
+          <w:tab w:val="num" w:pos="2880"/>
+        </w:tabs>
+        <w:ind w:left="2880" w:hanging="360"/>
+      </w:pPr>
+      <w:rPr>
+        <w:rFonts w:ascii="Wingdings" w:hAnsi="Wingdings" w:hint="default"/>
+        <w:sz w:val="20"/>
+      </w:rPr>
+    </w:lvl>
+    <w:lvl w:ilvl="4" w:tentative="1">
+      <w:start w:val="1"/>
+      <w:numFmt w:val="bullet"/>
+      <w:lvlText w:val=""/>
+      <w:lvlJc w:val="left"/>
+      <w:pPr>
+        <w:tabs>
+          <w:tab w:val="num" w:pos="3600"/>
+        </w:tabs>
+        <w:ind w:left="3600" w:hanging="360"/>
+      </w:pPr>
+      <w:rPr>
+        <w:rFonts w:ascii="Wingdings" w:hAnsi="Wingdings" w:hint="default"/>
+        <w:sz w:val="20"/>
+      </w:rPr>
+    </w:lvl>
+    <w:lvl w:ilvl="5" w:tentative="1">
+      <w:start w:val="1"/>
+      <w:numFmt w:val="bullet"/>
+      <w:lvlText w:val=""/>
+      <w:lvlJc w:val="left"/>
+      <w:pPr>
+        <w:tabs>
+          <w:tab w:val="num" w:pos="4320"/>
+        </w:tabs>
+        <w:ind w:left="4320" w:hanging="360"/>
+      </w:pPr>
+      <w:rPr>
+        <w:rFonts w:ascii="Wingdings" w:hAnsi="Wingdings" w:hint="default"/>
+        <w:sz w:val="20"/>
+      </w:rPr>
+    </w:lvl>
+    <w:lvl w:ilvl="6" w:tentative="1">
+      <w:start w:val="1"/>
+      <w:numFmt w:val="bullet"/>
+      <w:lvlText w:val=""/>
+      <w:lvlJc w:val="left"/>
+      <w:pPr>
+        <w:tabs>
+          <w:tab w:val="num" w:pos="5040"/>
+        </w:tabs>
+        <w:ind w:left="5040" w:hanging="360"/>
+      </w:pPr>
+      <w:rPr>
+        <w:rFonts w:ascii="Wingdings" w:hAnsi="Wingdings" w:hint="default"/>
+        <w:sz w:val="20"/>
+      </w:rPr>
+    </w:lvl>
+    <w:lvl w:ilvl="7" w:tentative="1">
+      <w:start w:val="1"/>
+      <w:numFmt w:val="bullet"/>
+      <w:lvlText w:val=""/>
+      <w:lvlJc w:val="left"/>
+      <w:pPr>
+        <w:tabs>
+          <w:tab w:val="num" w:pos="5760"/>
+        </w:tabs>
+        <w:ind w:left="5760" w:hanging="360"/>
+      </w:pPr>
+      <w:rPr>
+        <w:rFonts w:ascii="Wingdings" w:hAnsi="Wingdings" w:hint="default"/>
+        <w:sz w:val="20"/>
+      </w:rPr>
+    </w:lvl>
+    <w:lvl w:ilvl="8" w:tentative="1">
+      <w:start w:val="1"/>
+      <w:numFmt w:val="bullet"/>
+      <w:lvlText w:val=""/>
+      <w:lvlJc w:val="left"/>
+      <w:pPr>
+        <w:tabs>
+          <w:tab w:val="num" w:pos="6480"/>
+        </w:tabs>
+        <w:ind w:left="6480" w:hanging="360"/>
+      </w:pPr>
+      <w:rPr>
+        <w:rFonts w:ascii="Wingdings" w:hAnsi="Wingdings" w:hint="default"/>
+        <w:sz w:val="20"/>
+      </w:rPr>
+    </w:lvl>
+  </w:abstractNum>
+  <w:abstractNum w:abstractNumId="10" w15:restartNumberingAfterBreak="0">
     <w:nsid w:val="27E4148D"/>
     <w:multiLevelType w:val="multilevel"/>
     <w:tmpl w:val="23BE7228"/>
@@ -2360,7 +2853,603 @@
       </w:rPr>
     </w:lvl>
   </w:abstractNum>
-  <w:abstractNum w:abstractNumId="3" w15:restartNumberingAfterBreak="0">
+  <w:abstractNum w:abstractNumId="11" w15:restartNumberingAfterBreak="0">
+    <w:nsid w:val="2D8B75E8"/>
+    <w:multiLevelType w:val="multilevel"/>
+    <w:tmpl w:val="1F8CBE6E"/>
+    <w:lvl w:ilvl="0">
+      <w:start w:val="1"/>
+      <w:numFmt w:val="bullet"/>
+      <w:lvlText w:val=""/>
+      <w:lvlJc w:val="left"/>
+      <w:pPr>
+        <w:tabs>
+          <w:tab w:val="num" w:pos="720"/>
+        </w:tabs>
+        <w:ind w:left="720" w:hanging="360"/>
+      </w:pPr>
+      <w:rPr>
+        <w:rFonts w:ascii="Symbol" w:hAnsi="Symbol" w:hint="default"/>
+        <w:sz w:val="20"/>
+      </w:rPr>
+    </w:lvl>
+    <w:lvl w:ilvl="1" w:tentative="1">
+      <w:start w:val="1"/>
+      <w:numFmt w:val="bullet"/>
+      <w:lvlText w:val="o"/>
+      <w:lvlJc w:val="left"/>
+      <w:pPr>
+        <w:tabs>
+          <w:tab w:val="num" w:pos="1440"/>
+        </w:tabs>
+        <w:ind w:left="1440" w:hanging="360"/>
+      </w:pPr>
+      <w:rPr>
+        <w:rFonts w:ascii="Courier New" w:hAnsi="Courier New" w:hint="default"/>
+        <w:sz w:val="20"/>
+      </w:rPr>
+    </w:lvl>
+    <w:lvl w:ilvl="2" w:tentative="1">
+      <w:start w:val="1"/>
+      <w:numFmt w:val="bullet"/>
+      <w:lvlText w:val=""/>
+      <w:lvlJc w:val="left"/>
+      <w:pPr>
+        <w:tabs>
+          <w:tab w:val="num" w:pos="2160"/>
+        </w:tabs>
+        <w:ind w:left="2160" w:hanging="360"/>
+      </w:pPr>
+      <w:rPr>
+        <w:rFonts w:ascii="Wingdings" w:hAnsi="Wingdings" w:hint="default"/>
+        <w:sz w:val="20"/>
+      </w:rPr>
+    </w:lvl>
+    <w:lvl w:ilvl="3" w:tentative="1">
+      <w:start w:val="1"/>
+      <w:numFmt w:val="bullet"/>
+      <w:lvlText w:val=""/>
+      <w:lvlJc w:val="left"/>
+      <w:pPr>
+        <w:tabs>
+          <w:tab w:val="num" w:pos="2880"/>
+        </w:tabs>
+        <w:ind w:left="2880" w:hanging="360"/>
+      </w:pPr>
+      <w:rPr>
+        <w:rFonts w:ascii="Wingdings" w:hAnsi="Wingdings" w:hint="default"/>
+        <w:sz w:val="20"/>
+      </w:rPr>
+    </w:lvl>
+    <w:lvl w:ilvl="4" w:tentative="1">
+      <w:start w:val="1"/>
+      <w:numFmt w:val="bullet"/>
+      <w:lvlText w:val=""/>
+      <w:lvlJc w:val="left"/>
+      <w:pPr>
+        <w:tabs>
+          <w:tab w:val="num" w:pos="3600"/>
+        </w:tabs>
+        <w:ind w:left="3600" w:hanging="360"/>
+      </w:pPr>
+      <w:rPr>
+        <w:rFonts w:ascii="Wingdings" w:hAnsi="Wingdings" w:hint="default"/>
+        <w:sz w:val="20"/>
+      </w:rPr>
+    </w:lvl>
+    <w:lvl w:ilvl="5" w:tentative="1">
+      <w:start w:val="1"/>
+      <w:numFmt w:val="bullet"/>
+      <w:lvlText w:val=""/>
+      <w:lvlJc w:val="left"/>
+      <w:pPr>
+        <w:tabs>
+          <w:tab w:val="num" w:pos="4320"/>
+        </w:tabs>
+        <w:ind w:left="4320" w:hanging="360"/>
+      </w:pPr>
+      <w:rPr>
+        <w:rFonts w:ascii="Wingdings" w:hAnsi="Wingdings" w:hint="default"/>
+        <w:sz w:val="20"/>
+      </w:rPr>
+    </w:lvl>
+    <w:lvl w:ilvl="6" w:tentative="1">
+      <w:start w:val="1"/>
+      <w:numFmt w:val="bullet"/>
+      <w:lvlText w:val=""/>
+      <w:lvlJc w:val="left"/>
+      <w:pPr>
+        <w:tabs>
+          <w:tab w:val="num" w:pos="5040"/>
+        </w:tabs>
+        <w:ind w:left="5040" w:hanging="360"/>
+      </w:pPr>
+      <w:rPr>
+        <w:rFonts w:ascii="Wingdings" w:hAnsi="Wingdings" w:hint="default"/>
+        <w:sz w:val="20"/>
+      </w:rPr>
+    </w:lvl>
+    <w:lvl w:ilvl="7" w:tentative="1">
+      <w:start w:val="1"/>
+      <w:numFmt w:val="bullet"/>
+      <w:lvlText w:val=""/>
+      <w:lvlJc w:val="left"/>
+      <w:pPr>
+        <w:tabs>
+          <w:tab w:val="num" w:pos="5760"/>
+        </w:tabs>
+        <w:ind w:left="5760" w:hanging="360"/>
+      </w:pPr>
+      <w:rPr>
+        <w:rFonts w:ascii="Wingdings" w:hAnsi="Wingdings" w:hint="default"/>
+        <w:sz w:val="20"/>
+      </w:rPr>
+    </w:lvl>
+    <w:lvl w:ilvl="8" w:tentative="1">
+      <w:start w:val="1"/>
+      <w:numFmt w:val="bullet"/>
+      <w:lvlText w:val=""/>
+      <w:lvlJc w:val="left"/>
+      <w:pPr>
+        <w:tabs>
+          <w:tab w:val="num" w:pos="6480"/>
+        </w:tabs>
+        <w:ind w:left="6480" w:hanging="360"/>
+      </w:pPr>
+      <w:rPr>
+        <w:rFonts w:ascii="Wingdings" w:hAnsi="Wingdings" w:hint="default"/>
+        <w:sz w:val="20"/>
+      </w:rPr>
+    </w:lvl>
+  </w:abstractNum>
+  <w:abstractNum w:abstractNumId="12" w15:restartNumberingAfterBreak="0">
+    <w:nsid w:val="454642EE"/>
+    <w:multiLevelType w:val="multilevel"/>
+    <w:tmpl w:val="B32C0B30"/>
+    <w:lvl w:ilvl="0">
+      <w:start w:val="1"/>
+      <w:numFmt w:val="bullet"/>
+      <w:lvlText w:val=""/>
+      <w:lvlJc w:val="left"/>
+      <w:pPr>
+        <w:tabs>
+          <w:tab w:val="num" w:pos="720"/>
+        </w:tabs>
+        <w:ind w:left="720" w:hanging="360"/>
+      </w:pPr>
+      <w:rPr>
+        <w:rFonts w:ascii="Symbol" w:hAnsi="Symbol" w:hint="default"/>
+        <w:sz w:val="20"/>
+      </w:rPr>
+    </w:lvl>
+    <w:lvl w:ilvl="1" w:tentative="1">
+      <w:start w:val="1"/>
+      <w:numFmt w:val="bullet"/>
+      <w:lvlText w:val="o"/>
+      <w:lvlJc w:val="left"/>
+      <w:pPr>
+        <w:tabs>
+          <w:tab w:val="num" w:pos="1440"/>
+        </w:tabs>
+        <w:ind w:left="1440" w:hanging="360"/>
+      </w:pPr>
+      <w:rPr>
+        <w:rFonts w:ascii="Courier New" w:hAnsi="Courier New" w:hint="default"/>
+        <w:sz w:val="20"/>
+      </w:rPr>
+    </w:lvl>
+    <w:lvl w:ilvl="2" w:tentative="1">
+      <w:start w:val="1"/>
+      <w:numFmt w:val="bullet"/>
+      <w:lvlText w:val=""/>
+      <w:lvlJc w:val="left"/>
+      <w:pPr>
+        <w:tabs>
+          <w:tab w:val="num" w:pos="2160"/>
+        </w:tabs>
+        <w:ind w:left="2160" w:hanging="360"/>
+      </w:pPr>
+      <w:rPr>
+        <w:rFonts w:ascii="Wingdings" w:hAnsi="Wingdings" w:hint="default"/>
+        <w:sz w:val="20"/>
+      </w:rPr>
+    </w:lvl>
+    <w:lvl w:ilvl="3" w:tentative="1">
+      <w:start w:val="1"/>
+      <w:numFmt w:val="bullet"/>
+      <w:lvlText w:val=""/>
+      <w:lvlJc w:val="left"/>
+      <w:pPr>
+        <w:tabs>
+          <w:tab w:val="num" w:pos="2880"/>
+        </w:tabs>
+        <w:ind w:left="2880" w:hanging="360"/>
+      </w:pPr>
+      <w:rPr>
+        <w:rFonts w:ascii="Wingdings" w:hAnsi="Wingdings" w:hint="default"/>
+        <w:sz w:val="20"/>
+      </w:rPr>
+    </w:lvl>
+    <w:lvl w:ilvl="4" w:tentative="1">
+      <w:start w:val="1"/>
+      <w:numFmt w:val="bullet"/>
+      <w:lvlText w:val=""/>
+      <w:lvlJc w:val="left"/>
+      <w:pPr>
+        <w:tabs>
+          <w:tab w:val="num" w:pos="3600"/>
+        </w:tabs>
+        <w:ind w:left="3600" w:hanging="360"/>
+      </w:pPr>
+      <w:rPr>
+        <w:rFonts w:ascii="Wingdings" w:hAnsi="Wingdings" w:hint="default"/>
+        <w:sz w:val="20"/>
+      </w:rPr>
+    </w:lvl>
+    <w:lvl w:ilvl="5" w:tentative="1">
+      <w:start w:val="1"/>
+      <w:numFmt w:val="bullet"/>
+      <w:lvlText w:val=""/>
+      <w:lvlJc w:val="left"/>
+      <w:pPr>
+        <w:tabs>
+          <w:tab w:val="num" w:pos="4320"/>
+        </w:tabs>
+        <w:ind w:left="4320" w:hanging="360"/>
+      </w:pPr>
+      <w:rPr>
+        <w:rFonts w:ascii="Wingdings" w:hAnsi="Wingdings" w:hint="default"/>
+        <w:sz w:val="20"/>
+      </w:rPr>
+    </w:lvl>
+    <w:lvl w:ilvl="6" w:tentative="1">
+      <w:start w:val="1"/>
+      <w:numFmt w:val="bullet"/>
+      <w:lvlText w:val=""/>
+      <w:lvlJc w:val="left"/>
+      <w:pPr>
+        <w:tabs>
+          <w:tab w:val="num" w:pos="5040"/>
+        </w:tabs>
+        <w:ind w:left="5040" w:hanging="360"/>
+      </w:pPr>
+      <w:rPr>
+        <w:rFonts w:ascii="Wingdings" w:hAnsi="Wingdings" w:hint="default"/>
+        <w:sz w:val="20"/>
+      </w:rPr>
+    </w:lvl>
+    <w:lvl w:ilvl="7" w:tentative="1">
+      <w:start w:val="1"/>
+      <w:numFmt w:val="bullet"/>
+      <w:lvlText w:val=""/>
+      <w:lvlJc w:val="left"/>
+      <w:pPr>
+        <w:tabs>
+          <w:tab w:val="num" w:pos="5760"/>
+        </w:tabs>
+        <w:ind w:left="5760" w:hanging="360"/>
+      </w:pPr>
+      <w:rPr>
+        <w:rFonts w:ascii="Wingdings" w:hAnsi="Wingdings" w:hint="default"/>
+        <w:sz w:val="20"/>
+      </w:rPr>
+    </w:lvl>
+    <w:lvl w:ilvl="8" w:tentative="1">
+      <w:start w:val="1"/>
+      <w:numFmt w:val="bullet"/>
+      <w:lvlText w:val=""/>
+      <w:lvlJc w:val="left"/>
+      <w:pPr>
+        <w:tabs>
+          <w:tab w:val="num" w:pos="6480"/>
+        </w:tabs>
+        <w:ind w:left="6480" w:hanging="360"/>
+      </w:pPr>
+      <w:rPr>
+        <w:rFonts w:ascii="Wingdings" w:hAnsi="Wingdings" w:hint="default"/>
+        <w:sz w:val="20"/>
+      </w:rPr>
+    </w:lvl>
+  </w:abstractNum>
+  <w:abstractNum w:abstractNumId="13" w15:restartNumberingAfterBreak="0">
+    <w:nsid w:val="49737851"/>
+    <w:multiLevelType w:val="multilevel"/>
+    <w:tmpl w:val="38D21C12"/>
+    <w:lvl w:ilvl="0">
+      <w:start w:val="1"/>
+      <w:numFmt w:val="bullet"/>
+      <w:lvlText w:val=""/>
+      <w:lvlJc w:val="left"/>
+      <w:pPr>
+        <w:tabs>
+          <w:tab w:val="num" w:pos="720"/>
+        </w:tabs>
+        <w:ind w:left="720" w:hanging="360"/>
+      </w:pPr>
+      <w:rPr>
+        <w:rFonts w:ascii="Symbol" w:hAnsi="Symbol" w:hint="default"/>
+        <w:sz w:val="20"/>
+      </w:rPr>
+    </w:lvl>
+    <w:lvl w:ilvl="1" w:tentative="1">
+      <w:start w:val="1"/>
+      <w:numFmt w:val="bullet"/>
+      <w:lvlText w:val="o"/>
+      <w:lvlJc w:val="left"/>
+      <w:pPr>
+        <w:tabs>
+          <w:tab w:val="num" w:pos="1440"/>
+        </w:tabs>
+        <w:ind w:left="1440" w:hanging="360"/>
+      </w:pPr>
+      <w:rPr>
+        <w:rFonts w:ascii="Courier New" w:hAnsi="Courier New" w:hint="default"/>
+        <w:sz w:val="20"/>
+      </w:rPr>
+    </w:lvl>
+    <w:lvl w:ilvl="2" w:tentative="1">
+      <w:start w:val="1"/>
+      <w:numFmt w:val="bullet"/>
+      <w:lvlText w:val=""/>
+      <w:lvlJc w:val="left"/>
+      <w:pPr>
+        <w:tabs>
+          <w:tab w:val="num" w:pos="2160"/>
+        </w:tabs>
+        <w:ind w:left="2160" w:hanging="360"/>
+      </w:pPr>
+      <w:rPr>
+        <w:rFonts w:ascii="Wingdings" w:hAnsi="Wingdings" w:hint="default"/>
+        <w:sz w:val="20"/>
+      </w:rPr>
+    </w:lvl>
+    <w:lvl w:ilvl="3" w:tentative="1">
+      <w:start w:val="1"/>
+      <w:numFmt w:val="bullet"/>
+      <w:lvlText w:val=""/>
+      <w:lvlJc w:val="left"/>
+      <w:pPr>
+        <w:tabs>
+          <w:tab w:val="num" w:pos="2880"/>
+        </w:tabs>
+        <w:ind w:left="2880" w:hanging="360"/>
+      </w:pPr>
+      <w:rPr>
+        <w:rFonts w:ascii="Wingdings" w:hAnsi="Wingdings" w:hint="default"/>
+        <w:sz w:val="20"/>
+      </w:rPr>
+    </w:lvl>
+    <w:lvl w:ilvl="4" w:tentative="1">
+      <w:start w:val="1"/>
+      <w:numFmt w:val="bullet"/>
+      <w:lvlText w:val=""/>
+      <w:lvlJc w:val="left"/>
+      <w:pPr>
+        <w:tabs>
+          <w:tab w:val="num" w:pos="3600"/>
+        </w:tabs>
+        <w:ind w:left="3600" w:hanging="360"/>
+      </w:pPr>
+      <w:rPr>
+        <w:rFonts w:ascii="Wingdings" w:hAnsi="Wingdings" w:hint="default"/>
+        <w:sz w:val="20"/>
+      </w:rPr>
+    </w:lvl>
+    <w:lvl w:ilvl="5" w:tentative="1">
+      <w:start w:val="1"/>
+      <w:numFmt w:val="bullet"/>
+      <w:lvlText w:val=""/>
+      <w:lvlJc w:val="left"/>
+      <w:pPr>
+        <w:tabs>
+          <w:tab w:val="num" w:pos="4320"/>
+        </w:tabs>
+        <w:ind w:left="4320" w:hanging="360"/>
+      </w:pPr>
+      <w:rPr>
+        <w:rFonts w:ascii="Wingdings" w:hAnsi="Wingdings" w:hint="default"/>
+        <w:sz w:val="20"/>
+      </w:rPr>
+    </w:lvl>
+    <w:lvl w:ilvl="6" w:tentative="1">
+      <w:start w:val="1"/>
+      <w:numFmt w:val="bullet"/>
+      <w:lvlText w:val=""/>
+      <w:lvlJc w:val="left"/>
+      <w:pPr>
+        <w:tabs>
+          <w:tab w:val="num" w:pos="5040"/>
+        </w:tabs>
+        <w:ind w:left="5040" w:hanging="360"/>
+      </w:pPr>
+      <w:rPr>
+        <w:rFonts w:ascii="Wingdings" w:hAnsi="Wingdings" w:hint="default"/>
+        <w:sz w:val="20"/>
+      </w:rPr>
+    </w:lvl>
+    <w:lvl w:ilvl="7" w:tentative="1">
+      <w:start w:val="1"/>
+      <w:numFmt w:val="bullet"/>
+      <w:lvlText w:val=""/>
+      <w:lvlJc w:val="left"/>
+      <w:pPr>
+        <w:tabs>
+          <w:tab w:val="num" w:pos="5760"/>
+        </w:tabs>
+        <w:ind w:left="5760" w:hanging="360"/>
+      </w:pPr>
+      <w:rPr>
+        <w:rFonts w:ascii="Wingdings" w:hAnsi="Wingdings" w:hint="default"/>
+        <w:sz w:val="20"/>
+      </w:rPr>
+    </w:lvl>
+    <w:lvl w:ilvl="8" w:tentative="1">
+      <w:start w:val="1"/>
+      <w:numFmt w:val="bullet"/>
+      <w:lvlText w:val=""/>
+      <w:lvlJc w:val="left"/>
+      <w:pPr>
+        <w:tabs>
+          <w:tab w:val="num" w:pos="6480"/>
+        </w:tabs>
+        <w:ind w:left="6480" w:hanging="360"/>
+      </w:pPr>
+      <w:rPr>
+        <w:rFonts w:ascii="Wingdings" w:hAnsi="Wingdings" w:hint="default"/>
+        <w:sz w:val="20"/>
+      </w:rPr>
+    </w:lvl>
+  </w:abstractNum>
+  <w:abstractNum w:abstractNumId="14" w15:restartNumberingAfterBreak="0">
+    <w:nsid w:val="4B5245E8"/>
+    <w:multiLevelType w:val="multilevel"/>
+    <w:tmpl w:val="371EF41C"/>
+    <w:lvl w:ilvl="0">
+      <w:start w:val="1"/>
+      <w:numFmt w:val="bullet"/>
+      <w:lvlText w:val=""/>
+      <w:lvlJc w:val="left"/>
+      <w:pPr>
+        <w:tabs>
+          <w:tab w:val="num" w:pos="720"/>
+        </w:tabs>
+        <w:ind w:left="720" w:hanging="360"/>
+      </w:pPr>
+      <w:rPr>
+        <w:rFonts w:ascii="Symbol" w:hAnsi="Symbol" w:hint="default"/>
+        <w:sz w:val="20"/>
+      </w:rPr>
+    </w:lvl>
+    <w:lvl w:ilvl="1" w:tentative="1">
+      <w:start w:val="1"/>
+      <w:numFmt w:val="bullet"/>
+      <w:lvlText w:val="o"/>
+      <w:lvlJc w:val="left"/>
+      <w:pPr>
+        <w:tabs>
+          <w:tab w:val="num" w:pos="1440"/>
+        </w:tabs>
+        <w:ind w:left="1440" w:hanging="360"/>
+      </w:pPr>
+      <w:rPr>
+        <w:rFonts w:ascii="Courier New" w:hAnsi="Courier New" w:hint="default"/>
+        <w:sz w:val="20"/>
+      </w:rPr>
+    </w:lvl>
+    <w:lvl w:ilvl="2" w:tentative="1">
+      <w:start w:val="1"/>
+      <w:numFmt w:val="bullet"/>
+      <w:lvlText w:val=""/>
+      <w:lvlJc w:val="left"/>
+      <w:pPr>
+        <w:tabs>
+          <w:tab w:val="num" w:pos="2160"/>
+        </w:tabs>
+        <w:ind w:left="2160" w:hanging="360"/>
+      </w:pPr>
+      <w:rPr>
+        <w:rFonts w:ascii="Wingdings" w:hAnsi="Wingdings" w:hint="default"/>
+        <w:sz w:val="20"/>
+      </w:rPr>
+    </w:lvl>
+    <w:lvl w:ilvl="3" w:tentative="1">
+      <w:start w:val="1"/>
+      <w:numFmt w:val="bullet"/>
+      <w:lvlText w:val=""/>
+      <w:lvlJc w:val="left"/>
+      <w:pPr>
+        <w:tabs>
+          <w:tab w:val="num" w:pos="2880"/>
+        </w:tabs>
+        <w:ind w:left="2880" w:hanging="360"/>
+      </w:pPr>
+      <w:rPr>
+        <w:rFonts w:ascii="Wingdings" w:hAnsi="Wingdings" w:hint="default"/>
+        <w:sz w:val="20"/>
+      </w:rPr>
+    </w:lvl>
+    <w:lvl w:ilvl="4" w:tentative="1">
+      <w:start w:val="1"/>
+      <w:numFmt w:val="bullet"/>
+      <w:lvlText w:val=""/>
+      <w:lvlJc w:val="left"/>
+      <w:pPr>
+        <w:tabs>
+          <w:tab w:val="num" w:pos="3600"/>
+        </w:tabs>
+        <w:ind w:left="3600" w:hanging="360"/>
+      </w:pPr>
+      <w:rPr>
+        <w:rFonts w:ascii="Wingdings" w:hAnsi="Wingdings" w:hint="default"/>
+        <w:sz w:val="20"/>
+      </w:rPr>
+    </w:lvl>
+    <w:lvl w:ilvl="5" w:tentative="1">
+      <w:start w:val="1"/>
+      <w:numFmt w:val="bullet"/>
+      <w:lvlText w:val=""/>
+      <w:lvlJc w:val="left"/>
+      <w:pPr>
+        <w:tabs>
+          <w:tab w:val="num" w:pos="4320"/>
+        </w:tabs>
+        <w:ind w:left="4320" w:hanging="360"/>
+      </w:pPr>
+      <w:rPr>
+        <w:rFonts w:ascii="Wingdings" w:hAnsi="Wingdings" w:hint="default"/>
+        <w:sz w:val="20"/>
+      </w:rPr>
+    </w:lvl>
+    <w:lvl w:ilvl="6" w:tentative="1">
+      <w:start w:val="1"/>
+      <w:numFmt w:val="bullet"/>
+      <w:lvlText w:val=""/>
+      <w:lvlJc w:val="left"/>
+      <w:pPr>
+        <w:tabs>
+          <w:tab w:val="num" w:pos="5040"/>
+        </w:tabs>
+        <w:ind w:left="5040" w:hanging="360"/>
+      </w:pPr>
+      <w:rPr>
+        <w:rFonts w:ascii="Wingdings" w:hAnsi="Wingdings" w:hint="default"/>
+        <w:sz w:val="20"/>
+      </w:rPr>
+    </w:lvl>
+    <w:lvl w:ilvl="7" w:tentative="1">
+      <w:start w:val="1"/>
+      <w:numFmt w:val="bullet"/>
+      <w:lvlText w:val=""/>
+      <w:lvlJc w:val="left"/>
+      <w:pPr>
+        <w:tabs>
+          <w:tab w:val="num" w:pos="5760"/>
+        </w:tabs>
+        <w:ind w:left="5760" w:hanging="360"/>
+      </w:pPr>
+      <w:rPr>
+        <w:rFonts w:ascii="Wingdings" w:hAnsi="Wingdings" w:hint="default"/>
+        <w:sz w:val="20"/>
+      </w:rPr>
+    </w:lvl>
+    <w:lvl w:ilvl="8" w:tentative="1">
+      <w:start w:val="1"/>
+      <w:numFmt w:val="bullet"/>
+      <w:lvlText w:val=""/>
+      <w:lvlJc w:val="left"/>
+      <w:pPr>
+        <w:tabs>
+          <w:tab w:val="num" w:pos="6480"/>
+        </w:tabs>
+        <w:ind w:left="6480" w:hanging="360"/>
+      </w:pPr>
+      <w:rPr>
+        <w:rFonts w:ascii="Wingdings" w:hAnsi="Wingdings" w:hint="default"/>
+        <w:sz w:val="20"/>
+      </w:rPr>
+    </w:lvl>
+  </w:abstractNum>
+  <w:abstractNum w:abstractNumId="15" w15:restartNumberingAfterBreak="0">
     <w:nsid w:val="646A7FF8"/>
     <w:multiLevelType w:val="multilevel"/>
     <w:tmpl w:val="450ADE98"/>
@@ -2509,7 +3598,305 @@
       </w:rPr>
     </w:lvl>
   </w:abstractNum>
-  <w:abstractNum w:abstractNumId="4" w15:restartNumberingAfterBreak="0">
+  <w:abstractNum w:abstractNumId="16" w15:restartNumberingAfterBreak="0">
+    <w:nsid w:val="66884A6D"/>
+    <w:multiLevelType w:val="multilevel"/>
+    <w:tmpl w:val="F1502054"/>
+    <w:lvl w:ilvl="0">
+      <w:start w:val="1"/>
+      <w:numFmt w:val="bullet"/>
+      <w:lvlText w:val=""/>
+      <w:lvlJc w:val="left"/>
+      <w:pPr>
+        <w:tabs>
+          <w:tab w:val="num" w:pos="720"/>
+        </w:tabs>
+        <w:ind w:left="720" w:hanging="360"/>
+      </w:pPr>
+      <w:rPr>
+        <w:rFonts w:ascii="Symbol" w:hAnsi="Symbol" w:hint="default"/>
+        <w:sz w:val="20"/>
+      </w:rPr>
+    </w:lvl>
+    <w:lvl w:ilvl="1" w:tentative="1">
+      <w:start w:val="1"/>
+      <w:numFmt w:val="bullet"/>
+      <w:lvlText w:val="o"/>
+      <w:lvlJc w:val="left"/>
+      <w:pPr>
+        <w:tabs>
+          <w:tab w:val="num" w:pos="1440"/>
+        </w:tabs>
+        <w:ind w:left="1440" w:hanging="360"/>
+      </w:pPr>
+      <w:rPr>
+        <w:rFonts w:ascii="Courier New" w:hAnsi="Courier New" w:hint="default"/>
+        <w:sz w:val="20"/>
+      </w:rPr>
+    </w:lvl>
+    <w:lvl w:ilvl="2" w:tentative="1">
+      <w:start w:val="1"/>
+      <w:numFmt w:val="bullet"/>
+      <w:lvlText w:val=""/>
+      <w:lvlJc w:val="left"/>
+      <w:pPr>
+        <w:tabs>
+          <w:tab w:val="num" w:pos="2160"/>
+        </w:tabs>
+        <w:ind w:left="2160" w:hanging="360"/>
+      </w:pPr>
+      <w:rPr>
+        <w:rFonts w:ascii="Wingdings" w:hAnsi="Wingdings" w:hint="default"/>
+        <w:sz w:val="20"/>
+      </w:rPr>
+    </w:lvl>
+    <w:lvl w:ilvl="3" w:tentative="1">
+      <w:start w:val="1"/>
+      <w:numFmt w:val="bullet"/>
+      <w:lvlText w:val=""/>
+      <w:lvlJc w:val="left"/>
+      <w:pPr>
+        <w:tabs>
+          <w:tab w:val="num" w:pos="2880"/>
+        </w:tabs>
+        <w:ind w:left="2880" w:hanging="360"/>
+      </w:pPr>
+      <w:rPr>
+        <w:rFonts w:ascii="Wingdings" w:hAnsi="Wingdings" w:hint="default"/>
+        <w:sz w:val="20"/>
+      </w:rPr>
+    </w:lvl>
+    <w:lvl w:ilvl="4" w:tentative="1">
+      <w:start w:val="1"/>
+      <w:numFmt w:val="bullet"/>
+      <w:lvlText w:val=""/>
+      <w:lvlJc w:val="left"/>
+      <w:pPr>
+        <w:tabs>
+          <w:tab w:val="num" w:pos="3600"/>
+        </w:tabs>
+        <w:ind w:left="3600" w:hanging="360"/>
+      </w:pPr>
+      <w:rPr>
+        <w:rFonts w:ascii="Wingdings" w:hAnsi="Wingdings" w:hint="default"/>
+        <w:sz w:val="20"/>
+      </w:rPr>
+    </w:lvl>
+    <w:lvl w:ilvl="5" w:tentative="1">
+      <w:start w:val="1"/>
+      <w:numFmt w:val="bullet"/>
+      <w:lvlText w:val=""/>
+      <w:lvlJc w:val="left"/>
+      <w:pPr>
+        <w:tabs>
+          <w:tab w:val="num" w:pos="4320"/>
+        </w:tabs>
+        <w:ind w:left="4320" w:hanging="360"/>
+      </w:pPr>
+      <w:rPr>
+        <w:rFonts w:ascii="Wingdings" w:hAnsi="Wingdings" w:hint="default"/>
+        <w:sz w:val="20"/>
+      </w:rPr>
+    </w:lvl>
+    <w:lvl w:ilvl="6" w:tentative="1">
+      <w:start w:val="1"/>
+      <w:numFmt w:val="bullet"/>
+      <w:lvlText w:val=""/>
+      <w:lvlJc w:val="left"/>
+      <w:pPr>
+        <w:tabs>
+          <w:tab w:val="num" w:pos="5040"/>
+        </w:tabs>
+        <w:ind w:left="5040" w:hanging="360"/>
+      </w:pPr>
+      <w:rPr>
+        <w:rFonts w:ascii="Wingdings" w:hAnsi="Wingdings" w:hint="default"/>
+        <w:sz w:val="20"/>
+      </w:rPr>
+    </w:lvl>
+    <w:lvl w:ilvl="7" w:tentative="1">
+      <w:start w:val="1"/>
+      <w:numFmt w:val="bullet"/>
+      <w:lvlText w:val=""/>
+      <w:lvlJc w:val="left"/>
+      <w:pPr>
+        <w:tabs>
+          <w:tab w:val="num" w:pos="5760"/>
+        </w:tabs>
+        <w:ind w:left="5760" w:hanging="360"/>
+      </w:pPr>
+      <w:rPr>
+        <w:rFonts w:ascii="Wingdings" w:hAnsi="Wingdings" w:hint="default"/>
+        <w:sz w:val="20"/>
+      </w:rPr>
+    </w:lvl>
+    <w:lvl w:ilvl="8" w:tentative="1">
+      <w:start w:val="1"/>
+      <w:numFmt w:val="bullet"/>
+      <w:lvlText w:val=""/>
+      <w:lvlJc w:val="left"/>
+      <w:pPr>
+        <w:tabs>
+          <w:tab w:val="num" w:pos="6480"/>
+        </w:tabs>
+        <w:ind w:left="6480" w:hanging="360"/>
+      </w:pPr>
+      <w:rPr>
+        <w:rFonts w:ascii="Wingdings" w:hAnsi="Wingdings" w:hint="default"/>
+        <w:sz w:val="20"/>
+      </w:rPr>
+    </w:lvl>
+  </w:abstractNum>
+  <w:abstractNum w:abstractNumId="17" w15:restartNumberingAfterBreak="0">
+    <w:nsid w:val="687E7E51"/>
+    <w:multiLevelType w:val="multilevel"/>
+    <w:tmpl w:val="6EC87AEA"/>
+    <w:lvl w:ilvl="0">
+      <w:start w:val="1"/>
+      <w:numFmt w:val="bullet"/>
+      <w:lvlText w:val=""/>
+      <w:lvlJc w:val="left"/>
+      <w:pPr>
+        <w:tabs>
+          <w:tab w:val="num" w:pos="720"/>
+        </w:tabs>
+        <w:ind w:left="720" w:hanging="360"/>
+      </w:pPr>
+      <w:rPr>
+        <w:rFonts w:ascii="Symbol" w:hAnsi="Symbol" w:hint="default"/>
+        <w:sz w:val="20"/>
+      </w:rPr>
+    </w:lvl>
+    <w:lvl w:ilvl="1" w:tentative="1">
+      <w:start w:val="1"/>
+      <w:numFmt w:val="bullet"/>
+      <w:lvlText w:val="o"/>
+      <w:lvlJc w:val="left"/>
+      <w:pPr>
+        <w:tabs>
+          <w:tab w:val="num" w:pos="1440"/>
+        </w:tabs>
+        <w:ind w:left="1440" w:hanging="360"/>
+      </w:pPr>
+      <w:rPr>
+        <w:rFonts w:ascii="Courier New" w:hAnsi="Courier New" w:hint="default"/>
+        <w:sz w:val="20"/>
+      </w:rPr>
+    </w:lvl>
+    <w:lvl w:ilvl="2" w:tentative="1">
+      <w:start w:val="1"/>
+      <w:numFmt w:val="bullet"/>
+      <w:lvlText w:val=""/>
+      <w:lvlJc w:val="left"/>
+      <w:pPr>
+        <w:tabs>
+          <w:tab w:val="num" w:pos="2160"/>
+        </w:tabs>
+        <w:ind w:left="2160" w:hanging="360"/>
+      </w:pPr>
+      <w:rPr>
+        <w:rFonts w:ascii="Wingdings" w:hAnsi="Wingdings" w:hint="default"/>
+        <w:sz w:val="20"/>
+      </w:rPr>
+    </w:lvl>
+    <w:lvl w:ilvl="3" w:tentative="1">
+      <w:start w:val="1"/>
+      <w:numFmt w:val="bullet"/>
+      <w:lvlText w:val=""/>
+      <w:lvlJc w:val="left"/>
+      <w:pPr>
+        <w:tabs>
+          <w:tab w:val="num" w:pos="2880"/>
+        </w:tabs>
+        <w:ind w:left="2880" w:hanging="360"/>
+      </w:pPr>
+      <w:rPr>
+        <w:rFonts w:ascii="Wingdings" w:hAnsi="Wingdings" w:hint="default"/>
+        <w:sz w:val="20"/>
+      </w:rPr>
+    </w:lvl>
+    <w:lvl w:ilvl="4" w:tentative="1">
+      <w:start w:val="1"/>
+      <w:numFmt w:val="bullet"/>
+      <w:lvlText w:val=""/>
+      <w:lvlJc w:val="left"/>
+      <w:pPr>
+        <w:tabs>
+          <w:tab w:val="num" w:pos="3600"/>
+        </w:tabs>
+        <w:ind w:left="3600" w:hanging="360"/>
+      </w:pPr>
+      <w:rPr>
+        <w:rFonts w:ascii="Wingdings" w:hAnsi="Wingdings" w:hint="default"/>
+        <w:sz w:val="20"/>
+      </w:rPr>
+    </w:lvl>
+    <w:lvl w:ilvl="5" w:tentative="1">
+      <w:start w:val="1"/>
+      <w:numFmt w:val="bullet"/>
+      <w:lvlText w:val=""/>
+      <w:lvlJc w:val="left"/>
+      <w:pPr>
+        <w:tabs>
+          <w:tab w:val="num" w:pos="4320"/>
+        </w:tabs>
+        <w:ind w:left="4320" w:hanging="360"/>
+      </w:pPr>
+      <w:rPr>
+        <w:rFonts w:ascii="Wingdings" w:hAnsi="Wingdings" w:hint="default"/>
+        <w:sz w:val="20"/>
+      </w:rPr>
+    </w:lvl>
+    <w:lvl w:ilvl="6" w:tentative="1">
+      <w:start w:val="1"/>
+      <w:numFmt w:val="bullet"/>
+      <w:lvlText w:val=""/>
+      <w:lvlJc w:val="left"/>
+      <w:pPr>
+        <w:tabs>
+          <w:tab w:val="num" w:pos="5040"/>
+        </w:tabs>
+        <w:ind w:left="5040" w:hanging="360"/>
+      </w:pPr>
+      <w:rPr>
+        <w:rFonts w:ascii="Wingdings" w:hAnsi="Wingdings" w:hint="default"/>
+        <w:sz w:val="20"/>
+      </w:rPr>
+    </w:lvl>
+    <w:lvl w:ilvl="7" w:tentative="1">
+      <w:start w:val="1"/>
+      <w:numFmt w:val="bullet"/>
+      <w:lvlText w:val=""/>
+      <w:lvlJc w:val="left"/>
+      <w:pPr>
+        <w:tabs>
+          <w:tab w:val="num" w:pos="5760"/>
+        </w:tabs>
+        <w:ind w:left="5760" w:hanging="360"/>
+      </w:pPr>
+      <w:rPr>
+        <w:rFonts w:ascii="Wingdings" w:hAnsi="Wingdings" w:hint="default"/>
+        <w:sz w:val="20"/>
+      </w:rPr>
+    </w:lvl>
+    <w:lvl w:ilvl="8" w:tentative="1">
+      <w:start w:val="1"/>
+      <w:numFmt w:val="bullet"/>
+      <w:lvlText w:val=""/>
+      <w:lvlJc w:val="left"/>
+      <w:pPr>
+        <w:tabs>
+          <w:tab w:val="num" w:pos="6480"/>
+        </w:tabs>
+        <w:ind w:left="6480" w:hanging="360"/>
+      </w:pPr>
+      <w:rPr>
+        <w:rFonts w:ascii="Wingdings" w:hAnsi="Wingdings" w:hint="default"/>
+        <w:sz w:val="20"/>
+      </w:rPr>
+    </w:lvl>
+  </w:abstractNum>
+  <w:abstractNum w:abstractNumId="18" w15:restartNumberingAfterBreak="0">
     <w:nsid w:val="6B2D6555"/>
     <w:multiLevelType w:val="multilevel"/>
     <w:tmpl w:val="8F008328"/>
@@ -2658,7 +4045,7 @@
       </w:rPr>
     </w:lvl>
   </w:abstractNum>
-  <w:abstractNum w:abstractNumId="5" w15:restartNumberingAfterBreak="0">
+  <w:abstractNum w:abstractNumId="19" w15:restartNumberingAfterBreak="0">
     <w:nsid w:val="7C99547D"/>
     <w:multiLevelType w:val="multilevel"/>
     <w:tmpl w:val="26DC2878"/>
@@ -2771,7 +4158,7 @@
       </w:pPr>
     </w:lvl>
   </w:abstractNum>
-  <w:abstractNum w:abstractNumId="6" w15:restartNumberingAfterBreak="0">
+  <w:abstractNum w:abstractNumId="20" w15:restartNumberingAfterBreak="0">
     <w:nsid w:val="7FD6049F"/>
     <w:multiLevelType w:val="multilevel"/>
     <w:tmpl w:val="D5C6AD98"/>
@@ -2921,25 +4308,67 @@
     </w:lvl>
   </w:abstractNum>
   <w:num w:numId="1">
+    <w:abstractNumId w:val="3"/>
+  </w:num>
+  <w:num w:numId="2">
+    <w:abstractNumId w:val="18"/>
+  </w:num>
+  <w:num w:numId="3">
+    <w:abstractNumId w:val="19"/>
+  </w:num>
+  <w:num w:numId="4">
+    <w:abstractNumId w:val="15"/>
+  </w:num>
+  <w:num w:numId="5">
+    <w:abstractNumId w:val="4"/>
+  </w:num>
+  <w:num w:numId="6">
+    <w:abstractNumId w:val="20"/>
+  </w:num>
+  <w:num w:numId="7">
+    <w:abstractNumId w:val="10"/>
+  </w:num>
+  <w:num w:numId="8">
+    <w:abstractNumId w:val="11"/>
+  </w:num>
+  <w:num w:numId="9">
+    <w:abstractNumId w:val="2"/>
+  </w:num>
+  <w:num w:numId="10">
+    <w:abstractNumId w:val="13"/>
+  </w:num>
+  <w:num w:numId="11">
+    <w:abstractNumId w:val="9"/>
+  </w:num>
+  <w:num w:numId="12">
+    <w:abstractNumId w:val="1"/>
+  </w:num>
+  <w:num w:numId="13">
     <w:abstractNumId w:val="0"/>
   </w:num>
-  <w:num w:numId="2">
-    <w:abstractNumId w:val="4"/>
+  <w:num w:numId="14">
+    <w:abstractNumId w:val="8"/>
   </w:num>
-  <w:num w:numId="3">
+  <w:num w:numId="15">
+    <w:abstractNumId w:val="7"/>
+  </w:num>
+  <w:num w:numId="16">
     <w:abstractNumId w:val="5"/>
   </w:num>
-  <w:num w:numId="4">
-    <w:abstractNumId w:val="3"/>
-  </w:num>
-  <w:num w:numId="5">
-    <w:abstractNumId w:val="1"/>
-  </w:num>
-  <w:num w:numId="6">
+  <w:num w:numId="17">
     <w:abstractNumId w:val="6"/>
   </w:num>
-  <w:num w:numId="7">
-    <w:abstractNumId w:val="2"/>
+  <w:num w:numId="18">
+    <w:abstractNumId w:val="17"/>
+  </w:num>
+  <w:num w:numId="19">
+    <w:abstractNumId w:val="16"/>
+  </w:num>
+  <w:num w:numId="20">
+    <w:abstractNumId w:val="12"/>
+  </w:num>
+  <w:num w:numId="21">
+    <w:abstractNumId w:val="14"/>
   </w:num>
 </w:numbering>
 </file>
@@ -3399,6 +4828,29 @@
       <w:lang w:eastAsia="es-ES"/>
     </w:rPr>
   </w:style>
+  <w:style w:type="paragraph" w:styleId="Ttulo4">
+    <w:name w:val="heading 4"/>
+    <w:basedOn w:val="Normal"/>
+    <w:next w:val="Normal"/>
+    <w:link w:val="Ttulo4Car"/>
+    <w:uiPriority w:val="9"/>
+    <w:semiHidden/>
+    <w:unhideWhenUsed/>
+    <w:qFormat/>
+    <w:rsid w:val="00492D66"/>
+    <w:pPr>
+      <w:keepNext/>
+      <w:keepLines/>
+      <w:spacing w:before="40" w:after="0"/>
+      <w:outlineLvl w:val="3"/>
+    </w:pPr>
+    <w:rPr>
+      <w:rFonts w:asciiTheme="majorHAnsi" w:eastAsiaTheme="majorEastAsia" w:hAnsiTheme="majorHAnsi" w:cstheme="majorBidi"/>
+      <w:i/>
+      <w:iCs/>
+      <w:color w:val="2E74B5" w:themeColor="accent1" w:themeShade="BF"/>
+    </w:rPr>
+  </w:style>
   <w:style w:type="character" w:default="1" w:styleId="Fuentedeprrafopredeter">
     <w:name w:val="Default Paragraph Font"/>
     <w:uiPriority w:val="1"/>
@@ -3498,6 +4950,33 @@
     <w:rPr>
       <w:b/>
       <w:bCs/>
+    </w:rPr>
+  </w:style>
+  <w:style w:type="character" w:customStyle="1" w:styleId="Ttulo4Car">
+    <w:name w:val="Título 4 Car"/>
+    <w:basedOn w:val="Fuentedeprrafopredeter"/>
+    <w:link w:val="Ttulo4"/>
+    <w:uiPriority w:val="9"/>
+    <w:semiHidden/>
+    <w:rsid w:val="00492D66"/>
+    <w:rPr>
+      <w:rFonts w:asciiTheme="majorHAnsi" w:eastAsiaTheme="majorEastAsia" w:hAnsiTheme="majorHAnsi" w:cstheme="majorBidi"/>
+      <w:i/>
+      <w:iCs/>
+      <w:color w:val="2E74B5" w:themeColor="accent1" w:themeShade="BF"/>
+    </w:rPr>
+  </w:style>
+  <w:style w:type="character" w:styleId="CdigoHTML">
+    <w:name w:val="HTML Code"/>
+    <w:basedOn w:val="Fuentedeprrafopredeter"/>
+    <w:uiPriority w:val="99"/>
+    <w:semiHidden/>
+    <w:unhideWhenUsed/>
+    <w:rsid w:val="00492D66"/>
+    <w:rPr>
+      <w:rFonts w:ascii="Courier New" w:eastAsia="Times New Roman" w:hAnsi="Courier New" w:cs="Courier New"/>
+      <w:sz w:val="20"/>
+      <w:szCs w:val="20"/>
     </w:rPr>
   </w:style>
 </w:styles>
